--- a/Etapa Construcción - Iteración 2/Diseño - Especificación de CUs ／ Casos de prueba/Especificacion CU07 Crear Etapa- Kairos - NexTech.docx
+++ b/Etapa Construcción - Iteración 2/Diseño - Especificación de CUs ／ Casos de prueba/Especificacion CU07 Crear Etapa- Kairos - NexTech.docx
@@ -1140,7 +1140,7 @@
             <wp:extent cx="1200150" cy="1200150"/>
             <wp:effectExtent b="0" l="0" r="0" t="0"/>
             <wp:wrapSquare wrapText="bothSides" distB="0" distT="0" distL="114300" distR="114300"/>
-            <wp:docPr descr="psi-negro.png" id="118" name="image3.png"/>
+            <wp:docPr descr="psi-negro.png" id="119" name="image3.png"/>
             <a:graphic>
               <a:graphicData uri="http://schemas.openxmlformats.org/drawingml/2006/picture">
                 <pic:pic>
@@ -1195,7 +1195,7 @@
             <wp:extent cx="1304925" cy="2019300"/>
             <wp:effectExtent b="0" l="0" r="0" t="0"/>
             <wp:wrapSquare wrapText="bothSides" distB="0" distT="0" distL="114300" distR="114300"/>
-            <wp:docPr descr="UNPA.JPG" id="120" name="image1.jpg"/>
+            <wp:docPr descr="UNPA.JPG" id="121" name="image1.jpg"/>
             <a:graphic>
               <a:graphicData uri="http://schemas.openxmlformats.org/drawingml/2006/picture">
                 <pic:pic>
@@ -1332,7 +1332,7 @@
     </w:p>
     <w:sdt>
       <w:sdtPr>
-        <w:id w:val="-1470027227"/>
+        <w:id w:val="940452463"/>
         <w:docPartObj>
           <w:docPartGallery w:val="Table of Contents"/>
           <w:docPartUnique w:val="1"/>
@@ -1935,15 +1935,112 @@
         <w:spacing w:after="60" w:before="120" w:lineRule="auto"/>
         <w:ind w:left="0" w:firstLine="0"/>
         <w:jc w:val="both"/>
-        <w:rPr>
-          <w:rFonts w:ascii="Arial" w:cs="Arial" w:eastAsia="Arial" w:hAnsi="Arial"/>
+        <w:rPr/>
+      </w:pPr>
+      <w:bookmarkStart w:colFirst="0" w:colLast="0" w:name="_heading=h.gg31clqu5kzb" w:id="0"/>
+      <w:bookmarkEnd w:id="0"/>
+      <w:r>
+        <w:rPr>
+          <w:rtl w:val="0"/>
+        </w:rPr>
+        <w:t xml:space="preserve">Diagrama de Casos de Uso</w:t>
+      </w:r>
+    </w:p>
+    <w:p>
+      <w:pPr>
+        <w:tabs>
+          <w:tab w:val="left" w:leader="none" w:pos="0"/>
+        </w:tabs>
+        <w:rPr/>
+      </w:pPr>
+      <w:r>
+        <w:rPr/>
+        <w:drawing>
+          <wp:inline distB="114300" distT="114300" distL="114300" distR="114300">
+            <wp:extent cx="5399730" cy="4305300"/>
+            <wp:effectExtent b="0" l="0" r="0" t="0"/>
+            <wp:docPr id="118" name="image16.png"/>
+            <a:graphic>
+              <a:graphicData uri="http://schemas.openxmlformats.org/drawingml/2006/picture">
+                <pic:pic>
+                  <pic:nvPicPr>
+                    <pic:cNvPr id="0" name="image16.png"/>
+                    <pic:cNvPicPr preferRelativeResize="0"/>
+                  </pic:nvPicPr>
+                  <pic:blipFill>
+                    <a:blip r:embed="rId10"/>
+                    <a:srcRect b="0" l="0" r="0" t="0"/>
+                    <a:stretch>
+                      <a:fillRect/>
+                    </a:stretch>
+                  </pic:blipFill>
+                  <pic:spPr>
+                    <a:xfrm>
+                      <a:off x="0" y="0"/>
+                      <a:ext cx="5399730" cy="4305300"/>
+                    </a:xfrm>
+                    <a:prstGeom prst="rect"/>
+                    <a:ln/>
+                  </pic:spPr>
+                </pic:pic>
+              </a:graphicData>
+            </a:graphic>
+          </wp:inline>
+        </w:drawing>
+      </w:r>
+      <w:r>
+        <w:rPr>
+          <w:rtl w:val="0"/>
+        </w:rPr>
+      </w:r>
+    </w:p>
+    <w:p>
+      <w:pPr>
+        <w:keepNext w:val="1"/>
+        <w:widowControl w:val="0"/>
+        <w:tabs>
+          <w:tab w:val="left" w:leader="none" w:pos="0"/>
+        </w:tabs>
+        <w:spacing w:after="60" w:before="120" w:lineRule="auto"/>
+        <w:ind w:left="0"/>
+        <w:jc w:val="center"/>
+        <w:rPr/>
+      </w:pPr>
+      <w:r>
+        <w:rPr>
+          <w:b w:val="1"/>
+          <w:sz w:val="28"/>
+          <w:szCs w:val="28"/>
+          <w:rtl w:val="0"/>
+        </w:rPr>
+        <w:t xml:space="preserve">Figura 1 – Diagrama de Casos de uso.</w:t>
+      </w:r>
+      <w:r>
+        <w:rPr>
+          <w:rtl w:val="0"/>
+        </w:rPr>
+      </w:r>
+    </w:p>
+    <w:p>
+      <w:pPr>
+        <w:pStyle w:val="Heading1"/>
+        <w:keepNext w:val="1"/>
+        <w:widowControl w:val="0"/>
+        <w:tabs>
+          <w:tab w:val="left" w:leader="none" w:pos="0"/>
+        </w:tabs>
+        <w:spacing w:after="60" w:before="120" w:lineRule="auto"/>
+        <w:ind w:left="0" w:firstLine="0"/>
+        <w:jc w:val="both"/>
+        <w:rPr>
+          <w:rFonts w:ascii="Calibri" w:cs="Calibri" w:eastAsia="Calibri" w:hAnsi="Calibri"/>
           <w:color w:val="000000"/>
           <w:sz w:val="22"/>
           <w:szCs w:val="22"/>
         </w:rPr>
       </w:pPr>
-      <w:bookmarkStart w:colFirst="0" w:colLast="0" w:name="_heading=h.ncnjke955axu" w:id="0"/>
-      <w:bookmarkEnd w:id="0"/>
+      <w:bookmarkStart w:colFirst="0" w:colLast="0" w:name="_heading=h.ncnjke955axu" w:id="1"/>
+      <w:bookmarkEnd w:id="1"/>
       <w:r>
         <w:rPr>
           <w:rtl w:val="0"/>
@@ -1959,7 +2056,7 @@
     <w:sdt>
       <w:sdtPr>
         <w:lock w:val="contentLocked"/>
-        <w:id w:val="-192127087"/>
+        <w:id w:val="1393153456"/>
         <w:tag w:val="goog_rdk_0"/>
       </w:sdtPr>
       <w:sdtContent>
@@ -2013,14 +2110,14 @@
                 <w:pPr>
                   <w:widowControl w:val="0"/>
                   <w:spacing w:before="0" w:line="240" w:lineRule="auto"/>
-                  <w:ind w:left="0" w:firstLine="0"/>
+                  <w:ind w:left="0"/>
                   <w:rPr/>
                 </w:pPr>
                 <w:r>
                   <w:rPr>
                     <w:rtl w:val="0"/>
                   </w:rPr>
-                  <w:t xml:space="preserve">CASO DE USO #</w:t>
+                  <w:t xml:space="preserve">CASO DE USO #07</w:t>
                 </w:r>
               </w:p>
             </w:tc>
@@ -2039,13 +2136,14 @@
                 <w:pPr>
                   <w:widowControl w:val="0"/>
                   <w:spacing w:before="0" w:line="240" w:lineRule="auto"/>
-                  <w:ind w:left="0" w:firstLine="0"/>
+                  <w:ind w:left="0"/>
                   <w:rPr/>
                 </w:pPr>
                 <w:r>
                   <w:rPr>
                     <w:rtl w:val="0"/>
                   </w:rPr>
+                  <w:t xml:space="preserve">Crear etapa</w:t>
                 </w:r>
               </w:p>
             </w:tc>
@@ -2072,7 +2170,7 @@
                 <w:pPr>
                   <w:widowControl w:val="0"/>
                   <w:spacing w:before="0" w:line="240" w:lineRule="auto"/>
-                  <w:ind w:left="0" w:firstLine="0"/>
+                  <w:ind w:left="0"/>
                   <w:rPr/>
                 </w:pPr>
                 <w:r>
@@ -2098,14 +2196,14 @@
                 <w:pPr>
                   <w:widowControl w:val="0"/>
                   <w:spacing w:before="0" w:line="240" w:lineRule="auto"/>
-                  <w:ind w:left="0" w:firstLine="0"/>
+                  <w:ind w:left="0"/>
                   <w:rPr/>
                 </w:pPr>
                 <w:r>
                   <w:rPr>
                     <w:rtl w:val="0"/>
                   </w:rPr>
-                  <w:t xml:space="preserve">Líder de proyecto, Miembro</w:t>
+                  <w:t xml:space="preserve">Líder del proyecto</w:t>
                 </w:r>
               </w:p>
             </w:tc>
@@ -2132,7 +2230,7 @@
                 <w:pPr>
                   <w:widowControl w:val="0"/>
                   <w:spacing w:before="0" w:line="240" w:lineRule="auto"/>
-                  <w:ind w:left="0" w:firstLine="0"/>
+                  <w:ind w:left="0"/>
                   <w:rPr/>
                 </w:pPr>
                 <w:r>
@@ -2158,28 +2256,542 @@
                 <w:pPr>
                   <w:widowControl w:val="0"/>
                   <w:spacing w:before="0" w:line="240" w:lineRule="auto"/>
-                  <w:ind w:left="0" w:firstLine="0"/>
+                  <w:ind w:left="0"/>
                   <w:rPr/>
                 </w:pPr>
                 <w:r>
                   <w:rPr>
                     <w:rtl w:val="0"/>
                   </w:rPr>
-                  <w:t xml:space="preserve">El actor debe estar autenticado en el sistema.</w:t>
+                  <w:t xml:space="preserve">El líder del proyecto debe estar autenticado y debe tener por lo menos un proyecto creado.</w:t>
+                </w:r>
+              </w:p>
+            </w:tc>
+          </w:tr>
+          <w:tr>
+            <w:trPr>
+              <w:cantSplit w:val="0"/>
+              <w:tblHeader w:val="0"/>
+            </w:trPr>
+            <w:tc>
+              <w:tcPr>
+                <w:shd w:fill="auto" w:val="clear"/>
+                <w:tcMar>
+                  <w:top w:w="100.0" w:type="dxa"/>
+                  <w:left w:w="100.0" w:type="dxa"/>
+                  <w:bottom w:w="100.0" w:type="dxa"/>
+                  <w:right w:w="100.0" w:type="dxa"/>
+                </w:tcMar>
+                <w:vAlign w:val="top"/>
+              </w:tcPr>
+              <w:p>
+                <w:pPr>
+                  <w:widowControl w:val="0"/>
+                  <w:spacing w:before="0" w:line="240" w:lineRule="auto"/>
+                  <w:ind w:left="0"/>
+                  <w:rPr/>
+                </w:pPr>
+                <w:r>
+                  <w:rPr>
+                    <w:rtl w:val="0"/>
+                  </w:rPr>
+                  <w:t xml:space="preserve">Descripción</w:t>
+                </w:r>
+              </w:p>
+            </w:tc>
+            <w:tc>
+              <w:tcPr>
+                <w:shd w:fill="auto" w:val="clear"/>
+                <w:tcMar>
+                  <w:top w:w="100.0" w:type="dxa"/>
+                  <w:left w:w="100.0" w:type="dxa"/>
+                  <w:bottom w:w="100.0" w:type="dxa"/>
+                  <w:right w:w="100.0" w:type="dxa"/>
+                </w:tcMar>
+                <w:vAlign w:val="top"/>
+              </w:tcPr>
+              <w:p>
+                <w:pPr>
+                  <w:widowControl w:val="0"/>
+                  <w:spacing w:before="0" w:line="240" w:lineRule="auto"/>
+                  <w:ind w:left="0"/>
+                  <w:rPr/>
+                </w:pPr>
+                <w:r>
+                  <w:rPr>
+                    <w:rtl w:val="0"/>
+                  </w:rPr>
+                  <w:t xml:space="preserve">Paso</w:t>
+                </w:r>
+              </w:p>
+            </w:tc>
+            <w:tc>
+              <w:tcPr>
+                <w:shd w:fill="auto" w:val="clear"/>
+                <w:tcMar>
+                  <w:top w:w="100.0" w:type="dxa"/>
+                  <w:left w:w="100.0" w:type="dxa"/>
+                  <w:bottom w:w="100.0" w:type="dxa"/>
+                  <w:right w:w="100.0" w:type="dxa"/>
+                </w:tcMar>
+                <w:vAlign w:val="top"/>
+              </w:tcPr>
+              <w:p>
+                <w:pPr>
+                  <w:widowControl w:val="0"/>
+                  <w:spacing w:before="0" w:line="240" w:lineRule="auto"/>
+                  <w:ind w:left="0"/>
+                  <w:rPr/>
+                </w:pPr>
+                <w:r>
+                  <w:rPr>
+                    <w:rtl w:val="0"/>
+                  </w:rPr>
+                  <w:t xml:space="preserve">Acción</w:t>
+                </w:r>
+              </w:p>
+            </w:tc>
+          </w:tr>
+          <w:tr>
+            <w:trPr>
+              <w:cantSplit w:val="0"/>
+              <w:trHeight w:val="420" w:hRule="atLeast"/>
+              <w:tblHeader w:val="0"/>
+            </w:trPr>
+            <w:tc>
+              <w:tcPr>
+                <w:vMerge w:val="restart"/>
+                <w:shd w:fill="auto" w:val="clear"/>
+                <w:tcMar>
+                  <w:top w:w="100.0" w:type="dxa"/>
+                  <w:left w:w="100.0" w:type="dxa"/>
+                  <w:bottom w:w="100.0" w:type="dxa"/>
+                  <w:right w:w="100.0" w:type="dxa"/>
+                </w:tcMar>
+                <w:vAlign w:val="top"/>
+              </w:tcPr>
+              <w:p>
+                <w:pPr>
+                  <w:widowControl w:val="0"/>
+                  <w:spacing w:before="0" w:line="240" w:lineRule="auto"/>
+                  <w:ind w:left="0"/>
+                  <w:rPr/>
+                </w:pPr>
+                <w:r>
+                  <w:rPr>
+                    <w:rtl w:val="0"/>
+                  </w:rPr>
+                </w:r>
+              </w:p>
+            </w:tc>
+            <w:tc>
+              <w:tcPr>
+                <w:shd w:fill="auto" w:val="clear"/>
+                <w:tcMar>
+                  <w:top w:w="100.0" w:type="dxa"/>
+                  <w:left w:w="100.0" w:type="dxa"/>
+                  <w:bottom w:w="100.0" w:type="dxa"/>
+                  <w:right w:w="100.0" w:type="dxa"/>
+                </w:tcMar>
+                <w:vAlign w:val="top"/>
+              </w:tcPr>
+              <w:p>
+                <w:pPr>
+                  <w:widowControl w:val="0"/>
+                  <w:spacing w:before="0" w:line="240" w:lineRule="auto"/>
+                  <w:ind w:left="0"/>
+                  <w:jc w:val="center"/>
+                  <w:rPr/>
+                </w:pPr>
+                <w:r>
+                  <w:rPr>
+                    <w:rtl w:val="0"/>
+                  </w:rPr>
+                  <w:t xml:space="preserve">1</w:t>
+                </w:r>
+              </w:p>
+            </w:tc>
+            <w:tc>
+              <w:tcPr>
+                <w:shd w:fill="auto" w:val="clear"/>
+                <w:tcMar>
+                  <w:top w:w="100.0" w:type="dxa"/>
+                  <w:left w:w="100.0" w:type="dxa"/>
+                  <w:bottom w:w="100.0" w:type="dxa"/>
+                  <w:right w:w="100.0" w:type="dxa"/>
+                </w:tcMar>
+                <w:vAlign w:val="top"/>
+              </w:tcPr>
+              <w:p>
+                <w:pPr>
+                  <w:widowControl w:val="0"/>
+                  <w:spacing w:before="0" w:line="240" w:lineRule="auto"/>
+                  <w:ind w:left="0"/>
+                  <w:rPr/>
+                </w:pPr>
+                <w:r>
+                  <w:rPr>
+                    <w:rtl w:val="0"/>
+                  </w:rPr>
+                  <w:t xml:space="preserve">El líder del proyecto abre un proyecto y selecciona la opción “Crear etapa”.</w:t>
+                </w:r>
+              </w:p>
+            </w:tc>
+          </w:tr>
+          <w:tr>
+            <w:trPr>
+              <w:cantSplit w:val="0"/>
+              <w:trHeight w:val="773.935546875" w:hRule="atLeast"/>
+              <w:tblHeader w:val="0"/>
+            </w:trPr>
+            <w:tc>
+              <w:tcPr>
+                <w:vMerge w:val="continue"/>
+                <w:shd w:fill="auto" w:val="clear"/>
+                <w:tcMar>
+                  <w:top w:w="100.0" w:type="dxa"/>
+                  <w:left w:w="100.0" w:type="dxa"/>
+                  <w:bottom w:w="100.0" w:type="dxa"/>
+                  <w:right w:w="100.0" w:type="dxa"/>
+                </w:tcMar>
+                <w:vAlign w:val="top"/>
+              </w:tcPr>
+              <w:p>
+                <w:pPr>
+                  <w:widowControl w:val="0"/>
+                  <w:spacing w:before="0" w:line="240" w:lineRule="auto"/>
+                  <w:ind w:left="0"/>
+                  <w:rPr/>
+                </w:pPr>
+                <w:r>
+                  <w:rPr>
+                    <w:rtl w:val="0"/>
+                  </w:rPr>
+                </w:r>
+              </w:p>
+            </w:tc>
+            <w:tc>
+              <w:tcPr>
+                <w:shd w:fill="auto" w:val="clear"/>
+                <w:tcMar>
+                  <w:top w:w="100.0" w:type="dxa"/>
+                  <w:left w:w="100.0" w:type="dxa"/>
+                  <w:bottom w:w="100.0" w:type="dxa"/>
+                  <w:right w:w="100.0" w:type="dxa"/>
+                </w:tcMar>
+                <w:vAlign w:val="top"/>
+              </w:tcPr>
+              <w:p>
+                <w:pPr>
+                  <w:widowControl w:val="0"/>
+                  <w:spacing w:before="0" w:line="240" w:lineRule="auto"/>
+                  <w:ind w:left="0"/>
+                  <w:jc w:val="center"/>
+                  <w:rPr/>
+                </w:pPr>
+                <w:r>
+                  <w:rPr>
+                    <w:rtl w:val="0"/>
+                  </w:rPr>
+                  <w:t xml:space="preserve">2</w:t>
+                </w:r>
+              </w:p>
+            </w:tc>
+            <w:tc>
+              <w:tcPr>
+                <w:shd w:fill="auto" w:val="clear"/>
+                <w:tcMar>
+                  <w:top w:w="100.0" w:type="dxa"/>
+                  <w:left w:w="100.0" w:type="dxa"/>
+                  <w:bottom w:w="100.0" w:type="dxa"/>
+                  <w:right w:w="100.0" w:type="dxa"/>
+                </w:tcMar>
+                <w:vAlign w:val="top"/>
+              </w:tcPr>
+              <w:p>
+                <w:pPr>
+                  <w:widowControl w:val="0"/>
+                  <w:spacing w:before="0" w:line="240" w:lineRule="auto"/>
+                  <w:ind w:left="0"/>
+                  <w:rPr/>
+                </w:pPr>
+                <w:r>
+                  <w:rPr>
+                    <w:rtl w:val="0"/>
+                  </w:rPr>
+                  <w:t xml:space="preserve">El sistema despliega la pantalla “Nueva etapa” y el líder del proyecto ingresa los datos ‘nombre’, ‘fecha de inicio estimada’, ‘fecha de finalización estimada’, ‘descripción’ y ‘estado’. El líder del proyecto selecciona la opción “Crear” o “Cancelar”.</w:t>
+                </w:r>
+              </w:p>
+            </w:tc>
+          </w:tr>
+          <w:tr>
+            <w:trPr>
+              <w:cantSplit w:val="0"/>
+              <w:trHeight w:val="450" w:hRule="atLeast"/>
+              <w:tblHeader w:val="0"/>
+            </w:trPr>
+            <w:tc>
+              <w:tcPr>
+                <w:vMerge w:val="continue"/>
+                <w:shd w:fill="auto" w:val="clear"/>
+                <w:tcMar>
+                  <w:top w:w="100.0" w:type="dxa"/>
+                  <w:left w:w="100.0" w:type="dxa"/>
+                  <w:bottom w:w="100.0" w:type="dxa"/>
+                  <w:right w:w="100.0" w:type="dxa"/>
+                </w:tcMar>
+                <w:vAlign w:val="top"/>
+              </w:tcPr>
+              <w:p>
+                <w:pPr>
+                  <w:widowControl w:val="0"/>
+                  <w:spacing w:before="0" w:line="240" w:lineRule="auto"/>
+                  <w:ind w:left="0"/>
+                  <w:rPr/>
+                </w:pPr>
+                <w:r>
+                  <w:rPr>
+                    <w:rtl w:val="0"/>
+                  </w:rPr>
+                </w:r>
+              </w:p>
+            </w:tc>
+            <w:tc>
+              <w:tcPr>
+                <w:shd w:fill="auto" w:val="clear"/>
+                <w:tcMar>
+                  <w:top w:w="100.0" w:type="dxa"/>
+                  <w:left w:w="100.0" w:type="dxa"/>
+                  <w:bottom w:w="100.0" w:type="dxa"/>
+                  <w:right w:w="100.0" w:type="dxa"/>
+                </w:tcMar>
+                <w:vAlign w:val="top"/>
+              </w:tcPr>
+              <w:p>
+                <w:pPr>
+                  <w:widowControl w:val="0"/>
+                  <w:spacing w:before="0" w:line="240" w:lineRule="auto"/>
+                  <w:ind w:left="0"/>
+                  <w:jc w:val="center"/>
+                  <w:rPr/>
+                </w:pPr>
+                <w:r>
+                  <w:rPr>
+                    <w:rtl w:val="0"/>
+                  </w:rPr>
+                  <w:t xml:space="preserve">3</w:t>
+                </w:r>
+              </w:p>
+            </w:tc>
+            <w:tc>
+              <w:tcPr>
+                <w:shd w:fill="auto" w:val="clear"/>
+                <w:tcMar>
+                  <w:top w:w="100.0" w:type="dxa"/>
+                  <w:left w:w="100.0" w:type="dxa"/>
+                  <w:bottom w:w="100.0" w:type="dxa"/>
+                  <w:right w:w="100.0" w:type="dxa"/>
+                </w:tcMar>
+                <w:vAlign w:val="top"/>
+              </w:tcPr>
+              <w:p>
+                <w:pPr>
+                  <w:widowControl w:val="0"/>
+                  <w:spacing w:before="0" w:line="240" w:lineRule="auto"/>
+                  <w:ind w:left="0"/>
+                  <w:rPr/>
+                </w:pPr>
+                <w:r>
+                  <w:rPr>
+                    <w:rtl w:val="0"/>
+                  </w:rPr>
+                  <w:t xml:space="preserve">El sistema valida los datos y los guarda en la BDD.</w:t>
+                </w:r>
+              </w:p>
+            </w:tc>
+          </w:tr>
+          <w:tr>
+            <w:trPr>
+              <w:cantSplit w:val="0"/>
+              <w:trHeight w:val="447.978515625" w:hRule="atLeast"/>
+              <w:tblHeader w:val="0"/>
+            </w:trPr>
+            <w:tc>
+              <w:tcPr>
+                <w:vMerge w:val="continue"/>
+                <w:shd w:fill="auto" w:val="clear"/>
+                <w:tcMar>
+                  <w:top w:w="100.0" w:type="dxa"/>
+                  <w:left w:w="100.0" w:type="dxa"/>
+                  <w:bottom w:w="100.0" w:type="dxa"/>
+                  <w:right w:w="100.0" w:type="dxa"/>
+                </w:tcMar>
+                <w:vAlign w:val="top"/>
+              </w:tcPr>
+              <w:p>
+                <w:pPr>
+                  <w:widowControl w:val="0"/>
+                  <w:spacing w:before="0" w:line="240" w:lineRule="auto"/>
+                  <w:ind w:left="0"/>
+                  <w:rPr/>
+                </w:pPr>
+                <w:r>
+                  <w:rPr>
+                    <w:rtl w:val="0"/>
+                  </w:rPr>
+                </w:r>
+              </w:p>
+            </w:tc>
+            <w:tc>
+              <w:tcPr>
+                <w:shd w:fill="auto" w:val="clear"/>
+                <w:tcMar>
+                  <w:top w:w="100.0" w:type="dxa"/>
+                  <w:left w:w="100.0" w:type="dxa"/>
+                  <w:bottom w:w="100.0" w:type="dxa"/>
+                  <w:right w:w="100.0" w:type="dxa"/>
+                </w:tcMar>
+                <w:vAlign w:val="top"/>
+              </w:tcPr>
+              <w:p>
+                <w:pPr>
+                  <w:widowControl w:val="0"/>
+                  <w:spacing w:before="0" w:line="240" w:lineRule="auto"/>
+                  <w:ind w:left="0"/>
+                  <w:jc w:val="center"/>
+                  <w:rPr/>
+                </w:pPr>
+                <w:r>
+                  <w:rPr>
+                    <w:rtl w:val="0"/>
+                  </w:rPr>
+                  <w:t xml:space="preserve">4</w:t>
+                </w:r>
+              </w:p>
+            </w:tc>
+            <w:tc>
+              <w:tcPr>
+                <w:shd w:fill="auto" w:val="clear"/>
+                <w:tcMar>
+                  <w:top w:w="100.0" w:type="dxa"/>
+                  <w:left w:w="100.0" w:type="dxa"/>
+                  <w:bottom w:w="100.0" w:type="dxa"/>
+                  <w:right w:w="100.0" w:type="dxa"/>
+                </w:tcMar>
+                <w:vAlign w:val="top"/>
+              </w:tcPr>
+              <w:p>
+                <w:pPr>
+                  <w:widowControl w:val="0"/>
+                  <w:spacing w:before="0" w:line="240" w:lineRule="auto"/>
+                  <w:ind w:left="0"/>
+                  <w:rPr/>
+                </w:pPr>
+                <w:r>
+                  <w:rPr>
+                    <w:rtl w:val="0"/>
+                  </w:rPr>
+                  <w:t xml:space="preserve">El sistema confirma la creación de la etapa.</w:t>
+                </w:r>
+              </w:p>
+            </w:tc>
+          </w:tr>
+          <w:tr>
+            <w:trPr>
+              <w:cantSplit w:val="0"/>
+              <w:trHeight w:val="447.978515625" w:hRule="atLeast"/>
+              <w:tblHeader w:val="0"/>
+            </w:trPr>
+            <w:tc>
+              <w:tcPr>
+                <w:vMerge w:val="continue"/>
+                <w:shd w:fill="auto" w:val="clear"/>
+                <w:tcMar>
+                  <w:top w:w="100.0" w:type="dxa"/>
+                  <w:left w:w="100.0" w:type="dxa"/>
+                  <w:bottom w:w="100.0" w:type="dxa"/>
+                  <w:right w:w="100.0" w:type="dxa"/>
+                </w:tcMar>
+                <w:vAlign w:val="top"/>
+              </w:tcPr>
+              <w:p>
+                <w:pPr>
+                  <w:widowControl w:val="0"/>
+                  <w:spacing w:before="0" w:line="240" w:lineRule="auto"/>
+                  <w:ind w:left="0"/>
+                  <w:rPr/>
+                </w:pPr>
+                <w:r>
+                  <w:rPr>
+                    <w:rtl w:val="0"/>
+                  </w:rPr>
+                </w:r>
+              </w:p>
+            </w:tc>
+            <w:tc>
+              <w:tcPr>
+                <w:shd w:fill="auto" w:val="clear"/>
+                <w:tcMar>
+                  <w:top w:w="100.0" w:type="dxa"/>
+                  <w:left w:w="100.0" w:type="dxa"/>
+                  <w:bottom w:w="100.0" w:type="dxa"/>
+                  <w:right w:w="100.0" w:type="dxa"/>
+                </w:tcMar>
+                <w:vAlign w:val="top"/>
+              </w:tcPr>
+              <w:p>
+                <w:pPr>
+                  <w:widowControl w:val="0"/>
+                  <w:spacing w:before="0" w:line="240" w:lineRule="auto"/>
+                  <w:ind w:left="0"/>
+                  <w:jc w:val="center"/>
+                  <w:rPr/>
+                </w:pPr>
+                <w:r>
+                  <w:rPr>
+                    <w:rtl w:val="0"/>
+                  </w:rPr>
+                  <w:t xml:space="preserve">5</w:t>
+                </w:r>
+              </w:p>
+            </w:tc>
+            <w:tc>
+              <w:tcPr>
+                <w:shd w:fill="auto" w:val="clear"/>
+                <w:tcMar>
+                  <w:top w:w="100.0" w:type="dxa"/>
+                  <w:left w:w="100.0" w:type="dxa"/>
+                  <w:bottom w:w="100.0" w:type="dxa"/>
+                  <w:right w:w="100.0" w:type="dxa"/>
+                </w:tcMar>
+                <w:vAlign w:val="top"/>
+              </w:tcPr>
+              <w:p>
+                <w:pPr>
+                  <w:widowControl w:val="0"/>
+                  <w:spacing w:before="0" w:line="240" w:lineRule="auto"/>
+                  <w:ind w:left="0"/>
+                  <w:rPr/>
+                </w:pPr>
+                <w:r>
+                  <w:rPr>
+                    <w:rtl w:val="0"/>
+                  </w:rPr>
+                  <w:t xml:space="preserve">El sistema despliega la pantalla “Ver etapas”. </w:t>
                 </w:r>
               </w:p>
               <w:p>
                 <w:pPr>
                   <w:widowControl w:val="0"/>
                   <w:spacing w:before="0" w:line="240" w:lineRule="auto"/>
-                  <w:ind w:left="0" w:firstLine="0"/>
+                  <w:ind w:left="0"/>
                   <w:rPr/>
                 </w:pPr>
                 <w:r>
                   <w:rPr>
                     <w:rtl w:val="0"/>
                   </w:rPr>
-                  <w:t xml:space="preserve">Debe existir al menos una tarea registrada.</w:t>
+                  <w:t xml:space="preserve">El sistema actualiza la pantalla “Ver etapas” , mostrando la lista de etapas registradas.</w:t>
                 </w:r>
               </w:p>
             </w:tc>
@@ -2206,1227 +2818,7 @@
                 <w:pPr>
                   <w:widowControl w:val="0"/>
                   <w:spacing w:before="0" w:line="240" w:lineRule="auto"/>
-                  <w:ind w:left="0" w:firstLine="0"/>
-                  <w:rPr/>
-                </w:pPr>
-                <w:r>
-                  <w:rPr>
-                    <w:rtl w:val="0"/>
-                  </w:rPr>
-                  <w:t xml:space="preserve">Disparador</w:t>
-                </w:r>
-              </w:p>
-            </w:tc>
-            <w:tc>
-              <w:tcPr>
-                <w:shd w:fill="auto" w:val="clear"/>
-                <w:tcMar>
-                  <w:top w:w="100.0" w:type="dxa"/>
-                  <w:left w:w="100.0" w:type="dxa"/>
-                  <w:bottom w:w="100.0" w:type="dxa"/>
-                  <w:right w:w="100.0" w:type="dxa"/>
-                </w:tcMar>
-                <w:vAlign w:val="top"/>
-              </w:tcPr>
-              <w:p>
-                <w:pPr>
-                  <w:widowControl w:val="0"/>
-                  <w:spacing w:before="0" w:line="240" w:lineRule="auto"/>
-                  <w:ind w:left="0" w:firstLine="0"/>
-                  <w:rPr/>
-                </w:pPr>
-                <w:r>
-                  <w:rPr>
-                    <w:rtl w:val="0"/>
-                  </w:rPr>
-                  <w:t xml:space="preserve">El actor accede a la PantallaPlanificacion para consultar el listado de tareas existentes.</w:t>
-                </w:r>
-              </w:p>
-            </w:tc>
-          </w:tr>
-          <w:tr>
-            <w:trPr>
-              <w:cantSplit w:val="0"/>
-              <w:tblHeader w:val="0"/>
-            </w:trPr>
-            <w:tc>
-              <w:tcPr>
-                <w:shd w:fill="auto" w:val="clear"/>
-                <w:tcMar>
-                  <w:top w:w="100.0" w:type="dxa"/>
-                  <w:left w:w="100.0" w:type="dxa"/>
-                  <w:bottom w:w="100.0" w:type="dxa"/>
-                  <w:right w:w="100.0" w:type="dxa"/>
-                </w:tcMar>
-                <w:vAlign w:val="top"/>
-              </w:tcPr>
-              <w:p>
-                <w:pPr>
-                  <w:widowControl w:val="0"/>
-                  <w:spacing w:before="0" w:line="240" w:lineRule="auto"/>
-                  <w:ind w:left="0" w:firstLine="0"/>
-                  <w:rPr/>
-                </w:pPr>
-                <w:r>
-                  <w:rPr>
-                    <w:rtl w:val="0"/>
-                  </w:rPr>
-                  <w:t xml:space="preserve">Descripción</w:t>
-                </w:r>
-              </w:p>
-            </w:tc>
-            <w:tc>
-              <w:tcPr>
-                <w:shd w:fill="auto" w:val="clear"/>
-                <w:tcMar>
-                  <w:top w:w="100.0" w:type="dxa"/>
-                  <w:left w:w="100.0" w:type="dxa"/>
-                  <w:bottom w:w="100.0" w:type="dxa"/>
-                  <w:right w:w="100.0" w:type="dxa"/>
-                </w:tcMar>
-                <w:vAlign w:val="top"/>
-              </w:tcPr>
-              <w:p>
-                <w:pPr>
-                  <w:widowControl w:val="0"/>
-                  <w:spacing w:before="0" w:line="240" w:lineRule="auto"/>
-                  <w:ind w:left="0" w:firstLine="0"/>
-                  <w:rPr/>
-                </w:pPr>
-                <w:r>
-                  <w:rPr>
-                    <w:rtl w:val="0"/>
-                  </w:rPr>
-                  <w:t xml:space="preserve">Paso</w:t>
-                </w:r>
-              </w:p>
-            </w:tc>
-            <w:tc>
-              <w:tcPr>
-                <w:shd w:fill="auto" w:val="clear"/>
-                <w:tcMar>
-                  <w:top w:w="100.0" w:type="dxa"/>
-                  <w:left w:w="100.0" w:type="dxa"/>
-                  <w:bottom w:w="100.0" w:type="dxa"/>
-                  <w:right w:w="100.0" w:type="dxa"/>
-                </w:tcMar>
-                <w:vAlign w:val="top"/>
-              </w:tcPr>
-              <w:p>
-                <w:pPr>
-                  <w:widowControl w:val="0"/>
-                  <w:spacing w:before="0" w:line="240" w:lineRule="auto"/>
-                  <w:ind w:left="0" w:firstLine="0"/>
-                  <w:rPr/>
-                </w:pPr>
-                <w:r>
-                  <w:rPr>
-                    <w:rtl w:val="0"/>
-                  </w:rPr>
-                  <w:t xml:space="preserve">Acción</w:t>
-                </w:r>
-              </w:p>
-            </w:tc>
-          </w:tr>
-          <w:tr>
-            <w:trPr>
-              <w:cantSplit w:val="0"/>
-              <w:trHeight w:val="983.935546875" w:hRule="atLeast"/>
-              <w:tblHeader w:val="0"/>
-            </w:trPr>
-            <w:tc>
-              <w:tcPr>
-                <w:shd w:fill="auto" w:val="clear"/>
-                <w:tcMar>
-                  <w:top w:w="100.0" w:type="dxa"/>
-                  <w:left w:w="100.0" w:type="dxa"/>
-                  <w:bottom w:w="100.0" w:type="dxa"/>
-                  <w:right w:w="100.0" w:type="dxa"/>
-                </w:tcMar>
-                <w:vAlign w:val="top"/>
-              </w:tcPr>
-              <w:p>
-                <w:pPr>
-                  <w:widowControl w:val="0"/>
-                  <w:spacing w:before="0" w:line="240" w:lineRule="auto"/>
-                  <w:ind w:left="0" w:firstLine="0"/>
-                  <w:rPr/>
-                </w:pPr>
-                <w:r>
-                  <w:rPr>
-                    <w:rtl w:val="0"/>
-                  </w:rPr>
-                </w:r>
-              </w:p>
-            </w:tc>
-            <w:tc>
-              <w:tcPr>
-                <w:tcBorders>
-                  <w:top w:color="000000" w:space="0" w:sz="8" w:val="single"/>
-                  <w:left w:color="000000" w:space="0" w:sz="8" w:val="single"/>
-                  <w:bottom w:color="000000" w:space="0" w:sz="8" w:val="single"/>
-                  <w:right w:color="000000" w:space="0" w:sz="8" w:val="single"/>
-                </w:tcBorders>
-                <w:tcMar>
-                  <w:top w:w="100.0" w:type="dxa"/>
-                  <w:left w:w="100.0" w:type="dxa"/>
-                  <w:bottom w:w="100.0" w:type="dxa"/>
-                  <w:right w:w="100.0" w:type="dxa"/>
-                </w:tcMar>
-                <w:vAlign w:val="top"/>
-              </w:tcPr>
-              <w:p>
-                <w:pPr>
-                  <w:widowControl w:val="0"/>
-                  <w:spacing w:before="0" w:line="240" w:lineRule="auto"/>
-                  <w:ind w:left="0" w:firstLine="0"/>
-                  <w:jc w:val="center"/>
-                  <w:rPr/>
-                </w:pPr>
-                <w:r>
-                  <w:rPr>
-                    <w:rtl w:val="0"/>
-                  </w:rPr>
-                  <w:t xml:space="preserve">1</w:t>
-                </w:r>
-              </w:p>
-            </w:tc>
-            <w:tc>
-              <w:tcPr>
-                <w:tcBorders>
-                  <w:top w:color="000000" w:space="0" w:sz="8" w:val="single"/>
-                  <w:left w:color="000000" w:space="0" w:sz="8" w:val="single"/>
-                  <w:bottom w:color="000000" w:space="0" w:sz="8" w:val="single"/>
-                  <w:right w:color="000000" w:space="0" w:sz="8" w:val="single"/>
-                </w:tcBorders>
-                <w:tcMar>
-                  <w:top w:w="100.0" w:type="dxa"/>
-                  <w:left w:w="100.0" w:type="dxa"/>
-                  <w:bottom w:w="100.0" w:type="dxa"/>
-                  <w:right w:w="100.0" w:type="dxa"/>
-                </w:tcMar>
-                <w:vAlign w:val="top"/>
-              </w:tcPr>
-              <w:p>
-                <w:pPr>
-                  <w:widowControl w:val="0"/>
-                  <w:spacing w:before="0" w:line="240" w:lineRule="auto"/>
-                  <w:ind w:left="0" w:firstLine="0"/>
-                  <w:rPr/>
-                </w:pPr>
-                <w:r>
-                  <w:rPr>
-                    <w:rtl w:val="0"/>
-                  </w:rPr>
-                  <w:t xml:space="preserve">El sistema despliega la </w:t>
-                </w:r>
-                <w:r>
-                  <w:rPr>
-                    <w:u w:val="single"/>
-                    <w:rtl w:val="0"/>
-                  </w:rPr>
-                  <w:t xml:space="preserve">PantallaPlanificacion</w:t>
-                </w:r>
-                <w:r>
-                  <w:rPr>
-                    <w:rtl w:val="0"/>
-                  </w:rPr>
-                  <w:t xml:space="preserve"> con la lista de tareas existentes.</w:t>
-                </w:r>
-              </w:p>
-            </w:tc>
-          </w:tr>
-          <w:tr>
-            <w:trPr>
-              <w:cantSplit w:val="0"/>
-              <w:trHeight w:val="773.935546875" w:hRule="atLeast"/>
-              <w:tblHeader w:val="0"/>
-            </w:trPr>
-            <w:tc>
-              <w:tcPr>
-                <w:shd w:fill="auto" w:val="clear"/>
-                <w:tcMar>
-                  <w:top w:w="100.0" w:type="dxa"/>
-                  <w:left w:w="100.0" w:type="dxa"/>
-                  <w:bottom w:w="100.0" w:type="dxa"/>
-                  <w:right w:w="100.0" w:type="dxa"/>
-                </w:tcMar>
-                <w:vAlign w:val="top"/>
-              </w:tcPr>
-              <w:p>
-                <w:pPr>
-                  <w:widowControl w:val="0"/>
-                  <w:spacing w:before="0" w:line="240" w:lineRule="auto"/>
-                  <w:ind w:left="0" w:firstLine="0"/>
-                  <w:rPr/>
-                </w:pPr>
-                <w:r>
-                  <w:rPr>
-                    <w:rtl w:val="0"/>
-                  </w:rPr>
-                </w:r>
-              </w:p>
-            </w:tc>
-            <w:tc>
-              <w:tcPr>
-                <w:tcBorders>
-                  <w:top w:color="000000" w:space="0" w:sz="8" w:val="single"/>
-                  <w:left w:color="000000" w:space="0" w:sz="8" w:val="single"/>
-                  <w:bottom w:color="000000" w:space="0" w:sz="8" w:val="single"/>
-                  <w:right w:color="000000" w:space="0" w:sz="8" w:val="single"/>
-                </w:tcBorders>
-                <w:tcMar>
-                  <w:top w:w="100.0" w:type="dxa"/>
-                  <w:left w:w="100.0" w:type="dxa"/>
-                  <w:bottom w:w="100.0" w:type="dxa"/>
-                  <w:right w:w="100.0" w:type="dxa"/>
-                </w:tcMar>
-                <w:vAlign w:val="top"/>
-              </w:tcPr>
-              <w:p>
-                <w:pPr>
-                  <w:widowControl w:val="0"/>
-                  <w:spacing w:before="0" w:line="240" w:lineRule="auto"/>
-                  <w:ind w:left="0" w:firstLine="0"/>
-                  <w:jc w:val="center"/>
-                  <w:rPr/>
-                </w:pPr>
-                <w:r>
-                  <w:rPr>
-                    <w:rtl w:val="0"/>
-                  </w:rPr>
-                  <w:t xml:space="preserve">2</w:t>
-                </w:r>
-              </w:p>
-            </w:tc>
-            <w:tc>
-              <w:tcPr>
-                <w:tcBorders>
-                  <w:top w:color="000000" w:space="0" w:sz="8" w:val="single"/>
-                  <w:left w:color="000000" w:space="0" w:sz="8" w:val="single"/>
-                  <w:bottom w:color="000000" w:space="0" w:sz="8" w:val="single"/>
-                  <w:right w:color="000000" w:space="0" w:sz="8" w:val="single"/>
-                </w:tcBorders>
-                <w:tcMar>
-                  <w:top w:w="100.0" w:type="dxa"/>
-                  <w:left w:w="100.0" w:type="dxa"/>
-                  <w:bottom w:w="100.0" w:type="dxa"/>
-                  <w:right w:w="100.0" w:type="dxa"/>
-                </w:tcMar>
-                <w:vAlign w:val="top"/>
-              </w:tcPr>
-              <w:p>
-                <w:pPr>
-                  <w:widowControl w:val="0"/>
-                  <w:spacing w:before="0" w:line="240" w:lineRule="auto"/>
-                  <w:ind w:left="0" w:firstLine="0"/>
-                  <w:rPr/>
-                </w:pPr>
-                <w:r>
-                  <w:rPr>
-                    <w:rtl w:val="0"/>
-                  </w:rPr>
-                  <w:t xml:space="preserve">La </w:t>
-                </w:r>
-                <w:r>
-                  <w:rPr>
-                    <w:u w:val="single"/>
-                    <w:rtl w:val="0"/>
-                  </w:rPr>
-                  <w:t xml:space="preserve">PantallaPlanificacion</w:t>
-                </w:r>
-                <w:r>
-                  <w:rPr>
-                    <w:rtl w:val="0"/>
-                  </w:rPr>
-                  <w:t xml:space="preserve"> envía el evento solicitarListadoTareas a la </w:t>
-                </w:r>
-                <w:r>
-                  <w:rPr>
-                    <w:u w:val="single"/>
-                    <w:rtl w:val="0"/>
-                  </w:rPr>
-                  <w:t xml:space="preserve">InterfazUsuario</w:t>
-                </w:r>
-                <w:r>
-                  <w:rPr>
-                    <w:rtl w:val="0"/>
-                  </w:rPr>
-                  <w:t xml:space="preserve">.</w:t>
-                </w:r>
-              </w:p>
-            </w:tc>
-          </w:tr>
-          <w:tr>
-            <w:trPr>
-              <w:cantSplit w:val="0"/>
-              <w:trHeight w:val="773.935546875" w:hRule="atLeast"/>
-              <w:tblHeader w:val="0"/>
-            </w:trPr>
-            <w:tc>
-              <w:tcPr>
-                <w:shd w:fill="auto" w:val="clear"/>
-                <w:tcMar>
-                  <w:top w:w="100.0" w:type="dxa"/>
-                  <w:left w:w="100.0" w:type="dxa"/>
-                  <w:bottom w:w="100.0" w:type="dxa"/>
-                  <w:right w:w="100.0" w:type="dxa"/>
-                </w:tcMar>
-                <w:vAlign w:val="top"/>
-              </w:tcPr>
-              <w:p>
-                <w:pPr>
-                  <w:widowControl w:val="0"/>
-                  <w:spacing w:before="0" w:line="240" w:lineRule="auto"/>
-                  <w:ind w:left="0" w:firstLine="0"/>
-                  <w:rPr/>
-                </w:pPr>
-                <w:r>
-                  <w:rPr>
-                    <w:rtl w:val="0"/>
-                  </w:rPr>
-                </w:r>
-              </w:p>
-            </w:tc>
-            <w:tc>
-              <w:tcPr>
-                <w:tcBorders>
-                  <w:top w:color="000000" w:space="0" w:sz="8" w:val="single"/>
-                  <w:left w:color="000000" w:space="0" w:sz="8" w:val="single"/>
-                  <w:bottom w:color="000000" w:space="0" w:sz="8" w:val="single"/>
-                  <w:right w:color="000000" w:space="0" w:sz="8" w:val="single"/>
-                </w:tcBorders>
-                <w:tcMar>
-                  <w:top w:w="100.0" w:type="dxa"/>
-                  <w:left w:w="100.0" w:type="dxa"/>
-                  <w:bottom w:w="100.0" w:type="dxa"/>
-                  <w:right w:w="100.0" w:type="dxa"/>
-                </w:tcMar>
-                <w:vAlign w:val="top"/>
-              </w:tcPr>
-              <w:p>
-                <w:pPr>
-                  <w:widowControl w:val="0"/>
-                  <w:spacing w:before="0" w:line="240" w:lineRule="auto"/>
-                  <w:ind w:left="0" w:firstLine="0"/>
-                  <w:jc w:val="center"/>
-                  <w:rPr/>
-                </w:pPr>
-                <w:r>
-                  <w:rPr>
-                    <w:rtl w:val="0"/>
-                  </w:rPr>
-                  <w:t xml:space="preserve">3</w:t>
-                </w:r>
-              </w:p>
-            </w:tc>
-            <w:tc>
-              <w:tcPr>
-                <w:tcBorders>
-                  <w:top w:color="000000" w:space="0" w:sz="8" w:val="single"/>
-                  <w:left w:color="000000" w:space="0" w:sz="8" w:val="single"/>
-                  <w:bottom w:color="000000" w:space="0" w:sz="8" w:val="single"/>
-                  <w:right w:color="000000" w:space="0" w:sz="8" w:val="single"/>
-                </w:tcBorders>
-                <w:tcMar>
-                  <w:top w:w="100.0" w:type="dxa"/>
-                  <w:left w:w="100.0" w:type="dxa"/>
-                  <w:bottom w:w="100.0" w:type="dxa"/>
-                  <w:right w:w="100.0" w:type="dxa"/>
-                </w:tcMar>
-                <w:vAlign w:val="top"/>
-              </w:tcPr>
-              <w:p>
-                <w:pPr>
-                  <w:widowControl w:val="0"/>
-                  <w:spacing w:before="0" w:line="240" w:lineRule="auto"/>
-                  <w:ind w:left="0" w:firstLine="0"/>
-                  <w:rPr/>
-                </w:pPr>
-                <w:r>
-                  <w:rPr>
-                    <w:rtl w:val="0"/>
-                  </w:rPr>
-                  <w:t xml:space="preserve">La </w:t>
-                </w:r>
-                <w:r>
-                  <w:rPr>
-                    <w:u w:val="single"/>
-                    <w:rtl w:val="0"/>
-                  </w:rPr>
-                  <w:t xml:space="preserve">InterfazUsuario</w:t>
-                </w:r>
-                <w:r>
-                  <w:rPr>
-                    <w:rtl w:val="0"/>
-                  </w:rPr>
-                  <w:t xml:space="preserve"> solicita al </w:t>
-                </w:r>
-                <w:r>
-                  <w:rPr>
-                    <w:u w:val="single"/>
-                    <w:rtl w:val="0"/>
-                  </w:rPr>
-                  <w:t xml:space="preserve">ManejadorTarea</w:t>
-                </w:r>
-                <w:r>
-                  <w:rPr>
-                    <w:rtl w:val="0"/>
-                  </w:rPr>
-                  <w:t xml:space="preserve"> obtener la lista de tareas del usuario actual o del proyecto.</w:t>
-                </w:r>
-              </w:p>
-            </w:tc>
-          </w:tr>
-          <w:tr>
-            <w:trPr>
-              <w:cantSplit w:val="0"/>
-              <w:trHeight w:val="773.935546875" w:hRule="atLeast"/>
-              <w:tblHeader w:val="0"/>
-            </w:trPr>
-            <w:tc>
-              <w:tcPr>
-                <w:shd w:fill="auto" w:val="clear"/>
-                <w:tcMar>
-                  <w:top w:w="100.0" w:type="dxa"/>
-                  <w:left w:w="100.0" w:type="dxa"/>
-                  <w:bottom w:w="100.0" w:type="dxa"/>
-                  <w:right w:w="100.0" w:type="dxa"/>
-                </w:tcMar>
-                <w:vAlign w:val="top"/>
-              </w:tcPr>
-              <w:p>
-                <w:pPr>
-                  <w:widowControl w:val="0"/>
-                  <w:spacing w:before="0" w:line="240" w:lineRule="auto"/>
-                  <w:ind w:left="0" w:firstLine="0"/>
-                  <w:rPr/>
-                </w:pPr>
-                <w:r>
-                  <w:rPr>
-                    <w:rtl w:val="0"/>
-                  </w:rPr>
-                </w:r>
-              </w:p>
-            </w:tc>
-            <w:tc>
-              <w:tcPr>
-                <w:tcBorders>
-                  <w:top w:color="000000" w:space="0" w:sz="8" w:val="single"/>
-                  <w:left w:color="000000" w:space="0" w:sz="8" w:val="single"/>
-                  <w:bottom w:color="000000" w:space="0" w:sz="8" w:val="single"/>
-                  <w:right w:color="000000" w:space="0" w:sz="8" w:val="single"/>
-                </w:tcBorders>
-                <w:tcMar>
-                  <w:top w:w="100.0" w:type="dxa"/>
-                  <w:left w:w="100.0" w:type="dxa"/>
-                  <w:bottom w:w="100.0" w:type="dxa"/>
-                  <w:right w:w="100.0" w:type="dxa"/>
-                </w:tcMar>
-                <w:vAlign w:val="top"/>
-              </w:tcPr>
-              <w:p>
-                <w:pPr>
-                  <w:widowControl w:val="0"/>
-                  <w:spacing w:before="0" w:line="240" w:lineRule="auto"/>
-                  <w:ind w:left="0" w:firstLine="0"/>
-                  <w:jc w:val="center"/>
-                  <w:rPr/>
-                </w:pPr>
-                <w:r>
-                  <w:rPr>
-                    <w:rtl w:val="0"/>
-                  </w:rPr>
-                  <w:t xml:space="preserve">4</w:t>
-                </w:r>
-              </w:p>
-            </w:tc>
-            <w:tc>
-              <w:tcPr>
-                <w:tcBorders>
-                  <w:top w:color="000000" w:space="0" w:sz="8" w:val="single"/>
-                  <w:left w:color="000000" w:space="0" w:sz="8" w:val="single"/>
-                  <w:bottom w:color="000000" w:space="0" w:sz="8" w:val="single"/>
-                  <w:right w:color="000000" w:space="0" w:sz="8" w:val="single"/>
-                </w:tcBorders>
-                <w:tcMar>
-                  <w:top w:w="100.0" w:type="dxa"/>
-                  <w:left w:w="100.0" w:type="dxa"/>
-                  <w:bottom w:w="100.0" w:type="dxa"/>
-                  <w:right w:w="100.0" w:type="dxa"/>
-                </w:tcMar>
-                <w:vAlign w:val="top"/>
-              </w:tcPr>
-              <w:p>
-                <w:pPr>
-                  <w:widowControl w:val="0"/>
-                  <w:spacing w:before="0" w:line="240" w:lineRule="auto"/>
-                  <w:ind w:left="0" w:firstLine="0"/>
-                  <w:rPr/>
-                </w:pPr>
-                <w:r>
-                  <w:rPr>
-                    <w:rtl w:val="0"/>
-                  </w:rPr>
-                  <w:t xml:space="preserve">El </w:t>
-                </w:r>
-                <w:r>
-                  <w:rPr>
-                    <w:u w:val="single"/>
-                    <w:rtl w:val="0"/>
-                  </w:rPr>
-                  <w:t xml:space="preserve">ManejadorTarea</w:t>
-                </w:r>
-                <w:r>
-                  <w:rPr>
-                    <w:rtl w:val="0"/>
-                  </w:rPr>
-                  <w:t xml:space="preserve"> valida el acceso y solicita a la entidad </w:t>
-                </w:r>
-                <w:r>
-                  <w:rPr>
-                    <w:u w:val="single"/>
-                    <w:rtl w:val="0"/>
-                  </w:rPr>
-                  <w:t xml:space="preserve">Tarea </w:t>
-                </w:r>
-                <w:r>
-                  <w:rPr>
-                    <w:rtl w:val="0"/>
-                  </w:rPr>
-                  <w:t xml:space="preserve">recuperar la información requerida.</w:t>
-                </w:r>
-              </w:p>
-            </w:tc>
-          </w:tr>
-          <w:tr>
-            <w:trPr>
-              <w:cantSplit w:val="0"/>
-              <w:trHeight w:val="773.935546875" w:hRule="atLeast"/>
-              <w:tblHeader w:val="0"/>
-            </w:trPr>
-            <w:tc>
-              <w:tcPr>
-                <w:shd w:fill="auto" w:val="clear"/>
-                <w:tcMar>
-                  <w:top w:w="100.0" w:type="dxa"/>
-                  <w:left w:w="100.0" w:type="dxa"/>
-                  <w:bottom w:w="100.0" w:type="dxa"/>
-                  <w:right w:w="100.0" w:type="dxa"/>
-                </w:tcMar>
-                <w:vAlign w:val="top"/>
-              </w:tcPr>
-              <w:p>
-                <w:pPr>
-                  <w:widowControl w:val="0"/>
-                  <w:spacing w:before="0" w:line="240" w:lineRule="auto"/>
-                  <w:ind w:left="0" w:firstLine="0"/>
-                  <w:rPr/>
-                </w:pPr>
-                <w:r>
-                  <w:rPr>
-                    <w:rtl w:val="0"/>
-                  </w:rPr>
-                </w:r>
-              </w:p>
-            </w:tc>
-            <w:tc>
-              <w:tcPr>
-                <w:tcBorders>
-                  <w:top w:color="000000" w:space="0" w:sz="8" w:val="single"/>
-                  <w:left w:color="000000" w:space="0" w:sz="8" w:val="single"/>
-                  <w:bottom w:color="000000" w:space="0" w:sz="8" w:val="single"/>
-                  <w:right w:color="000000" w:space="0" w:sz="8" w:val="single"/>
-                </w:tcBorders>
-                <w:tcMar>
-                  <w:top w:w="100.0" w:type="dxa"/>
-                  <w:left w:w="100.0" w:type="dxa"/>
-                  <w:bottom w:w="100.0" w:type="dxa"/>
-                  <w:right w:w="100.0" w:type="dxa"/>
-                </w:tcMar>
-                <w:vAlign w:val="top"/>
-              </w:tcPr>
-              <w:p>
-                <w:pPr>
-                  <w:widowControl w:val="0"/>
-                  <w:spacing w:before="0" w:line="240" w:lineRule="auto"/>
-                  <w:ind w:left="0" w:firstLine="0"/>
-                  <w:jc w:val="center"/>
-                  <w:rPr/>
-                </w:pPr>
-                <w:r>
-                  <w:rPr>
-                    <w:rtl w:val="0"/>
-                  </w:rPr>
-                  <w:t xml:space="preserve">5</w:t>
-                </w:r>
-              </w:p>
-            </w:tc>
-            <w:tc>
-              <w:tcPr>
-                <w:tcBorders>
-                  <w:top w:color="000000" w:space="0" w:sz="8" w:val="single"/>
-                  <w:left w:color="000000" w:space="0" w:sz="8" w:val="single"/>
-                  <w:bottom w:color="000000" w:space="0" w:sz="8" w:val="single"/>
-                  <w:right w:color="000000" w:space="0" w:sz="8" w:val="single"/>
-                </w:tcBorders>
-                <w:tcMar>
-                  <w:top w:w="100.0" w:type="dxa"/>
-                  <w:left w:w="100.0" w:type="dxa"/>
-                  <w:bottom w:w="100.0" w:type="dxa"/>
-                  <w:right w:w="100.0" w:type="dxa"/>
-                </w:tcMar>
-                <w:vAlign w:val="top"/>
-              </w:tcPr>
-              <w:p>
-                <w:pPr>
-                  <w:widowControl w:val="0"/>
-                  <w:spacing w:before="0" w:line="240" w:lineRule="auto"/>
-                  <w:ind w:left="0" w:firstLine="0"/>
-                  <w:rPr/>
-                </w:pPr>
-                <w:r>
-                  <w:rPr>
-                    <w:rtl w:val="0"/>
-                  </w:rPr>
-                  <w:t xml:space="preserve">La entidad </w:t>
-                </w:r>
-                <w:r>
-                  <w:rPr>
-                    <w:u w:val="single"/>
-                    <w:rtl w:val="0"/>
-                  </w:rPr>
-                  <w:t xml:space="preserve">Tarea</w:t>
-                </w:r>
-                <w:r>
-                  <w:rPr>
-                    <w:rtl w:val="0"/>
-                  </w:rPr>
-                  <w:t xml:space="preserve"> envía la solicitud a la </w:t>
-                </w:r>
-                <w:r>
-                  <w:rPr>
-                    <w:u w:val="single"/>
-                    <w:rtl w:val="0"/>
-                  </w:rPr>
-                  <w:t xml:space="preserve">InterfazBDD</w:t>
-                </w:r>
-                <w:r>
-                  <w:rPr>
-                    <w:rtl w:val="0"/>
-                  </w:rPr>
-                  <w:t xml:space="preserve"> para consultar las tareas almacenadas.</w:t>
-                </w:r>
-              </w:p>
-            </w:tc>
-          </w:tr>
-          <w:tr>
-            <w:trPr>
-              <w:cantSplit w:val="0"/>
-              <w:trHeight w:val="773.935546875" w:hRule="atLeast"/>
-              <w:tblHeader w:val="0"/>
-            </w:trPr>
-            <w:tc>
-              <w:tcPr>
-                <w:shd w:fill="auto" w:val="clear"/>
-                <w:tcMar>
-                  <w:top w:w="100.0" w:type="dxa"/>
-                  <w:left w:w="100.0" w:type="dxa"/>
-                  <w:bottom w:w="100.0" w:type="dxa"/>
-                  <w:right w:w="100.0" w:type="dxa"/>
-                </w:tcMar>
-                <w:vAlign w:val="top"/>
-              </w:tcPr>
-              <w:p>
-                <w:pPr>
-                  <w:widowControl w:val="0"/>
-                  <w:spacing w:before="0" w:line="240" w:lineRule="auto"/>
-                  <w:ind w:left="0" w:firstLine="0"/>
-                  <w:rPr/>
-                </w:pPr>
-                <w:r>
-                  <w:rPr>
-                    <w:rtl w:val="0"/>
-                  </w:rPr>
-                </w:r>
-              </w:p>
-            </w:tc>
-            <w:tc>
-              <w:tcPr>
-                <w:tcBorders>
-                  <w:top w:color="000000" w:space="0" w:sz="8" w:val="single"/>
-                  <w:left w:color="000000" w:space="0" w:sz="8" w:val="single"/>
-                  <w:bottom w:color="000000" w:space="0" w:sz="8" w:val="single"/>
-                  <w:right w:color="000000" w:space="0" w:sz="8" w:val="single"/>
-                </w:tcBorders>
-                <w:tcMar>
-                  <w:top w:w="100.0" w:type="dxa"/>
-                  <w:left w:w="100.0" w:type="dxa"/>
-                  <w:bottom w:w="100.0" w:type="dxa"/>
-                  <w:right w:w="100.0" w:type="dxa"/>
-                </w:tcMar>
-                <w:vAlign w:val="top"/>
-              </w:tcPr>
-              <w:p>
-                <w:pPr>
-                  <w:widowControl w:val="0"/>
-                  <w:spacing w:before="0" w:line="240" w:lineRule="auto"/>
-                  <w:ind w:left="0" w:firstLine="0"/>
-                  <w:jc w:val="center"/>
-                  <w:rPr/>
-                </w:pPr>
-                <w:r>
-                  <w:rPr>
-                    <w:rtl w:val="0"/>
-                  </w:rPr>
-                  <w:t xml:space="preserve">6</w:t>
-                </w:r>
-              </w:p>
-            </w:tc>
-            <w:tc>
-              <w:tcPr>
-                <w:tcBorders>
-                  <w:top w:color="000000" w:space="0" w:sz="8" w:val="single"/>
-                  <w:left w:color="000000" w:space="0" w:sz="8" w:val="single"/>
-                  <w:bottom w:color="000000" w:space="0" w:sz="8" w:val="single"/>
-                  <w:right w:color="000000" w:space="0" w:sz="8" w:val="single"/>
-                </w:tcBorders>
-                <w:tcMar>
-                  <w:top w:w="100.0" w:type="dxa"/>
-                  <w:left w:w="100.0" w:type="dxa"/>
-                  <w:bottom w:w="100.0" w:type="dxa"/>
-                  <w:right w:w="100.0" w:type="dxa"/>
-                </w:tcMar>
-                <w:vAlign w:val="top"/>
-              </w:tcPr>
-              <w:p>
-                <w:pPr>
-                  <w:widowControl w:val="0"/>
-                  <w:spacing w:before="0" w:line="240" w:lineRule="auto"/>
-                  <w:ind w:left="0" w:firstLine="0"/>
-                  <w:rPr/>
-                </w:pPr>
-                <w:r>
-                  <w:rPr>
-                    <w:rtl w:val="0"/>
-                  </w:rPr>
-                  <w:t xml:space="preserve">La </w:t>
-                </w:r>
-                <w:r>
-                  <w:rPr>
-                    <w:u w:val="single"/>
-                    <w:rtl w:val="0"/>
-                  </w:rPr>
-                  <w:t xml:space="preserve">InterfazBDD</w:t>
-                </w:r>
-                <w:r>
-                  <w:rPr>
-                    <w:rtl w:val="0"/>
-                  </w:rPr>
-                  <w:t xml:space="preserve"> envía la consulta a la BDD.</w:t>
-                </w:r>
-              </w:p>
-            </w:tc>
-          </w:tr>
-          <w:tr>
-            <w:trPr>
-              <w:cantSplit w:val="0"/>
-              <w:trHeight w:val="773.935546875" w:hRule="atLeast"/>
-              <w:tblHeader w:val="0"/>
-            </w:trPr>
-            <w:tc>
-              <w:tcPr>
-                <w:shd w:fill="auto" w:val="clear"/>
-                <w:tcMar>
-                  <w:top w:w="100.0" w:type="dxa"/>
-                  <w:left w:w="100.0" w:type="dxa"/>
-                  <w:bottom w:w="100.0" w:type="dxa"/>
-                  <w:right w:w="100.0" w:type="dxa"/>
-                </w:tcMar>
-                <w:vAlign w:val="top"/>
-              </w:tcPr>
-              <w:p>
-                <w:pPr>
-                  <w:widowControl w:val="0"/>
-                  <w:spacing w:before="0" w:line="240" w:lineRule="auto"/>
-                  <w:ind w:left="0" w:firstLine="0"/>
-                  <w:rPr/>
-                </w:pPr>
-                <w:r>
-                  <w:rPr>
-                    <w:rtl w:val="0"/>
-                  </w:rPr>
-                </w:r>
-              </w:p>
-            </w:tc>
-            <w:tc>
-              <w:tcPr>
-                <w:tcBorders>
-                  <w:top w:color="000000" w:space="0" w:sz="8" w:val="single"/>
-                  <w:left w:color="000000" w:space="0" w:sz="8" w:val="single"/>
-                  <w:bottom w:color="000000" w:space="0" w:sz="8" w:val="single"/>
-                  <w:right w:color="000000" w:space="0" w:sz="8" w:val="single"/>
-                </w:tcBorders>
-                <w:tcMar>
-                  <w:top w:w="100.0" w:type="dxa"/>
-                  <w:left w:w="100.0" w:type="dxa"/>
-                  <w:bottom w:w="100.0" w:type="dxa"/>
-                  <w:right w:w="100.0" w:type="dxa"/>
-                </w:tcMar>
-                <w:vAlign w:val="top"/>
-              </w:tcPr>
-              <w:p>
-                <w:pPr>
-                  <w:widowControl w:val="0"/>
-                  <w:spacing w:before="0" w:line="240" w:lineRule="auto"/>
-                  <w:ind w:left="0" w:firstLine="0"/>
-                  <w:jc w:val="center"/>
-                  <w:rPr/>
-                </w:pPr>
-                <w:r>
-                  <w:rPr>
-                    <w:rtl w:val="0"/>
-                  </w:rPr>
-                  <w:t xml:space="preserve">7</w:t>
-                </w:r>
-              </w:p>
-            </w:tc>
-            <w:tc>
-              <w:tcPr>
-                <w:tcBorders>
-                  <w:top w:color="000000" w:space="0" w:sz="8" w:val="single"/>
-                  <w:left w:color="000000" w:space="0" w:sz="8" w:val="single"/>
-                  <w:bottom w:color="000000" w:space="0" w:sz="8" w:val="single"/>
-                  <w:right w:color="000000" w:space="0" w:sz="8" w:val="single"/>
-                </w:tcBorders>
-                <w:tcMar>
-                  <w:top w:w="100.0" w:type="dxa"/>
-                  <w:left w:w="100.0" w:type="dxa"/>
-                  <w:bottom w:w="100.0" w:type="dxa"/>
-                  <w:right w:w="100.0" w:type="dxa"/>
-                </w:tcMar>
-                <w:vAlign w:val="top"/>
-              </w:tcPr>
-              <w:p>
-                <w:pPr>
-                  <w:widowControl w:val="0"/>
-                  <w:spacing w:before="0" w:line="240" w:lineRule="auto"/>
-                  <w:ind w:left="0" w:firstLine="0"/>
-                  <w:rPr/>
-                </w:pPr>
-                <w:r>
-                  <w:rPr>
-                    <w:rtl w:val="0"/>
-                  </w:rPr>
-                  <w:t xml:space="preserve">La BDD devuelve el listado de tareas a la </w:t>
-                </w:r>
-                <w:r>
-                  <w:rPr>
-                    <w:u w:val="single"/>
-                    <w:rtl w:val="0"/>
-                  </w:rPr>
-                  <w:t xml:space="preserve">InterfazBDD</w:t>
-                </w:r>
-                <w:r>
-                  <w:rPr>
-                    <w:rtl w:val="0"/>
-                  </w:rPr>
-                  <w:t xml:space="preserve">, que lo reenvía a la entidad </w:t>
-                </w:r>
-                <w:r>
-                  <w:rPr>
-                    <w:u w:val="single"/>
-                    <w:rtl w:val="0"/>
-                  </w:rPr>
-                  <w:t xml:space="preserve">Tarea</w:t>
-                </w:r>
-                <w:r>
-                  <w:rPr>
-                    <w:rtl w:val="0"/>
-                  </w:rPr>
-                  <w:t xml:space="preserve">.</w:t>
-                </w:r>
-              </w:p>
-            </w:tc>
-          </w:tr>
-          <w:tr>
-            <w:trPr>
-              <w:cantSplit w:val="0"/>
-              <w:trHeight w:val="773.935546875" w:hRule="atLeast"/>
-              <w:tblHeader w:val="0"/>
-            </w:trPr>
-            <w:tc>
-              <w:tcPr>
-                <w:shd w:fill="auto" w:val="clear"/>
-                <w:tcMar>
-                  <w:top w:w="100.0" w:type="dxa"/>
-                  <w:left w:w="100.0" w:type="dxa"/>
-                  <w:bottom w:w="100.0" w:type="dxa"/>
-                  <w:right w:w="100.0" w:type="dxa"/>
-                </w:tcMar>
-                <w:vAlign w:val="top"/>
-              </w:tcPr>
-              <w:p>
-                <w:pPr>
-                  <w:widowControl w:val="0"/>
-                  <w:spacing w:before="0" w:line="240" w:lineRule="auto"/>
-                  <w:ind w:left="0" w:firstLine="0"/>
-                  <w:rPr/>
-                </w:pPr>
-                <w:r>
-                  <w:rPr>
-                    <w:rtl w:val="0"/>
-                  </w:rPr>
-                </w:r>
-              </w:p>
-            </w:tc>
-            <w:tc>
-              <w:tcPr>
-                <w:tcBorders>
-                  <w:top w:color="000000" w:space="0" w:sz="8" w:val="single"/>
-                  <w:left w:color="000000" w:space="0" w:sz="8" w:val="single"/>
-                  <w:bottom w:color="000000" w:space="0" w:sz="8" w:val="single"/>
-                  <w:right w:color="000000" w:space="0" w:sz="8" w:val="single"/>
-                </w:tcBorders>
-                <w:tcMar>
-                  <w:top w:w="100.0" w:type="dxa"/>
-                  <w:left w:w="100.0" w:type="dxa"/>
-                  <w:bottom w:w="100.0" w:type="dxa"/>
-                  <w:right w:w="100.0" w:type="dxa"/>
-                </w:tcMar>
-                <w:vAlign w:val="top"/>
-              </w:tcPr>
-              <w:p>
-                <w:pPr>
-                  <w:widowControl w:val="0"/>
-                  <w:spacing w:before="0" w:line="240" w:lineRule="auto"/>
-                  <w:ind w:left="0" w:firstLine="0"/>
-                  <w:jc w:val="center"/>
-                  <w:rPr/>
-                </w:pPr>
-                <w:r>
-                  <w:rPr>
-                    <w:rtl w:val="0"/>
-                  </w:rPr>
-                  <w:t xml:space="preserve">8</w:t>
-                </w:r>
-              </w:p>
-            </w:tc>
-            <w:tc>
-              <w:tcPr>
-                <w:tcBorders>
-                  <w:top w:color="000000" w:space="0" w:sz="8" w:val="single"/>
-                  <w:left w:color="000000" w:space="0" w:sz="8" w:val="single"/>
-                  <w:bottom w:color="000000" w:space="0" w:sz="8" w:val="single"/>
-                  <w:right w:color="000000" w:space="0" w:sz="8" w:val="single"/>
-                </w:tcBorders>
-                <w:tcMar>
-                  <w:top w:w="100.0" w:type="dxa"/>
-                  <w:left w:w="100.0" w:type="dxa"/>
-                  <w:bottom w:w="100.0" w:type="dxa"/>
-                  <w:right w:w="100.0" w:type="dxa"/>
-                </w:tcMar>
-                <w:vAlign w:val="top"/>
-              </w:tcPr>
-              <w:p>
-                <w:pPr>
-                  <w:widowControl w:val="0"/>
-                  <w:spacing w:before="0" w:line="240" w:lineRule="auto"/>
-                  <w:ind w:left="0" w:firstLine="0"/>
-                  <w:rPr/>
-                </w:pPr>
-                <w:r>
-                  <w:rPr>
-                    <w:rtl w:val="0"/>
-                  </w:rPr>
-                  <w:t xml:space="preserve">La entidad </w:t>
-                </w:r>
-                <w:r>
-                  <w:rPr>
-                    <w:u w:val="single"/>
-                    <w:rtl w:val="0"/>
-                  </w:rPr>
-                  <w:t xml:space="preserve">Tarea</w:t>
-                </w:r>
-                <w:r>
-                  <w:rPr>
-                    <w:rtl w:val="0"/>
-                  </w:rPr>
-                  <w:t xml:space="preserve"> pasa los datos al </w:t>
-                </w:r>
-                <w:r>
-                  <w:rPr>
-                    <w:u w:val="single"/>
-                    <w:rtl w:val="0"/>
-                  </w:rPr>
-                  <w:t xml:space="preserve">ManejadorTarea</w:t>
-                </w:r>
-                <w:r>
-                  <w:rPr>
-                    <w:rtl w:val="0"/>
-                  </w:rPr>
-                  <w:t xml:space="preserve">, quien los devuelve a la </w:t>
-                </w:r>
-                <w:r>
-                  <w:rPr>
-                    <w:u w:val="single"/>
-                    <w:rtl w:val="0"/>
-                  </w:rPr>
-                  <w:t xml:space="preserve">InterfazUsuario</w:t>
-                </w:r>
-                <w:r>
-                  <w:rPr>
-                    <w:rtl w:val="0"/>
-                  </w:rPr>
-                  <w:t xml:space="preserve">.</w:t>
-                </w:r>
-              </w:p>
-            </w:tc>
-          </w:tr>
-          <w:tr>
-            <w:trPr>
-              <w:cantSplit w:val="0"/>
-              <w:trHeight w:val="773.935546875" w:hRule="atLeast"/>
-              <w:tblHeader w:val="0"/>
-            </w:trPr>
-            <w:tc>
-              <w:tcPr>
-                <w:shd w:fill="auto" w:val="clear"/>
-                <w:tcMar>
-                  <w:top w:w="100.0" w:type="dxa"/>
-                  <w:left w:w="100.0" w:type="dxa"/>
-                  <w:bottom w:w="100.0" w:type="dxa"/>
-                  <w:right w:w="100.0" w:type="dxa"/>
-                </w:tcMar>
-                <w:vAlign w:val="top"/>
-              </w:tcPr>
-              <w:p>
-                <w:pPr>
-                  <w:widowControl w:val="0"/>
-                  <w:spacing w:before="0" w:line="240" w:lineRule="auto"/>
-                  <w:ind w:left="0" w:firstLine="0"/>
-                  <w:rPr/>
-                </w:pPr>
-                <w:r>
-                  <w:rPr>
-                    <w:rtl w:val="0"/>
-                  </w:rPr>
-                </w:r>
-              </w:p>
-            </w:tc>
-            <w:tc>
-              <w:tcPr>
-                <w:tcBorders>
-                  <w:top w:color="000000" w:space="0" w:sz="8" w:val="single"/>
-                  <w:left w:color="000000" w:space="0" w:sz="8" w:val="single"/>
-                  <w:bottom w:color="000000" w:space="0" w:sz="8" w:val="single"/>
-                  <w:right w:color="000000" w:space="0" w:sz="8" w:val="single"/>
-                </w:tcBorders>
-                <w:tcMar>
-                  <w:top w:w="100.0" w:type="dxa"/>
-                  <w:left w:w="100.0" w:type="dxa"/>
-                  <w:bottom w:w="100.0" w:type="dxa"/>
-                  <w:right w:w="100.0" w:type="dxa"/>
-                </w:tcMar>
-                <w:vAlign w:val="top"/>
-              </w:tcPr>
-              <w:p>
-                <w:pPr>
-                  <w:widowControl w:val="0"/>
-                  <w:spacing w:before="0" w:line="240" w:lineRule="auto"/>
-                  <w:ind w:left="0" w:firstLine="0"/>
-                  <w:jc w:val="center"/>
-                  <w:rPr/>
-                </w:pPr>
-                <w:r>
-                  <w:rPr>
-                    <w:rtl w:val="0"/>
-                  </w:rPr>
-                  <w:t xml:space="preserve">9</w:t>
-                </w:r>
-              </w:p>
-            </w:tc>
-            <w:tc>
-              <w:tcPr>
-                <w:tcBorders>
-                  <w:top w:color="000000" w:space="0" w:sz="8" w:val="single"/>
-                  <w:left w:color="000000" w:space="0" w:sz="8" w:val="single"/>
-                  <w:bottom w:color="000000" w:space="0" w:sz="8" w:val="single"/>
-                  <w:right w:color="000000" w:space="0" w:sz="8" w:val="single"/>
-                </w:tcBorders>
-                <w:tcMar>
-                  <w:top w:w="100.0" w:type="dxa"/>
-                  <w:left w:w="100.0" w:type="dxa"/>
-                  <w:bottom w:w="100.0" w:type="dxa"/>
-                  <w:right w:w="100.0" w:type="dxa"/>
-                </w:tcMar>
-                <w:vAlign w:val="top"/>
-              </w:tcPr>
-              <w:p>
-                <w:pPr>
-                  <w:widowControl w:val="0"/>
-                  <w:spacing w:before="0" w:line="240" w:lineRule="auto"/>
-                  <w:ind w:left="0" w:firstLine="0"/>
-                  <w:rPr/>
-                </w:pPr>
-                <w:r>
-                  <w:rPr>
-                    <w:rtl w:val="0"/>
-                  </w:rPr>
-                  <w:t xml:space="preserve">La </w:t>
-                </w:r>
-                <w:r>
-                  <w:rPr>
-                    <w:u w:val="single"/>
-                    <w:rtl w:val="0"/>
-                  </w:rPr>
-                  <w:t xml:space="preserve">InterfazUsuario</w:t>
-                </w:r>
-                <w:r>
-                  <w:rPr>
-                    <w:rtl w:val="0"/>
-                  </w:rPr>
-                  <w:t xml:space="preserve"> solicita a la </w:t>
-                </w:r>
-                <w:r>
-                  <w:rPr>
-                    <w:u w:val="single"/>
-                    <w:rtl w:val="0"/>
-                  </w:rPr>
-                  <w:t xml:space="preserve">PantallaPlanificacion</w:t>
-                </w:r>
-                <w:r>
-                  <w:rPr>
-                    <w:rtl w:val="0"/>
-                  </w:rPr>
-                  <w:t xml:space="preserve"> mostrar las tareas en pantalla, incluyendo detalles como estado, responsable, fechas, duración y horas aplicadas.</w:t>
-                </w:r>
-              </w:p>
-            </w:tc>
-          </w:tr>
-          <w:tr>
-            <w:trPr>
-              <w:cantSplit w:val="0"/>
-              <w:trHeight w:val="420" w:hRule="atLeast"/>
-              <w:tblHeader w:val="0"/>
-            </w:trPr>
-            <w:tc>
-              <w:tcPr>
-                <w:gridSpan w:val="2"/>
-                <w:shd w:fill="auto" w:val="clear"/>
-                <w:tcMar>
-                  <w:top w:w="100.0" w:type="dxa"/>
-                  <w:left w:w="100.0" w:type="dxa"/>
-                  <w:bottom w:w="100.0" w:type="dxa"/>
-                  <w:right w:w="100.0" w:type="dxa"/>
-                </w:tcMar>
-                <w:vAlign w:val="top"/>
-              </w:tcPr>
-              <w:p>
-                <w:pPr>
-                  <w:widowControl w:val="0"/>
-                  <w:spacing w:before="0" w:line="240" w:lineRule="auto"/>
-                  <w:ind w:left="0" w:firstLine="0"/>
+                  <w:ind w:left="0"/>
                   <w:rPr/>
                 </w:pPr>
                 <w:r>
@@ -3452,7 +2844,7 @@
                 <w:pPr>
                   <w:widowControl w:val="0"/>
                   <w:spacing w:before="0" w:line="240" w:lineRule="auto"/>
-                  <w:ind w:left="0" w:firstLine="0"/>
+                  <w:ind w:left="0"/>
                   <w:rPr/>
                 </w:pPr>
                 <w:r>
@@ -3485,7 +2877,7 @@
                 <w:pPr>
                   <w:widowControl w:val="0"/>
                   <w:spacing w:before="0" w:line="240" w:lineRule="auto"/>
-                  <w:ind w:left="0" w:firstLine="0"/>
+                  <w:ind w:left="0"/>
                   <w:rPr/>
                 </w:pPr>
                 <w:r>
@@ -3497,12 +2889,7 @@
             </w:tc>
             <w:tc>
               <w:tcPr>
-                <w:tcBorders>
-                  <w:top w:color="000000" w:space="0" w:sz="8" w:val="single"/>
-                  <w:left w:color="000000" w:space="0" w:sz="8" w:val="single"/>
-                  <w:bottom w:color="000000" w:space="0" w:sz="8" w:val="single"/>
-                  <w:right w:color="000000" w:space="0" w:sz="8" w:val="single"/>
-                </w:tcBorders>
+                <w:shd w:fill="auto" w:val="clear"/>
                 <w:tcMar>
                   <w:top w:w="100.0" w:type="dxa"/>
                   <w:left w:w="100.0" w:type="dxa"/>
@@ -3515,25 +2902,20 @@
                 <w:pPr>
                   <w:widowControl w:val="0"/>
                   <w:spacing w:before="0" w:line="240" w:lineRule="auto"/>
-                  <w:ind w:left="0" w:firstLine="0"/>
+                  <w:ind w:left="0"/>
                   <w:rPr/>
                 </w:pPr>
                 <w:r>
                   <w:rPr>
                     <w:rtl w:val="0"/>
                   </w:rPr>
-                  <w:t xml:space="preserve">5a</w:t>
+                  <w:t xml:space="preserve">2a</w:t>
                 </w:r>
               </w:p>
             </w:tc>
             <w:tc>
               <w:tcPr>
-                <w:tcBorders>
-                  <w:top w:color="000000" w:space="0" w:sz="8" w:val="single"/>
-                  <w:left w:color="000000" w:space="0" w:sz="8" w:val="single"/>
-                  <w:bottom w:color="000000" w:space="0" w:sz="8" w:val="single"/>
-                  <w:right w:color="000000" w:space="0" w:sz="8" w:val="single"/>
-                </w:tcBorders>
+                <w:shd w:fill="auto" w:val="clear"/>
                 <w:tcMar>
                   <w:top w:w="100.0" w:type="dxa"/>
                   <w:left w:w="100.0" w:type="dxa"/>
@@ -3546,79 +2928,31 @@
                 <w:pPr>
                   <w:widowControl w:val="0"/>
                   <w:spacing w:before="0" w:line="240" w:lineRule="auto"/>
-                  <w:ind w:left="0" w:firstLine="0"/>
+                  <w:ind w:left="0"/>
+                  <w:rPr>
+                    <w:u w:val="single"/>
+                  </w:rPr>
+                </w:pPr>
+                <w:r>
+                  <w:rPr>
+                    <w:u w:val="single"/>
+                    <w:rtl w:val="0"/>
+                  </w:rPr>
+                  <w:t xml:space="preserve">El líder del proyecto selecciona la opción “Cancelar”:</w:t>
+                </w:r>
+              </w:p>
+              <w:p>
+                <w:pPr>
+                  <w:widowControl w:val="0"/>
+                  <w:spacing w:before="0" w:line="240" w:lineRule="auto"/>
+                  <w:ind w:left="0"/>
                   <w:rPr/>
                 </w:pPr>
                 <w:r>
                   <w:rPr>
                     <w:rtl w:val="0"/>
                   </w:rPr>
-                  <w:t xml:space="preserve">No existen tareas registradas: la </w:t>
-                </w:r>
-                <w:r>
-                  <w:rPr>
-                    <w:u w:val="single"/>
-                    <w:rtl w:val="0"/>
-                  </w:rPr>
-                  <w:t xml:space="preserve">InterfazBDD</w:t>
-                </w:r>
-                <w:r>
-                  <w:rPr>
-                    <w:rtl w:val="0"/>
-                  </w:rPr>
-                  <w:t xml:space="preserve"> devuelve un conjunto vacío, que la entidad </w:t>
-                </w:r>
-                <w:r>
-                  <w:rPr>
-                    <w:u w:val="single"/>
-                    <w:rtl w:val="0"/>
-                  </w:rPr>
-                  <w:t xml:space="preserve">Tarea</w:t>
-                </w:r>
-                <w:r>
-                  <w:rPr>
-                    <w:rtl w:val="0"/>
-                  </w:rPr>
-                  <w:t xml:space="preserve"> reenvía al </w:t>
-                </w:r>
-                <w:r>
-                  <w:rPr>
-                    <w:u w:val="single"/>
-                    <w:rtl w:val="0"/>
-                  </w:rPr>
-                  <w:t xml:space="preserve">ManejadorTarea</w:t>
-                </w:r>
-                <w:r>
-                  <w:rPr>
-                    <w:rtl w:val="0"/>
-                  </w:rPr>
-                  <w:t xml:space="preserve"> y luego a la </w:t>
-                </w:r>
-                <w:r>
-                  <w:rPr>
-                    <w:u w:val="single"/>
-                    <w:rtl w:val="0"/>
-                  </w:rPr>
-                  <w:t xml:space="preserve">InterfazUsuario</w:t>
-                </w:r>
-                <w:r>
-                  <w:rPr>
-                    <w:rtl w:val="0"/>
-                  </w:rPr>
-                  <w:t xml:space="preserve">. La </w:t>
-                </w:r>
-                <w:r>
-                  <w:rPr>
-                    <w:u w:val="single"/>
-                    <w:rtl w:val="0"/>
-                  </w:rPr>
-                  <w:t xml:space="preserve">PantallaPlanificacion</w:t>
-                </w:r>
-                <w:r>
-                  <w:rPr>
-                    <w:rtl w:val="0"/>
-                  </w:rPr>
-                  <w:t xml:space="preserve"> muestra el mensaje “No hay tareas que coincidan con los filtros”. Continúa en el CU15, paso 1.</w:t>
+                  <w:t xml:space="preserve">El sistema cancela la operación y vuelve a la pantalla de inicio.</w:t>
                 </w:r>
               </w:p>
             </w:tc>
@@ -3644,7 +2978,7 @@
                 <w:pPr>
                   <w:widowControl w:val="0"/>
                   <w:spacing w:before="0" w:line="240" w:lineRule="auto"/>
-                  <w:ind w:left="0" w:firstLine="0"/>
+                  <w:ind w:left="0"/>
                   <w:rPr/>
                 </w:pPr>
                 <w:r>
@@ -3656,12 +2990,7 @@
             </w:tc>
             <w:tc>
               <w:tcPr>
-                <w:tcBorders>
-                  <w:top w:color="000000" w:space="0" w:sz="8" w:val="single"/>
-                  <w:left w:color="000000" w:space="0" w:sz="8" w:val="single"/>
-                  <w:bottom w:color="000000" w:space="0" w:sz="8" w:val="single"/>
-                  <w:right w:color="000000" w:space="0" w:sz="8" w:val="single"/>
-                </w:tcBorders>
+                <w:shd w:fill="auto" w:val="clear"/>
                 <w:tcMar>
                   <w:top w:w="100.0" w:type="dxa"/>
                   <w:left w:w="100.0" w:type="dxa"/>
@@ -3674,25 +3003,20 @@
                 <w:pPr>
                   <w:widowControl w:val="0"/>
                   <w:spacing w:before="0" w:line="240" w:lineRule="auto"/>
-                  <w:ind w:left="0" w:firstLine="0"/>
+                  <w:ind w:left="0"/>
                   <w:rPr/>
                 </w:pPr>
                 <w:r>
                   <w:rPr>
                     <w:rtl w:val="0"/>
                   </w:rPr>
-                  <w:t xml:space="preserve">6a</w:t>
+                  <w:t xml:space="preserve">3a</w:t>
                 </w:r>
               </w:p>
             </w:tc>
             <w:tc>
               <w:tcPr>
-                <w:tcBorders>
-                  <w:top w:color="000000" w:space="0" w:sz="8" w:val="single"/>
-                  <w:left w:color="000000" w:space="0" w:sz="8" w:val="single"/>
-                  <w:bottom w:color="000000" w:space="0" w:sz="8" w:val="single"/>
-                  <w:right w:color="000000" w:space="0" w:sz="8" w:val="single"/>
-                </w:tcBorders>
+                <w:shd w:fill="auto" w:val="clear"/>
                 <w:tcMar>
                   <w:top w:w="100.0" w:type="dxa"/>
                   <w:left w:w="100.0" w:type="dxa"/>
@@ -3705,105 +3029,31 @@
                 <w:pPr>
                   <w:widowControl w:val="0"/>
                   <w:spacing w:before="0" w:line="240" w:lineRule="auto"/>
-                  <w:ind w:left="0" w:firstLine="0"/>
+                  <w:ind w:left="0"/>
+                  <w:rPr>
+                    <w:u w:val="single"/>
+                  </w:rPr>
+                </w:pPr>
+                <w:r>
+                  <w:rPr>
+                    <w:u w:val="single"/>
+                    <w:rtl w:val="0"/>
+                  </w:rPr>
+                  <w:t xml:space="preserve">Las fechas se superponen:</w:t>
+                </w:r>
+              </w:p>
+              <w:p>
+                <w:pPr>
+                  <w:widowControl w:val="0"/>
+                  <w:spacing w:before="0" w:line="240" w:lineRule="auto"/>
+                  <w:ind w:left="0"/>
                   <w:rPr/>
                 </w:pPr>
                 <w:r>
                   <w:rPr>
                     <w:rtl w:val="0"/>
                   </w:rPr>
-                  <w:t xml:space="preserve">Error de conexión con la BDD: la </w:t>
-                </w:r>
-                <w:r>
-                  <w:rPr>
-                    <w:u w:val="single"/>
-                    <w:rtl w:val="0"/>
-                  </w:rPr>
-                  <w:t xml:space="preserve">InterfazBDD</w:t>
-                </w:r>
-                <w:r>
-                  <w:rPr>
-                    <w:rtl w:val="0"/>
-                  </w:rPr>
-                  <w:t xml:space="preserve"> no puede acceder a la base de datos y envía un mensaje de error a la entidad </w:t>
-                </w:r>
-                <w:r>
-                  <w:rPr>
-                    <w:u w:val="single"/>
-                    <w:rtl w:val="0"/>
-                  </w:rPr>
-                  <w:t xml:space="preserve">Tarea</w:t>
-                </w:r>
-                <w:r>
-                  <w:rPr>
-                    <w:rtl w:val="0"/>
-                  </w:rPr>
-                  <w:t xml:space="preserve">,que lo reenvía al </w:t>
-                </w:r>
-                <w:r>
-                  <w:rPr>
-                    <w:u w:val="single"/>
-                    <w:rtl w:val="0"/>
-                  </w:rPr>
-                  <w:t xml:space="preserve">ManejadorTarea</w:t>
-                </w:r>
-                <w:r>
-                  <w:rPr>
-                    <w:rtl w:val="0"/>
-                  </w:rPr>
-                  <w:t xml:space="preserve">, luego a la </w:t>
-                </w:r>
-                <w:r>
-                  <w:rPr>
-                    <w:u w:val="single"/>
-                    <w:rtl w:val="0"/>
-                  </w:rPr>
-                  <w:t xml:space="preserve">InterfazUsuario</w:t>
-                </w:r>
-                <w:r>
-                  <w:rPr>
-                    <w:rtl w:val="0"/>
-                  </w:rPr>
-                  <w:t xml:space="preserve">. La </w:t>
-                </w:r>
-                <w:r>
-                  <w:rPr>
-                    <w:u w:val="single"/>
-                    <w:rtl w:val="0"/>
-                  </w:rPr>
-                  <w:t xml:space="preserve">InterfazUsuario</w:t>
-                </w:r>
-                <w:r>
-                  <w:rPr>
-                    <w:rtl w:val="0"/>
-                  </w:rPr>
-                  <w:t xml:space="preserve"> envía el evento desplegarMensajeError a la </w:t>
-                </w:r>
-                <w:r>
-                  <w:rPr>
-                    <w:u w:val="single"/>
-                    <w:rtl w:val="0"/>
-                  </w:rPr>
-                  <w:t xml:space="preserve">PantallaPlanificacion</w:t>
-                </w:r>
-                <w:r>
-                  <w:rPr>
-                    <w:rtl w:val="0"/>
-                  </w:rPr>
-                  <w:t xml:space="preserve">. La  </w:t>
-                </w:r>
-                <w:r>
-                  <w:rPr>
-                    <w:u w:val="single"/>
-                    <w:rtl w:val="0"/>
-                  </w:rPr>
-                  <w:t xml:space="preserve">PantallaPlanificacion</w:t>
-                </w:r>
-                <w:r>
-                  <w:rPr>
-                    <w:rtl w:val="0"/>
-                  </w:rPr>
-                  <w:t xml:space="preserve"> muestra el mensaje “Error al cargar las tareas. Intente nuevamente”</w:t>
+                  <w:t xml:space="preserve">El sistema muestra un mensaje de error de dependencias y solicita corrección. Continúa en el CU08, paso 2.</w:t>
                 </w:r>
               </w:p>
             </w:tc>
@@ -3813,6 +3063,18 @@
     </w:sdt>
     <w:p>
       <w:pPr>
+        <w:spacing w:before="0" w:line="276" w:lineRule="auto"/>
+        <w:ind w:left="0"/>
+        <w:rPr/>
+      </w:pPr>
+      <w:r>
+        <w:rPr>
+          <w:rtl w:val="0"/>
+        </w:rPr>
+      </w:r>
+    </w:p>
+    <w:p>
+      <w:pPr>
         <w:spacing w:before="0" w:lineRule="auto"/>
         <w:ind w:left="0" w:firstLine="0"/>
         <w:rPr>
@@ -3851,8 +3113,8 @@
         <w:ind w:left="0" w:firstLine="0"/>
         <w:rPr/>
       </w:pPr>
-      <w:bookmarkStart w:colFirst="0" w:colLast="0" w:name="_heading=h.vkma0q1ihyro" w:id="1"/>
-      <w:bookmarkEnd w:id="1"/>
+      <w:bookmarkStart w:colFirst="0" w:colLast="0" w:name="_heading=h.vkma0q1ihyro" w:id="2"/>
+      <w:bookmarkEnd w:id="2"/>
       <w:r>
         <w:rPr>
           <w:rtl w:val="0"/>
@@ -3891,8 +3153,8 @@
           <w:vertAlign w:val="baseline"/>
         </w:rPr>
       </w:pPr>
-      <w:bookmarkStart w:colFirst="0" w:colLast="0" w:name="_heading=h.8606iud146lw" w:id="2"/>
-      <w:bookmarkEnd w:id="2"/>
+      <w:bookmarkStart w:colFirst="0" w:colLast="0" w:name="_heading=h.8606iud146lw" w:id="3"/>
+      <w:bookmarkEnd w:id="3"/>
       <w:r>
         <w:rPr>
           <w:vertAlign w:val="baseline"/>
@@ -4212,8 +3474,8 @@
       </w:r>
     </w:p>
     <w:sectPr>
-      <w:headerReference r:id="rId10" w:type="default"/>
-      <w:footerReference r:id="rId11" w:type="default"/>
+      <w:headerReference r:id="rId11" w:type="default"/>
+      <w:footerReference r:id="rId12" w:type="default"/>
       <w:pgSz w:h="16838" w:w="11906" w:orient="portrait"/>
       <w:pgMar w:bottom="1417" w:top="1535" w:left="1701" w:right="1701" w:header="567" w:footer="572"/>
       <w:pgNumType w:start="1"/>
@@ -5519,7 +4781,7 @@
           <wp:extent cx="669290" cy="669290"/>
           <wp:effectExtent b="0" l="0" r="0" t="0"/>
           <wp:wrapSquare wrapText="bothSides" distB="0" distT="0" distL="114300" distR="114300"/>
-          <wp:docPr descr="psi-negro.png" id="119" name="image3.png"/>
+          <wp:docPr descr="psi-negro.png" id="120" name="image3.png"/>
           <a:graphic>
             <a:graphicData uri="http://schemas.openxmlformats.org/drawingml/2006/picture">
               <pic:pic>
@@ -7213,7 +6475,7 @@
 
 <file path=customXML/item1.xml><?xml version="1.0" encoding="utf-8"?>
 <go:gDocsCustomXmlDataStorage xmlns:go="http://customooxmlschemas.google.com/" xmlns:r="http://schemas.openxmlformats.org/officeDocument/2006/relationships" uri="GoogleDocsCustomDataVersion2">
-  <go:docsCustomData xmlns:go="http://customooxmlschemas.google.com/" roundtripDataSignature="AMtx7mgTx7nYdfmSvrDcCyHEhcCx12fMzw==">CgMxLjAaHwoBMBIaChgICVIUChJ0YWJsZS5rbXdrNHhpdTBrczIyDmgubmNuamtlOTU1YXh1Mg5oLnZrbWEwcTFpaHlybzIOaC44NjA2aXVkMTQ2bHc4AHIhMUlUNzNraGtXNEctb0w0Wk9tcmpYb3BkLXF5aDM0RDdP</go:docsCustomData>
+  <go:docsCustomData xmlns:go="http://customooxmlschemas.google.com/" roundtripDataSignature="AMtx7miKdWXezg8ei0EH41NsoC7UHrT2cw==">CgMxLjAaHwoBMBIaChgICVIUChJ0YWJsZS5uaWFoODQzdXpzY2cyDmguZ2czMWNscXU1a3piMg5oLm5jbmprZTk1NWF4dTIOaC52a21hMHExaWh5cm8yDmguODYwNml1ZDE0Nmx3OAByITFJVDcza2hrVzRHLW9MNFpPbXJqWG9wZC1xeWgzNEQ3Tw==</go:docsCustomData>
 </go:gDocsCustomXmlDataStorage>
 </file>
 

--- a/Etapa Construcción - Iteración 2/Diseño - Especificación de CUs ／ Casos de prueba/Especificacion CU07 Crear Etapa- Kairos - NexTech.docx
+++ b/Etapa Construcción - Iteración 2/Diseño - Especificación de CUs ／ Casos de prueba/Especificacion CU07 Crear Etapa- Kairos - NexTech.docx
@@ -356,16 +356,16 @@
                 <wp:extent cx="8003540" cy="874395"/>
                 <wp:effectExtent b="0" l="0" r="0" t="0"/>
                 <wp:wrapNone/>
-                <wp:docPr id="113" name="image12.png"/>
+                <wp:docPr id="113" name="image14.png"/>
                 <a:graphic>
                   <a:graphicData uri="http://schemas.openxmlformats.org/drawingml/2006/picture">
                     <pic:pic>
                       <pic:nvPicPr>
-                        <pic:cNvPr id="0" name="image12.png"/>
+                        <pic:cNvPr id="0" name="image14.png"/>
                         <pic:cNvPicPr preferRelativeResize="0"/>
                       </pic:nvPicPr>
                       <pic:blipFill>
-                        <a:blip r:embed="rId7"/>
+                        <a:blip r:embed="rId9"/>
                         <a:srcRect/>
                         <a:stretch>
                           <a:fillRect/>
@@ -476,16 +476,16 @@
                 <wp:extent cx="167005" cy="11291570"/>
                 <wp:effectExtent b="0" l="0" r="0" t="0"/>
                 <wp:wrapNone/>
-                <wp:docPr id="111" name="image10.png"/>
+                <wp:docPr id="111" name="image11.png"/>
                 <a:graphic>
                   <a:graphicData uri="http://schemas.openxmlformats.org/drawingml/2006/picture">
                     <pic:pic>
                       <pic:nvPicPr>
-                        <pic:cNvPr id="0" name="image10.png"/>
+                        <pic:cNvPr id="0" name="image11.png"/>
                         <pic:cNvPicPr preferRelativeResize="0"/>
                       </pic:nvPicPr>
                       <pic:blipFill>
-                        <a:blip r:embed="rId7"/>
+                        <a:blip r:embed="rId9"/>
                         <a:srcRect/>
                         <a:stretch>
                           <a:fillRect/>
@@ -596,16 +596,16 @@
                 <wp:extent cx="167005" cy="11291570"/>
                 <wp:effectExtent b="0" l="0" r="0" t="0"/>
                 <wp:wrapNone/>
-                <wp:docPr id="115" name="image14.png"/>
+                <wp:docPr id="115" name="image16.png"/>
                 <a:graphic>
                   <a:graphicData uri="http://schemas.openxmlformats.org/drawingml/2006/picture">
                     <pic:pic>
                       <pic:nvPicPr>
-                        <pic:cNvPr id="0" name="image14.png"/>
+                        <pic:cNvPr id="0" name="image16.png"/>
                         <pic:cNvPicPr preferRelativeResize="0"/>
                       </pic:nvPicPr>
                       <pic:blipFill>
-                        <a:blip r:embed="rId7"/>
+                        <a:blip r:embed="rId9"/>
                         <a:srcRect/>
                         <a:stretch>
                           <a:fillRect/>
@@ -716,16 +716,16 @@
                 <wp:extent cx="8003540" cy="874395"/>
                 <wp:effectExtent b="0" l="0" r="0" t="0"/>
                 <wp:wrapNone/>
-                <wp:docPr id="114" name="image13.png"/>
+                <wp:docPr id="114" name="image15.png"/>
                 <a:graphic>
                   <a:graphicData uri="http://schemas.openxmlformats.org/drawingml/2006/picture">
                     <pic:pic>
                       <pic:nvPicPr>
-                        <pic:cNvPr id="0" name="image13.png"/>
+                        <pic:cNvPr id="0" name="image15.png"/>
                         <pic:cNvPicPr preferRelativeResize="0"/>
                       </pic:nvPicPr>
                       <pic:blipFill>
-                        <a:blip r:embed="rId7"/>
+                        <a:blip r:embed="rId9"/>
                         <a:srcRect/>
                         <a:stretch>
                           <a:fillRect/>
@@ -1140,16 +1140,16 @@
             <wp:extent cx="1200150" cy="1200150"/>
             <wp:effectExtent b="0" l="0" r="0" t="0"/>
             <wp:wrapSquare wrapText="bothSides" distB="0" distT="0" distL="114300" distR="114300"/>
-            <wp:docPr descr="psi-negro.png" id="119" name="image3.png"/>
+            <wp:docPr descr="psi-negro.png" id="120" name="image8.png"/>
             <a:graphic>
               <a:graphicData uri="http://schemas.openxmlformats.org/drawingml/2006/picture">
                 <pic:pic>
                   <pic:nvPicPr>
-                    <pic:cNvPr descr="psi-negro.png" id="0" name="image3.png"/>
+                    <pic:cNvPr descr="psi-negro.png" id="0" name="image8.png"/>
                     <pic:cNvPicPr preferRelativeResize="0"/>
                   </pic:nvPicPr>
                   <pic:blipFill>
-                    <a:blip r:embed="rId8"/>
+                    <a:blip r:embed="rId10"/>
                     <a:srcRect b="0" l="0" r="0" t="0"/>
                     <a:stretch>
                       <a:fillRect/>
@@ -1195,16 +1195,16 @@
             <wp:extent cx="1304925" cy="2019300"/>
             <wp:effectExtent b="0" l="0" r="0" t="0"/>
             <wp:wrapSquare wrapText="bothSides" distB="0" distT="0" distL="114300" distR="114300"/>
-            <wp:docPr descr="UNPA.JPG" id="121" name="image1.jpg"/>
+            <wp:docPr descr="UNPA.JPG" id="122" name="image2.jpg"/>
             <a:graphic>
               <a:graphicData uri="http://schemas.openxmlformats.org/drawingml/2006/picture">
                 <pic:pic>
                   <pic:nvPicPr>
-                    <pic:cNvPr descr="UNPA.JPG" id="0" name="image1.jpg"/>
+                    <pic:cNvPr descr="UNPA.JPG" id="0" name="image2.jpg"/>
                     <pic:cNvPicPr preferRelativeResize="0"/>
                   </pic:nvPicPr>
                   <pic:blipFill>
-                    <a:blip r:embed="rId9"/>
+                    <a:blip r:embed="rId11"/>
                     <a:srcRect b="0" l="0" r="0" t="0"/>
                     <a:stretch>
                       <a:fillRect/>
@@ -1332,7 +1332,7 @@
     </w:p>
     <w:sdt>
       <w:sdtPr>
-        <w:id w:val="940452463"/>
+        <w:id w:val="-1827645410"/>
         <w:docPartObj>
           <w:docPartGallery w:val="Table of Contents"/>
           <w:docPartUnique w:val="1"/>
@@ -1346,16 +1346,16 @@
               <w:tab w:val="right" w:leader="none" w:pos="12000"/>
             </w:tabs>
             <w:spacing w:before="60" w:line="240" w:lineRule="auto"/>
-            <w:ind w:left="0" w:firstLine="0"/>
+            <w:ind w:left="0"/>
             <w:rPr>
-              <w:rFonts w:ascii="Cambria" w:cs="Cambria" w:eastAsia="Cambria" w:hAnsi="Cambria"/>
+              <w:rFonts w:ascii="Arial" w:cs="Arial" w:eastAsia="Arial" w:hAnsi="Arial"/>
               <w:b w:val="1"/>
               <w:i w:val="0"/>
               <w:smallCaps w:val="0"/>
               <w:strike w:val="0"/>
               <w:color w:val="000000"/>
-              <w:sz w:val="24"/>
-              <w:szCs w:val="24"/>
+              <w:sz w:val="22"/>
+              <w:szCs w:val="22"/>
               <w:u w:val="none"/>
               <w:shd w:fill="auto" w:val="clear"/>
               <w:vertAlign w:val="baseline"/>
@@ -1366,17 +1366,17 @@
             <w:instrText xml:space="preserve"> TOC \h \u \z \t "Heading 1,1,Heading 2,2,Heading 3,3,Heading 4,4,Heading 5,5,Heading 6,6,"</w:instrText>
             <w:fldChar w:fldCharType="separate"/>
           </w:r>
-          <w:hyperlink w:anchor="_heading=h.qpgs3r8dsjib">
+          <w:hyperlink w:anchor="_heading=h.gg31clqu5kzb">
             <w:r>
               <w:rPr>
-                <w:rFonts w:ascii="Cambria" w:cs="Cambria" w:eastAsia="Cambria" w:hAnsi="Cambria"/>
+                <w:rFonts w:ascii="Arial" w:cs="Arial" w:eastAsia="Arial" w:hAnsi="Arial"/>
                 <w:b w:val="1"/>
                 <w:i w:val="0"/>
                 <w:smallCaps w:val="0"/>
                 <w:strike w:val="0"/>
                 <w:color w:val="000000"/>
-                <w:sz w:val="24"/>
-                <w:szCs w:val="24"/>
+                <w:sz w:val="22"/>
+                <w:szCs w:val="22"/>
                 <w:u w:val="none"/>
                 <w:shd w:fill="auto" w:val="clear"/>
                 <w:vertAlign w:val="baseline"/>
@@ -1400,16 +1400,16 @@
               <w:tab w:val="right" w:leader="none" w:pos="12000"/>
             </w:tabs>
             <w:spacing w:before="60" w:line="240" w:lineRule="auto"/>
-            <w:ind w:left="0" w:firstLine="0"/>
+            <w:ind w:left="0"/>
             <w:rPr>
-              <w:rFonts w:ascii="Cambria" w:cs="Cambria" w:eastAsia="Cambria" w:hAnsi="Cambria"/>
+              <w:rFonts w:ascii="Arial" w:cs="Arial" w:eastAsia="Arial" w:hAnsi="Arial"/>
               <w:b w:val="1"/>
               <w:i w:val="0"/>
               <w:smallCaps w:val="0"/>
               <w:strike w:val="0"/>
               <w:color w:val="000000"/>
-              <w:sz w:val="24"/>
-              <w:szCs w:val="24"/>
+              <w:sz w:val="22"/>
+              <w:szCs w:val="22"/>
               <w:u w:val="none"/>
               <w:shd w:fill="auto" w:val="clear"/>
               <w:vertAlign w:val="baseline"/>
@@ -1431,9 +1431,9 @@
                 <w:vertAlign w:val="baseline"/>
                 <w:rtl w:val="0"/>
               </w:rPr>
-              <w:t xml:space="preserve">Especificación del CU20: Registrar tiempo por cronómetro</w:t>
+              <w:t xml:space="preserve">Especificación del CU07: Crear Etapa</w:t>
               <w:tab/>
-              <w:t xml:space="preserve">3</w:t>
+              <w:t xml:space="preserve">4</w:t>
             </w:r>
           </w:hyperlink>
           <w:r>
@@ -1449,16 +1449,16 @@
               <w:tab w:val="right" w:leader="none" w:pos="12000"/>
             </w:tabs>
             <w:spacing w:before="60" w:line="240" w:lineRule="auto"/>
-            <w:ind w:left="0" w:firstLine="0"/>
+            <w:ind w:left="0"/>
             <w:rPr>
-              <w:rFonts w:ascii="Cambria" w:cs="Cambria" w:eastAsia="Cambria" w:hAnsi="Cambria"/>
+              <w:rFonts w:ascii="Arial" w:cs="Arial" w:eastAsia="Arial" w:hAnsi="Arial"/>
               <w:b w:val="1"/>
               <w:i w:val="0"/>
               <w:smallCaps w:val="0"/>
               <w:strike w:val="0"/>
               <w:color w:val="000000"/>
-              <w:sz w:val="24"/>
-              <w:szCs w:val="24"/>
+              <w:sz w:val="22"/>
+              <w:szCs w:val="22"/>
               <w:u w:val="none"/>
               <w:shd w:fill="auto" w:val="clear"/>
               <w:vertAlign w:val="baseline"/>
@@ -1482,7 +1482,7 @@
               </w:rPr>
               <w:t xml:space="preserve">Diagrama de Secuencia</w:t>
               <w:tab/>
-              <w:t xml:space="preserve">3</w:t>
+              <w:t xml:space="preserve">5</w:t>
             </w:r>
           </w:hyperlink>
           <w:r>
@@ -1951,6 +1951,7 @@
         <w:tabs>
           <w:tab w:val="left" w:leader="none" w:pos="0"/>
         </w:tabs>
+        <w:jc w:val="center"/>
         <w:rPr/>
       </w:pPr>
       <w:r>
@@ -1959,16 +1960,16 @@
           <wp:inline distB="114300" distT="114300" distL="114300" distR="114300">
             <wp:extent cx="5399730" cy="4305300"/>
             <wp:effectExtent b="0" l="0" r="0" t="0"/>
-            <wp:docPr id="118" name="image16.png"/>
+            <wp:docPr id="119" name="image12.png"/>
             <a:graphic>
               <a:graphicData uri="http://schemas.openxmlformats.org/drawingml/2006/picture">
                 <pic:pic>
                   <pic:nvPicPr>
-                    <pic:cNvPr id="0" name="image16.png"/>
+                    <pic:cNvPr id="0" name="image12.png"/>
                     <pic:cNvPicPr preferRelativeResize="0"/>
                   </pic:nvPicPr>
                   <pic:blipFill>
-                    <a:blip r:embed="rId10"/>
+                    <a:blip r:embed="rId12"/>
                     <a:srcRect b="0" l="0" r="0" t="0"/>
                     <a:stretch>
                       <a:fillRect/>
@@ -1990,24 +1991,6 @@
       </w:r>
       <w:r>
         <w:rPr>
-          <w:rtl w:val="0"/>
-        </w:rPr>
-      </w:r>
-    </w:p>
-    <w:p>
-      <w:pPr>
-        <w:keepNext w:val="1"/>
-        <w:widowControl w:val="0"/>
-        <w:tabs>
-          <w:tab w:val="left" w:leader="none" w:pos="0"/>
-        </w:tabs>
-        <w:spacing w:after="60" w:before="120" w:lineRule="auto"/>
-        <w:ind w:left="0"/>
-        <w:jc w:val="center"/>
-        <w:rPr/>
-      </w:pPr>
-      <w:r>
-        <w:rPr>
           <w:b w:val="1"/>
           <w:sz w:val="28"/>
           <w:szCs w:val="28"/>
@@ -2032,6 +2015,132 @@
         <w:spacing w:after="60" w:before="120" w:lineRule="auto"/>
         <w:ind w:left="0" w:firstLine="0"/>
         <w:jc w:val="both"/>
+        <w:rPr/>
+      </w:pPr>
+      <w:bookmarkStart w:colFirst="0" w:colLast="0" w:name="_heading=h.6aifsqu7sagj" w:id="1"/>
+      <w:bookmarkEnd w:id="1"/>
+      <w:r>
+        <w:rPr>
+          <w:rtl w:val="0"/>
+        </w:rPr>
+      </w:r>
+    </w:p>
+    <w:p>
+      <w:pPr>
+        <w:pStyle w:val="Heading1"/>
+        <w:keepNext w:val="1"/>
+        <w:widowControl w:val="0"/>
+        <w:tabs>
+          <w:tab w:val="left" w:leader="none" w:pos="0"/>
+        </w:tabs>
+        <w:spacing w:after="60" w:before="120" w:lineRule="auto"/>
+        <w:ind w:left="0" w:firstLine="0"/>
+        <w:jc w:val="both"/>
+        <w:rPr/>
+      </w:pPr>
+      <w:bookmarkStart w:colFirst="0" w:colLast="0" w:name="_heading=h.qm8h8pssonfc" w:id="2"/>
+      <w:bookmarkEnd w:id="2"/>
+      <w:r>
+        <w:rPr>
+          <w:rtl w:val="0"/>
+        </w:rPr>
+      </w:r>
+    </w:p>
+    <w:p>
+      <w:pPr>
+        <w:tabs>
+          <w:tab w:val="left" w:leader="none" w:pos="0"/>
+        </w:tabs>
+        <w:ind w:left="0" w:firstLine="0"/>
+        <w:rPr/>
+      </w:pPr>
+      <w:r>
+        <w:rPr>
+          <w:rtl w:val="0"/>
+        </w:rPr>
+      </w:r>
+    </w:p>
+    <w:p>
+      <w:pPr>
+        <w:tabs>
+          <w:tab w:val="left" w:leader="none" w:pos="0"/>
+        </w:tabs>
+        <w:ind w:left="0" w:firstLine="0"/>
+        <w:rPr/>
+      </w:pPr>
+      <w:r>
+        <w:rPr>
+          <w:rtl w:val="0"/>
+        </w:rPr>
+      </w:r>
+    </w:p>
+    <w:p>
+      <w:pPr>
+        <w:tabs>
+          <w:tab w:val="left" w:leader="none" w:pos="0"/>
+        </w:tabs>
+        <w:ind w:left="0" w:firstLine="0"/>
+        <w:rPr/>
+      </w:pPr>
+      <w:r>
+        <w:rPr>
+          <w:rtl w:val="0"/>
+        </w:rPr>
+      </w:r>
+    </w:p>
+    <w:p>
+      <w:pPr>
+        <w:tabs>
+          <w:tab w:val="left" w:leader="none" w:pos="0"/>
+        </w:tabs>
+        <w:ind w:left="0" w:firstLine="0"/>
+        <w:rPr/>
+      </w:pPr>
+      <w:r>
+        <w:rPr>
+          <w:rtl w:val="0"/>
+        </w:rPr>
+      </w:r>
+    </w:p>
+    <w:p>
+      <w:pPr>
+        <w:tabs>
+          <w:tab w:val="left" w:leader="none" w:pos="0"/>
+        </w:tabs>
+        <w:ind w:left="0" w:firstLine="0"/>
+        <w:rPr/>
+      </w:pPr>
+      <w:r>
+        <w:rPr>
+          <w:rtl w:val="0"/>
+        </w:rPr>
+      </w:r>
+    </w:p>
+    <w:p>
+      <w:pPr>
+        <w:tabs>
+          <w:tab w:val="left" w:leader="none" w:pos="0"/>
+        </w:tabs>
+        <w:ind w:left="0" w:firstLine="0"/>
+        <w:rPr/>
+      </w:pPr>
+      <w:r>
+        <w:rPr>
+          <w:rtl w:val="0"/>
+        </w:rPr>
+      </w:r>
+    </w:p>
+    <w:p>
+      <w:pPr>
+        <w:pStyle w:val="Heading1"/>
+        <w:keepNext w:val="1"/>
+        <w:widowControl w:val="0"/>
+        <w:tabs>
+          <w:tab w:val="left" w:leader="none" w:pos="0"/>
+        </w:tabs>
+        <w:spacing w:after="60" w:before="120" w:lineRule="auto"/>
+        <w:ind w:left="0" w:firstLine="0"/>
+        <w:jc w:val="both"/>
         <w:rPr>
           <w:rFonts w:ascii="Calibri" w:cs="Calibri" w:eastAsia="Calibri" w:hAnsi="Calibri"/>
           <w:color w:val="000000"/>
@@ -2039,8 +2148,8 @@
           <w:szCs w:val="22"/>
         </w:rPr>
       </w:pPr>
-      <w:bookmarkStart w:colFirst="0" w:colLast="0" w:name="_heading=h.ncnjke955axu" w:id="1"/>
-      <w:bookmarkEnd w:id="1"/>
+      <w:bookmarkStart w:colFirst="0" w:colLast="0" w:name="_heading=h.ncnjke955axu" w:id="3"/>
+      <w:bookmarkEnd w:id="3"/>
       <w:r>
         <w:rPr>
           <w:rtl w:val="0"/>
@@ -2056,8 +2165,8 @@
     <w:sdt>
       <w:sdtPr>
         <w:lock w:val="contentLocked"/>
-        <w:id w:val="1393153456"/>
-        <w:tag w:val="goog_rdk_0"/>
+        <w:id w:val="-1703262786"/>
+        <w:tag w:val="goog_rdk_1"/>
       </w:sdtPr>
       <w:sdtContent>
         <w:tbl>
@@ -2263,7 +2372,67 @@
                   <w:rPr>
                     <w:rtl w:val="0"/>
                   </w:rPr>
-                  <w:t xml:space="preserve">El líder del proyecto debe estar autenticado y debe tener por lo menos un proyecto creado.</w:t>
+                  <w:t xml:space="preserve">El actor debe estar autenticado y debe tener por lo menos un proyecto asignado.</w:t>
+                </w:r>
+              </w:p>
+            </w:tc>
+          </w:tr>
+          <w:tr>
+            <w:trPr>
+              <w:cantSplit w:val="0"/>
+              <w:trHeight w:val="420" w:hRule="atLeast"/>
+              <w:tblHeader w:val="0"/>
+            </w:trPr>
+            <w:tc>
+              <w:tcPr>
+                <w:gridSpan w:val="2"/>
+                <w:shd w:fill="auto" w:val="clear"/>
+                <w:tcMar>
+                  <w:top w:w="100.0" w:type="dxa"/>
+                  <w:left w:w="100.0" w:type="dxa"/>
+                  <w:bottom w:w="100.0" w:type="dxa"/>
+                  <w:right w:w="100.0" w:type="dxa"/>
+                </w:tcMar>
+                <w:vAlign w:val="top"/>
+              </w:tcPr>
+              <w:p>
+                <w:pPr>
+                  <w:widowControl w:val="0"/>
+                  <w:spacing w:before="0" w:line="240" w:lineRule="auto"/>
+                  <w:ind w:left="0"/>
+                  <w:rPr/>
+                </w:pPr>
+                <w:r>
+                  <w:rPr>
+                    <w:rtl w:val="0"/>
+                  </w:rPr>
+                  <w:t xml:space="preserve">Disparador</w:t>
+                </w:r>
+              </w:p>
+            </w:tc>
+            <w:tc>
+              <w:tcPr>
+                <w:shd w:fill="auto" w:val="clear"/>
+                <w:tcMar>
+                  <w:top w:w="100.0" w:type="dxa"/>
+                  <w:left w:w="100.0" w:type="dxa"/>
+                  <w:bottom w:w="100.0" w:type="dxa"/>
+                  <w:right w:w="100.0" w:type="dxa"/>
+                </w:tcMar>
+                <w:vAlign w:val="top"/>
+              </w:tcPr>
+              <w:p>
+                <w:pPr>
+                  <w:widowControl w:val="0"/>
+                  <w:spacing w:before="0" w:line="240" w:lineRule="auto"/>
+                  <w:ind w:left="0"/>
+                  <w:rPr/>
+                </w:pPr>
+                <w:r>
+                  <w:rPr>
+                    <w:rtl w:val="0"/>
+                  </w:rPr>
+                  <w:t xml:space="preserve">El actor presiona el botón “Crear Etapa” desde la pantalla de inicio del proyecto.</w:t>
                 </w:r>
               </w:p>
             </w:tc>
@@ -2433,7 +2602,108 @@
                   <w:rPr>
                     <w:rtl w:val="0"/>
                   </w:rPr>
-                  <w:t xml:space="preserve">El líder del proyecto abre un proyecto y selecciona la opción “Crear etapa”.</w:t>
+                  <w:t xml:space="preserve">El actor selecciona la opción “Crear etapa”. La </w:t>
+                </w:r>
+                <w:r>
+                  <w:rPr>
+                    <w:u w:val="single"/>
+                    <w:rtl w:val="0"/>
+                  </w:rPr>
+                  <w:t xml:space="preserve">PantallaEtapas</w:t>
+                </w:r>
+                <w:r>
+                  <w:rPr>
+                    <w:rtl w:val="0"/>
+                  </w:rPr>
+                  <w:t xml:space="preserve"> </w:t>
+                </w:r>
+                <w:r>
+                  <w:rPr>
+                    <w:rtl w:val="0"/>
+                  </w:rPr>
+                  <w:t xml:space="preserve">envía el evento </w:t>
+                </w:r>
+                <w:r>
+                  <w:rPr>
+                    <w:i w:val="1"/>
+                    <w:rtl w:val="0"/>
+                  </w:rPr>
+                  <w:t xml:space="preserve">crearEtapa</w:t>
+                </w:r>
+                <w:r>
+                  <w:rPr>
+                    <w:i w:val="1"/>
+                    <w:rtl w:val="0"/>
+                  </w:rPr>
+                  <w:t xml:space="preserve">()</w:t>
+                </w:r>
+                <w:r>
+                  <w:rPr>
+                    <w:rtl w:val="0"/>
+                  </w:rPr>
+                  <w:t xml:space="preserve"> a la </w:t>
+                </w:r>
+                <w:r>
+                  <w:rPr>
+                    <w:rtl w:val="0"/>
+                  </w:rPr>
+                  <w:t xml:space="preserve">InterfazUsuario</w:t>
+                </w:r>
+                <w:r>
+                  <w:rPr>
+                    <w:rtl w:val="0"/>
+                  </w:rPr>
+                  <w:t xml:space="preserve">. La </w:t>
+                </w:r>
+                <w:r>
+                  <w:rPr>
+                    <w:u w:val="single"/>
+                    <w:rtl w:val="0"/>
+                  </w:rPr>
+                  <w:t xml:space="preserve">InterfazUsuari</w:t>
+                </w:r>
+                <w:r>
+                  <w:rPr>
+                    <w:rtl w:val="0"/>
+                  </w:rPr>
+                  <w:t xml:space="preserve">o</w:t>
+                </w:r>
+                <w:r>
+                  <w:rPr>
+                    <w:rtl w:val="0"/>
+                  </w:rPr>
+                  <w:t xml:space="preserve"> envía el evento </w:t>
+                </w:r>
+                <w:r>
+                  <w:rPr>
+                    <w:rtl w:val="0"/>
+                  </w:rPr>
+                  <w:t xml:space="preserve">crearEtapa</w:t>
+                </w:r>
+                <w:r>
+                  <w:rPr>
+                    <w:rtl w:val="0"/>
+                  </w:rPr>
+                  <w:t xml:space="preserve">() al</w:t>
+                </w:r>
+                <w:r>
+                  <w:rPr>
+                    <w:rtl w:val="0"/>
+                  </w:rPr>
+                  <w:t xml:space="preserve"> </w:t>
+                </w:r>
+                <w:r>
+                  <w:rPr>
+                    <w:u w:val="single"/>
+                    <w:rtl w:val="0"/>
+                  </w:rPr>
+                  <w:t xml:space="preserve">ManejadorEtapa</w:t>
+                </w:r>
+                <w:r>
+                  <w:rPr>
+                    <w:rtl w:val="0"/>
+                  </w:rPr>
+                  <w:t xml:space="preserve">.</w:t>
                 </w:r>
               </w:p>
             </w:tc>
@@ -2441,7 +2711,7 @@
           <w:tr>
             <w:trPr>
               <w:cantSplit w:val="0"/>
-              <w:trHeight w:val="773.935546875" w:hRule="atLeast"/>
+              <w:trHeight w:val="600" w:hRule="atLeast"/>
               <w:tblHeader w:val="0"/>
             </w:trPr>
             <w:tc>
@@ -2495,6 +2765,11 @@
                   </w:rPr>
                   <w:t xml:space="preserve">2</w:t>
                 </w:r>
+                <w:r>
+                  <w:rPr>
+                    <w:rtl w:val="0"/>
+                  </w:rPr>
+                </w:r>
               </w:p>
             </w:tc>
             <w:tc>
@@ -2519,7 +2794,157 @@
                   <w:rPr>
                     <w:rtl w:val="0"/>
                   </w:rPr>
-                  <w:t xml:space="preserve">El sistema despliega la pantalla “Nueva etapa” y el líder del proyecto ingresa los datos ‘nombre’, ‘fecha de inicio estimada’, ‘fecha de finalización estimada’, ‘descripción’ y ‘estado’. El líder del proyecto selecciona la opción “Crear” o “Cancelar”.</w:t>
+                  <w:t xml:space="preserve">El </w:t>
+                </w:r>
+                <w:r>
+                  <w:rPr>
+                    <w:u w:val="single"/>
+                    <w:rtl w:val="0"/>
+                  </w:rPr>
+                  <w:t xml:space="preserve">ManejadorEtapa</w:t>
+                </w:r>
+                <w:r>
+                  <w:rPr>
+                    <w:rtl w:val="0"/>
+                  </w:rPr>
+                  <w:t xml:space="preserve"> solicita a la </w:t>
+                </w:r>
+                <w:r>
+                  <w:rPr>
+                    <w:u w:val="single"/>
+                    <w:rtl w:val="0"/>
+                  </w:rPr>
+                  <w:t xml:space="preserve">InterfazUsuario</w:t>
+                </w:r>
+                <w:r>
+                  <w:rPr>
+                    <w:rtl w:val="0"/>
+                  </w:rPr>
+                  <w:t xml:space="preserve"> desplegar la </w:t>
+                </w:r>
+                <w:sdt>
+                  <w:sdtPr>
+                    <w:id w:val="853833067"/>
+                    <w:tag w:val="goog_rdk_0"/>
+                  </w:sdtPr>
+                  <w:sdtContent>
+                    <w:commentRangeStart w:id="0"/>
+                  </w:sdtContent>
+                </w:sdt>
+                <w:r>
+                  <w:rPr>
+                    <w:u w:val="single"/>
+                    <w:rtl w:val="0"/>
+                  </w:rPr>
+                  <w:t xml:space="preserve">Pantalla</w:t>
+                </w:r>
+                <w:r>
+                  <w:rPr>
+                    <w:u w:val="single"/>
+                    <w:rtl w:val="0"/>
+                  </w:rPr>
+                  <w:t xml:space="preserve">Nueva</w:t>
+                </w:r>
+                <w:r>
+                  <w:rPr>
+                    <w:u w:val="single"/>
+                    <w:rtl w:val="0"/>
+                  </w:rPr>
+                  <w:t xml:space="preserve">Etapa</w:t>
+                </w:r>
+                <w:r>
+                  <w:rPr>
+                    <w:rtl w:val="0"/>
+                  </w:rPr>
+                  <w:t xml:space="preserve">. La </w:t>
+                </w:r>
+                <w:r>
+                  <w:rPr>
+                    <w:u w:val="single"/>
+                    <w:rtl w:val="0"/>
+                  </w:rPr>
+                  <w:t xml:space="preserve">PantallaNuevaEtapa</w:t>
+                </w:r>
+                <w:commentRangeEnd w:id="0"/>
+                <w:r>
+                  <w:commentReference w:id="0"/>
+                </w:r>
+                <w:r>
+                  <w:rPr>
+                    <w:rtl w:val="0"/>
+                  </w:rPr>
+                  <w:t xml:space="preserve"> se despliega y el actor ingresa los datos ‘nombre’ , ‘fecha de inicio’, ‘fecha de fin’ y ‘descripción’, y presiona el botón “Crear Etapa”.</w:t>
+                </w:r>
+              </w:p>
+              <w:p>
+                <w:pPr>
+                  <w:widowControl w:val="0"/>
+                  <w:spacing w:before="0" w:line="240" w:lineRule="auto"/>
+                  <w:ind w:left="0"/>
+                  <w:rPr/>
+                </w:pPr>
+                <w:r>
+                  <w:rPr>
+                    <w:rtl w:val="0"/>
+                  </w:rPr>
+                  <w:t xml:space="preserve">La </w:t>
+                </w:r>
+                <w:r>
+                  <w:rPr>
+                    <w:u w:val="single"/>
+                    <w:rtl w:val="0"/>
+                  </w:rPr>
+                  <w:t xml:space="preserve">PantallaNuevaEtapa</w:t>
+                </w:r>
+                <w:r>
+                  <w:rPr>
+                    <w:rtl w:val="0"/>
+                  </w:rPr>
+                  <w:t xml:space="preserve"> envía el evento </w:t>
+                </w:r>
+                <w:r>
+                  <w:rPr>
+                    <w:rtl w:val="0"/>
+                  </w:rPr>
+                  <w:t xml:space="preserve">crearEtapa</w:t>
+                </w:r>
+                <w:r>
+                  <w:rPr>
+                    <w:rtl w:val="0"/>
+                  </w:rPr>
+                  <w:t xml:space="preserve">(datos) a la I</w:t>
+                </w:r>
+                <w:r>
+                  <w:rPr>
+                    <w:u w:val="single"/>
+                    <w:rtl w:val="0"/>
+                  </w:rPr>
+                  <w:t xml:space="preserve">nterfazUsuario</w:t>
+                </w:r>
+                <w:r>
+                  <w:rPr>
+                    <w:rtl w:val="0"/>
+                  </w:rPr>
+                  <w:t xml:space="preserve">. La InterfazUsuario envía el evento al </w:t>
+                </w:r>
+                <w:r>
+                  <w:rPr>
+                    <w:u w:val="single"/>
+                    <w:rtl w:val="0"/>
+                  </w:rPr>
+                  <w:t xml:space="preserve">ManejadorEtap</w:t>
+                </w:r>
+                <w:r>
+                  <w:rPr>
+                    <w:rtl w:val="0"/>
+                  </w:rPr>
+                  <w:t xml:space="preserve">a</w:t>
+                </w:r>
+                <w:r>
+                  <w:rPr>
+                    <w:rtl w:val="0"/>
+                  </w:rPr>
+                  <w:t xml:space="preserve">, quien valida los datos ingresados.</w:t>
                 </w:r>
               </w:p>
             </w:tc>
@@ -2581,6 +3006,11 @@
                   </w:rPr>
                   <w:t xml:space="preserve">3</w:t>
                 </w:r>
+                <w:r>
+                  <w:rPr>
+                    <w:rtl w:val="0"/>
+                  </w:rPr>
+                </w:r>
               </w:p>
             </w:tc>
             <w:tc>
@@ -2603,9 +3033,93 @@
                 </w:pPr>
                 <w:r>
                   <w:rPr>
-                    <w:rtl w:val="0"/>
-                  </w:rPr>
-                  <w:t xml:space="preserve">El sistema valida los datos y los guarda en la BDD.</w:t>
+                    <w:sz w:val="21"/>
+                    <w:szCs w:val="21"/>
+                    <w:highlight w:val="white"/>
+                    <w:rtl w:val="0"/>
+                  </w:rPr>
+                  <w:t xml:space="preserve">El </w:t>
+                </w:r>
+                <w:r>
+                  <w:rPr>
+                    <w:sz w:val="21"/>
+                    <w:szCs w:val="21"/>
+                    <w:highlight w:val="white"/>
+                    <w:u w:val="single"/>
+                    <w:rtl w:val="0"/>
+                  </w:rPr>
+                  <w:t xml:space="preserve">ManejadorEtapa</w:t>
+                </w:r>
+                <w:r>
+                  <w:rPr>
+                    <w:sz w:val="21"/>
+                    <w:szCs w:val="21"/>
+                    <w:highlight w:val="white"/>
+                    <w:rtl w:val="0"/>
+                  </w:rPr>
+                  <w:t xml:space="preserve"> envía el evento a la entidad </w:t>
+                </w:r>
+                <w:r>
+                  <w:rPr>
+                    <w:sz w:val="21"/>
+                    <w:szCs w:val="21"/>
+                    <w:highlight w:val="white"/>
+                    <w:u w:val="single"/>
+                    <w:rtl w:val="0"/>
+                  </w:rPr>
+                  <w:t xml:space="preserve">Etapa</w:t>
+                </w:r>
+                <w:r>
+                  <w:rPr>
+                    <w:sz w:val="21"/>
+                    <w:szCs w:val="21"/>
+                    <w:highlight w:val="white"/>
+                    <w:rtl w:val="0"/>
+                  </w:rPr>
+                  <w:t xml:space="preserve"> y ésta solicita a la </w:t>
+                </w:r>
+                <w:r>
+                  <w:rPr>
+                    <w:sz w:val="21"/>
+                    <w:szCs w:val="21"/>
+                    <w:highlight w:val="white"/>
+                    <w:u w:val="single"/>
+                    <w:rtl w:val="0"/>
+                  </w:rPr>
+                  <w:t xml:space="preserve">InterfazBDD </w:t>
+                </w:r>
+                <w:r>
+                  <w:rPr>
+                    <w:sz w:val="21"/>
+                    <w:szCs w:val="21"/>
+                    <w:highlight w:val="white"/>
+                    <w:rtl w:val="0"/>
+                  </w:rPr>
+                  <w:t xml:space="preserve">que registre los datos y cree la etapa. La </w:t>
+                </w:r>
+                <w:r>
+                  <w:rPr>
+                    <w:sz w:val="21"/>
+                    <w:szCs w:val="21"/>
+                    <w:highlight w:val="white"/>
+                    <w:u w:val="single"/>
+                    <w:rtl w:val="0"/>
+                  </w:rPr>
+                  <w:t xml:space="preserve">InterfazBDD </w:t>
+                </w:r>
+                <w:r>
+                  <w:rPr>
+                    <w:sz w:val="21"/>
+                    <w:szCs w:val="21"/>
+                    <w:highlight w:val="white"/>
+                    <w:rtl w:val="0"/>
+                  </w:rPr>
+                  <w:t xml:space="preserve">comunica la solicitud a la BDD para guardar la nueva etapa.</w:t>
+                </w:r>
+                <w:r>
+                  <w:rPr>
+                    <w:rtl w:val="0"/>
+                  </w:rPr>
                 </w:r>
               </w:p>
             </w:tc>
@@ -2667,6 +3181,11 @@
                   </w:rPr>
                   <w:t xml:space="preserve">4</w:t>
                 </w:r>
+                <w:r>
+                  <w:rPr>
+                    <w:rtl w:val="0"/>
+                  </w:rPr>
+                </w:r>
               </w:p>
             </w:tc>
             <w:tc>
@@ -2689,109 +3208,84 @@
                 </w:pPr>
                 <w:r>
                   <w:rPr>
-                    <w:rtl w:val="0"/>
-                  </w:rPr>
-                  <w:t xml:space="preserve">El sistema confirma la creación de la etapa.</w:t>
-                </w:r>
-              </w:p>
-            </w:tc>
-          </w:tr>
-          <w:tr>
-            <w:trPr>
-              <w:cantSplit w:val="0"/>
-              <w:trHeight w:val="447.978515625" w:hRule="atLeast"/>
-              <w:tblHeader w:val="0"/>
-            </w:trPr>
-            <w:tc>
-              <w:tcPr>
-                <w:vMerge w:val="continue"/>
-                <w:shd w:fill="auto" w:val="clear"/>
-                <w:tcMar>
-                  <w:top w:w="100.0" w:type="dxa"/>
-                  <w:left w:w="100.0" w:type="dxa"/>
-                  <w:bottom w:w="100.0" w:type="dxa"/>
-                  <w:right w:w="100.0" w:type="dxa"/>
-                </w:tcMar>
-                <w:vAlign w:val="top"/>
-              </w:tcPr>
-              <w:p>
-                <w:pPr>
-                  <w:widowControl w:val="0"/>
-                  <w:spacing w:before="0" w:line="240" w:lineRule="auto"/>
-                  <w:ind w:left="0"/>
-                  <w:rPr/>
-                </w:pPr>
-                <w:r>
-                  <w:rPr>
-                    <w:rtl w:val="0"/>
-                  </w:rPr>
-                </w:r>
-              </w:p>
-            </w:tc>
-            <w:tc>
-              <w:tcPr>
-                <w:shd w:fill="auto" w:val="clear"/>
-                <w:tcMar>
-                  <w:top w:w="100.0" w:type="dxa"/>
-                  <w:left w:w="100.0" w:type="dxa"/>
-                  <w:bottom w:w="100.0" w:type="dxa"/>
-                  <w:right w:w="100.0" w:type="dxa"/>
-                </w:tcMar>
-                <w:vAlign w:val="top"/>
-              </w:tcPr>
-              <w:p>
-                <w:pPr>
-                  <w:widowControl w:val="0"/>
-                  <w:spacing w:before="0" w:line="240" w:lineRule="auto"/>
-                  <w:ind w:left="0"/>
-                  <w:jc w:val="center"/>
-                  <w:rPr/>
-                </w:pPr>
-                <w:r>
-                  <w:rPr>
-                    <w:rtl w:val="0"/>
-                  </w:rPr>
-                  <w:t xml:space="preserve">5</w:t>
-                </w:r>
-              </w:p>
-            </w:tc>
-            <w:tc>
-              <w:tcPr>
-                <w:shd w:fill="auto" w:val="clear"/>
-                <w:tcMar>
-                  <w:top w:w="100.0" w:type="dxa"/>
-                  <w:left w:w="100.0" w:type="dxa"/>
-                  <w:bottom w:w="100.0" w:type="dxa"/>
-                  <w:right w:w="100.0" w:type="dxa"/>
-                </w:tcMar>
-                <w:vAlign w:val="top"/>
-              </w:tcPr>
-              <w:p>
-                <w:pPr>
-                  <w:widowControl w:val="0"/>
-                  <w:spacing w:before="0" w:line="240" w:lineRule="auto"/>
-                  <w:ind w:left="0"/>
-                  <w:rPr/>
-                </w:pPr>
-                <w:r>
-                  <w:rPr>
-                    <w:rtl w:val="0"/>
-                  </w:rPr>
-                  <w:t xml:space="preserve">El sistema despliega la pantalla “Ver etapas”. </w:t>
-                </w:r>
-              </w:p>
-              <w:p>
-                <w:pPr>
-                  <w:widowControl w:val="0"/>
-                  <w:spacing w:before="0" w:line="240" w:lineRule="auto"/>
-                  <w:ind w:left="0"/>
-                  <w:rPr/>
-                </w:pPr>
-                <w:r>
-                  <w:rPr>
-                    <w:rtl w:val="0"/>
-                  </w:rPr>
-                  <w:t xml:space="preserve">El sistema actualiza la pantalla “Ver etapas” , mostrando la lista de etapas registradas.</w:t>
+                    <w:sz w:val="21"/>
+                    <w:szCs w:val="21"/>
+                    <w:rtl w:val="0"/>
+                  </w:rPr>
+                  <w:t xml:space="preserve">La BDD guarda la información, creando la nueva etapa y envía un mensaje de éxito a la </w:t>
+                </w:r>
+                <w:r>
+                  <w:rPr>
+                    <w:sz w:val="21"/>
+                    <w:szCs w:val="21"/>
+                    <w:u w:val="single"/>
+                    <w:rtl w:val="0"/>
+                  </w:rPr>
+                  <w:t xml:space="preserve">InterfazBDD</w:t>
+                </w:r>
+                <w:r>
+                  <w:rPr>
+                    <w:sz w:val="21"/>
+                    <w:szCs w:val="21"/>
+                    <w:rtl w:val="0"/>
+                  </w:rPr>
+                  <w:t xml:space="preserve">. Esta reenvía el mensaje al </w:t>
+                </w:r>
+                <w:r>
+                  <w:rPr>
+                    <w:sz w:val="21"/>
+                    <w:szCs w:val="21"/>
+                    <w:u w:val="single"/>
+                    <w:rtl w:val="0"/>
+                  </w:rPr>
+                  <w:t xml:space="preserve">ManejadorEtapa</w:t>
+                </w:r>
+                <w:r>
+                  <w:rPr>
+                    <w:sz w:val="21"/>
+                    <w:szCs w:val="21"/>
+                    <w:rtl w:val="0"/>
+                  </w:rPr>
+                  <w:t xml:space="preserve">, quien solicita a la </w:t>
+                </w:r>
+                <w:r>
+                  <w:rPr>
+                    <w:sz w:val="21"/>
+                    <w:szCs w:val="21"/>
+                    <w:u w:val="single"/>
+                    <w:rtl w:val="0"/>
+                  </w:rPr>
+                  <w:t xml:space="preserve">InterfazUsuario</w:t>
+                </w:r>
+                <w:r>
+                  <w:rPr>
+                    <w:sz w:val="21"/>
+                    <w:szCs w:val="21"/>
+                    <w:rtl w:val="0"/>
+                  </w:rPr>
+                  <w:t xml:space="preserve"> regresar la </w:t>
+                </w:r>
+                <w:r>
+                  <w:rPr>
+                    <w:sz w:val="21"/>
+                    <w:szCs w:val="21"/>
+                    <w:u w:val="single"/>
+                    <w:rtl w:val="0"/>
+                  </w:rPr>
+                  <w:t xml:space="preserve">PantallaEtapas</w:t>
+                </w:r>
+                <w:r>
+                  <w:rPr>
+                    <w:sz w:val="21"/>
+                    <w:szCs w:val="21"/>
+                    <w:rtl w:val="0"/>
+                  </w:rPr>
+                  <w:t xml:space="preserve"> con la lista actualizada y mostrar el mensaje de creación exitosa. </w:t>
+                </w:r>
+                <w:r>
+                  <w:rPr>
+                    <w:rtl w:val="0"/>
+                  </w:rPr>
                 </w:r>
               </w:p>
             </w:tc>
@@ -2911,6 +3405,11 @@
                   </w:rPr>
                   <w:t xml:space="preserve">2a</w:t>
                 </w:r>
+                <w:r>
+                  <w:rPr>
+                    <w:rtl w:val="0"/>
+                  </w:rPr>
+                </w:r>
               </w:p>
             </w:tc>
             <w:tc>
@@ -2938,7 +3437,7 @@
                     <w:u w:val="single"/>
                     <w:rtl w:val="0"/>
                   </w:rPr>
-                  <w:t xml:space="preserve">El líder del proyecto selecciona la opción “Cancelar”:</w:t>
+                  <w:t xml:space="preserve">El actor selecciona la opción “Cancelar”:</w:t>
                 </w:r>
               </w:p>
               <w:p>
@@ -2950,9 +3449,67 @@
                 </w:pPr>
                 <w:r>
                   <w:rPr>
-                    <w:rtl w:val="0"/>
-                  </w:rPr>
-                  <w:t xml:space="preserve">El sistema cancela la operación y vuelve a la pantalla de inicio.</w:t>
+                    <w:sz w:val="21"/>
+                    <w:szCs w:val="21"/>
+                    <w:rtl w:val="0"/>
+                  </w:rPr>
+                  <w:t xml:space="preserve">La </w:t>
+                </w:r>
+                <w:r>
+                  <w:rPr>
+                    <w:sz w:val="21"/>
+                    <w:szCs w:val="21"/>
+                    <w:u w:val="single"/>
+                    <w:rtl w:val="0"/>
+                  </w:rPr>
+                  <w:t xml:space="preserve">PantallaNuevaEtapa</w:t>
+                </w:r>
+                <w:r>
+                  <w:rPr>
+                    <w:sz w:val="21"/>
+                    <w:szCs w:val="21"/>
+                    <w:rtl w:val="0"/>
+                  </w:rPr>
+                  <w:t xml:space="preserve"> notifica la cancelación a la InterfazUsuario. Esta envía el evento al </w:t>
+                </w:r>
+                <w:r>
+                  <w:rPr>
+                    <w:sz w:val="21"/>
+                    <w:szCs w:val="21"/>
+                    <w:u w:val="single"/>
+                    <w:rtl w:val="0"/>
+                  </w:rPr>
+                  <w:t xml:space="preserve">ManejadorEtapa</w:t>
+                </w:r>
+                <w:r>
+                  <w:rPr>
+                    <w:sz w:val="21"/>
+                    <w:szCs w:val="21"/>
+                    <w:rtl w:val="0"/>
+                  </w:rPr>
+                  <w:t xml:space="preserve">, que ordena regresar a la </w:t>
+                </w:r>
+                <w:r>
+                  <w:rPr>
+                    <w:sz w:val="21"/>
+                    <w:szCs w:val="21"/>
+                    <w:u w:val="single"/>
+                    <w:rtl w:val="0"/>
+                  </w:rPr>
+                  <w:t xml:space="preserve">PantallaEtapas</w:t>
+                </w:r>
+                <w:r>
+                  <w:rPr>
+                    <w:sz w:val="21"/>
+                    <w:szCs w:val="21"/>
+                    <w:rtl w:val="0"/>
+                  </w:rPr>
+                  <w:t xml:space="preserve">.</w:t>
+                </w:r>
+                <w:r>
+                  <w:rPr>
+                    <w:rtl w:val="0"/>
+                  </w:rPr>
                 </w:r>
               </w:p>
             </w:tc>
@@ -3010,7 +3567,7 @@
                   <w:rPr>
                     <w:rtl w:val="0"/>
                   </w:rPr>
-                  <w:t xml:space="preserve">3a</w:t>
+                  <w:t xml:space="preserve">2b</w:t>
                 </w:r>
               </w:p>
             </w:tc>
@@ -3045,6 +3602,98 @@
               <w:p>
                 <w:pPr>
                   <w:widowControl w:val="0"/>
+                  <w:shd w:fill="ffffff" w:val="clear"/>
+                  <w:spacing w:before="0" w:line="342.85714285714283" w:lineRule="auto"/>
+                  <w:ind w:left="-80" w:firstLine="0"/>
+                  <w:rPr/>
+                </w:pPr>
+                <w:r>
+                  <w:rPr>
+                    <w:sz w:val="21"/>
+                    <w:szCs w:val="21"/>
+                    <w:rtl w:val="0"/>
+                  </w:rPr>
+                  <w:t xml:space="preserve">El </w:t>
+                </w:r>
+                <w:r>
+                  <w:rPr>
+                    <w:sz w:val="21"/>
+                    <w:szCs w:val="21"/>
+                    <w:u w:val="single"/>
+                    <w:rtl w:val="0"/>
+                  </w:rPr>
+                  <w:t xml:space="preserve">ManejadorEtapa</w:t>
+                </w:r>
+                <w:r>
+                  <w:rPr>
+                    <w:sz w:val="21"/>
+                    <w:szCs w:val="21"/>
+                    <w:rtl w:val="0"/>
+                  </w:rPr>
+                  <w:t xml:space="preserve"> detecta superposición de fechas y envía un mensaje de error a la </w:t>
+                </w:r>
+                <w:r>
+                  <w:rPr>
+                    <w:sz w:val="21"/>
+                    <w:szCs w:val="21"/>
+                    <w:u w:val="single"/>
+                    <w:rtl w:val="0"/>
+                  </w:rPr>
+                  <w:t xml:space="preserve">InterfazUsuario</w:t>
+                </w:r>
+                <w:r>
+                  <w:rPr>
+                    <w:sz w:val="21"/>
+                    <w:szCs w:val="21"/>
+                    <w:rtl w:val="0"/>
+                  </w:rPr>
+                  <w:t xml:space="preserve">. La </w:t>
+                </w:r>
+                <w:r>
+                  <w:rPr>
+                    <w:sz w:val="21"/>
+                    <w:szCs w:val="21"/>
+                    <w:u w:val="single"/>
+                    <w:rtl w:val="0"/>
+                  </w:rPr>
+                  <w:t xml:space="preserve">PantallaNuevaEtapa</w:t>
+                </w:r>
+                <w:r>
+                  <w:rPr>
+                    <w:sz w:val="21"/>
+                    <w:szCs w:val="21"/>
+                    <w:rtl w:val="0"/>
+                  </w:rPr>
+                  <w:t xml:space="preserve"> muestra un mensaje de error indicando la inconsistencia y solicita corrección. Continúa en el CU08, paso 2.</w:t>
+                </w:r>
+                <w:r>
+                  <w:rPr>
+                    <w:rtl w:val="0"/>
+                  </w:rPr>
+                </w:r>
+              </w:p>
+            </w:tc>
+          </w:tr>
+          <w:tr>
+            <w:trPr>
+              <w:cantSplit w:val="0"/>
+              <w:trHeight w:val="420" w:hRule="atLeast"/>
+              <w:tblHeader w:val="0"/>
+            </w:trPr>
+            <w:tc>
+              <w:tcPr>
+                <w:shd w:fill="auto" w:val="clear"/>
+                <w:tcMar>
+                  <w:top w:w="100.0" w:type="dxa"/>
+                  <w:left w:w="100.0" w:type="dxa"/>
+                  <w:bottom w:w="100.0" w:type="dxa"/>
+                  <w:right w:w="100.0" w:type="dxa"/>
+                </w:tcMar>
+                <w:vAlign w:val="top"/>
+              </w:tcPr>
+              <w:p>
+                <w:pPr>
+                  <w:widowControl w:val="0"/>
                   <w:spacing w:before="0" w:line="240" w:lineRule="auto"/>
                   <w:ind w:left="0"/>
                   <w:rPr/>
@@ -3053,7 +3702,185 @@
                   <w:rPr>
                     <w:rtl w:val="0"/>
                   </w:rPr>
-                  <w:t xml:space="preserve">El sistema muestra un mensaje de error de dependencias y solicita corrección. Continúa en el CU08, paso 2.</w:t>
+                </w:r>
+              </w:p>
+            </w:tc>
+            <w:tc>
+              <w:tcPr>
+                <w:shd w:fill="auto" w:val="clear"/>
+                <w:tcMar>
+                  <w:top w:w="100.0" w:type="dxa"/>
+                  <w:left w:w="100.0" w:type="dxa"/>
+                  <w:bottom w:w="100.0" w:type="dxa"/>
+                  <w:right w:w="100.0" w:type="dxa"/>
+                </w:tcMar>
+                <w:vAlign w:val="top"/>
+              </w:tcPr>
+              <w:p>
+                <w:pPr>
+                  <w:widowControl w:val="0"/>
+                  <w:spacing w:before="0" w:line="240" w:lineRule="auto"/>
+                  <w:ind w:left="0"/>
+                  <w:rPr/>
+                </w:pPr>
+                <w:r>
+                  <w:rPr>
+                    <w:rtl w:val="0"/>
+                  </w:rPr>
+                  <w:t xml:space="preserve">3a</w:t>
+                </w:r>
+              </w:p>
+            </w:tc>
+            <w:tc>
+              <w:tcPr>
+                <w:shd w:fill="auto" w:val="clear"/>
+                <w:tcMar>
+                  <w:top w:w="100.0" w:type="dxa"/>
+                  <w:left w:w="100.0" w:type="dxa"/>
+                  <w:bottom w:w="100.0" w:type="dxa"/>
+                  <w:right w:w="100.0" w:type="dxa"/>
+                </w:tcMar>
+                <w:vAlign w:val="top"/>
+              </w:tcPr>
+              <w:p>
+                <w:pPr>
+                  <w:widowControl w:val="0"/>
+                  <w:spacing w:before="0" w:line="240" w:lineRule="auto"/>
+                  <w:ind w:left="0"/>
+                  <w:rPr>
+                    <w:u w:val="single"/>
+                  </w:rPr>
+                </w:pPr>
+                <w:r>
+                  <w:rPr>
+                    <w:u w:val="single"/>
+                    <w:rtl w:val="0"/>
+                  </w:rPr>
+                  <w:t xml:space="preserve">Error de conexión con la BDD:</w:t>
+                </w:r>
+              </w:p>
+              <w:p>
+                <w:pPr>
+                  <w:widowControl w:val="0"/>
+                  <w:spacing w:before="0" w:line="240" w:lineRule="auto"/>
+                  <w:ind w:left="0"/>
+                  <w:rPr/>
+                </w:pPr>
+                <w:r>
+                  <w:rPr>
+                    <w:rtl w:val="0"/>
+                  </w:rPr>
+                  <w:t xml:space="preserve">La </w:t>
+                </w:r>
+                <w:r>
+                  <w:rPr>
+                    <w:u w:val="single"/>
+                    <w:rtl w:val="0"/>
+                  </w:rPr>
+                  <w:t xml:space="preserve">InterfazBDD</w:t>
+                </w:r>
+                <w:r>
+                  <w:rPr>
+                    <w:rtl w:val="0"/>
+                  </w:rPr>
+                  <w:t xml:space="preserve"> no logra comunicarse con la </w:t>
+                </w:r>
+                <w:r>
+                  <w:rPr>
+                    <w:rtl w:val="0"/>
+                  </w:rPr>
+                  <w:t xml:space="preserve">BDD</w:t>
+                </w:r>
+                <w:r>
+                  <w:rPr>
+                    <w:rtl w:val="0"/>
+                  </w:rPr>
+                  <w:t xml:space="preserve"> y devuelve un mensaje de error a la entidad </w:t>
+                </w:r>
+                <w:r>
+                  <w:rPr>
+                    <w:u w:val="single"/>
+                    <w:rtl w:val="0"/>
+                  </w:rPr>
+                  <w:t xml:space="preserve">Etapa</w:t>
+                </w:r>
+                <w:r>
+                  <w:rPr>
+                    <w:rtl w:val="0"/>
+                  </w:rPr>
+                  <w:t xml:space="preserve">. La entidad </w:t>
+                </w:r>
+                <w:r>
+                  <w:rPr>
+                    <w:u w:val="single"/>
+                    <w:rtl w:val="0"/>
+                  </w:rPr>
+                  <w:t xml:space="preserve">Etapa</w:t>
+                </w:r>
+                <w:r>
+                  <w:rPr>
+                    <w:rtl w:val="0"/>
+                  </w:rPr>
+                  <w:t xml:space="preserve"> reenvía el error al </w:t>
+                </w:r>
+                <w:r>
+                  <w:rPr>
+                    <w:u w:val="single"/>
+                    <w:rtl w:val="0"/>
+                  </w:rPr>
+                  <w:t xml:space="preserve">ManejadorEtapa</w:t>
+                </w:r>
+                <w:r>
+                  <w:rPr>
+                    <w:rtl w:val="0"/>
+                  </w:rPr>
+                  <w:t xml:space="preserve">, quien envía un mensaje a la </w:t>
+                </w:r>
+                <w:r>
+                  <w:rPr>
+                    <w:u w:val="single"/>
+                    <w:rtl w:val="0"/>
+                  </w:rPr>
+                  <w:t xml:space="preserve">InterfazUsuario</w:t>
+                </w:r>
+                <w:r>
+                  <w:rPr>
+                    <w:rtl w:val="0"/>
+                  </w:rPr>
+                  <w:t xml:space="preserve"> indicando </w:t>
+                </w:r>
+                <w:r>
+                  <w:rPr>
+                    <w:i w:val="1"/>
+                    <w:rtl w:val="0"/>
+                  </w:rPr>
+                  <w:t xml:space="preserve">“No se pudo establecer conexión con la base de datos”</w:t>
+                </w:r>
+                <w:r>
+                  <w:rPr>
+                    <w:rtl w:val="0"/>
+                  </w:rPr>
+                  <w:t xml:space="preserve">. La </w:t>
+                </w:r>
+                <w:r>
+                  <w:rPr>
+                    <w:u w:val="single"/>
+                    <w:rtl w:val="0"/>
+                  </w:rPr>
+                  <w:t xml:space="preserve">PantallaNuevaEtapa</w:t>
+                </w:r>
+                <w:r>
+                  <w:rPr>
+                    <w:u w:val="single"/>
+                    <w:rtl w:val="0"/>
+                  </w:rPr>
+                  <w:t xml:space="preserve"> </w:t>
+                </w:r>
+                <w:r>
+                  <w:rPr>
+                    <w:rtl w:val="0"/>
+                  </w:rPr>
+                  <w:t xml:space="preserve">muestra un mensaje de error y permite al actor reintentar la operación.</w:t>
                 </w:r>
               </w:p>
             </w:tc>
@@ -3075,86 +3902,16 @@
     </w:p>
     <w:p>
       <w:pPr>
-        <w:spacing w:before="0" w:lineRule="auto"/>
-        <w:ind w:left="0" w:firstLine="0"/>
-        <w:rPr>
-          <w:rFonts w:ascii="Arial" w:cs="Arial" w:eastAsia="Arial" w:hAnsi="Arial"/>
-          <w:color w:val="000000"/>
-          <w:sz w:val="22"/>
-          <w:szCs w:val="22"/>
-        </w:rPr>
-      </w:pPr>
-      <w:r>
-        <w:rPr>
-          <w:rtl w:val="0"/>
-        </w:rPr>
-      </w:r>
-    </w:p>
-    <w:p>
-      <w:pPr>
-        <w:spacing w:before="0" w:lineRule="auto"/>
-        <w:ind w:left="0" w:firstLine="0"/>
-        <w:rPr>
-          <w:i w:val="1"/>
-          <w:color w:val="548dd4"/>
-        </w:rPr>
-      </w:pPr>
-      <w:r>
-        <w:rPr>
-          <w:rtl w:val="0"/>
-        </w:rPr>
-      </w:r>
-    </w:p>
-    <w:p>
-      <w:pPr>
         <w:pStyle w:val="Heading1"/>
         <w:keepNext w:val="1"/>
         <w:keepLines w:val="1"/>
         <w:ind w:left="0" w:firstLine="0"/>
-        <w:rPr/>
+        <w:rPr>
+          <w:vertAlign w:val="baseline"/>
+        </w:rPr>
       </w:pPr>
-      <w:bookmarkStart w:colFirst="0" w:colLast="0" w:name="_heading=h.vkma0q1ihyro" w:id="2"/>
-      <w:bookmarkEnd w:id="2"/>
-      <w:r>
-        <w:rPr>
-          <w:rtl w:val="0"/>
-        </w:rPr>
-      </w:r>
-    </w:p>
-    <w:p>
-      <w:pPr>
-        <w:ind w:firstLine="357"/>
-        <w:rPr/>
-      </w:pPr>
-      <w:r>
-        <w:rPr>
-          <w:rtl w:val="0"/>
-        </w:rPr>
-      </w:r>
-    </w:p>
-    <w:p>
-      <w:pPr>
-        <w:ind w:firstLine="357"/>
-        <w:rPr/>
-      </w:pPr>
-      <w:r>
-        <w:rPr>
-          <w:rtl w:val="0"/>
-        </w:rPr>
-      </w:r>
-    </w:p>
-    <w:p>
-      <w:pPr>
-        <w:pStyle w:val="Heading1"/>
-        <w:keepNext w:val="1"/>
-        <w:keepLines w:val="1"/>
-        <w:ind w:left="0" w:firstLine="0"/>
-        <w:rPr>
-          <w:vertAlign w:val="baseline"/>
-        </w:rPr>
-      </w:pPr>
-      <w:bookmarkStart w:colFirst="0" w:colLast="0" w:name="_heading=h.8606iud146lw" w:id="3"/>
-      <w:bookmarkEnd w:id="3"/>
+      <w:bookmarkStart w:colFirst="0" w:colLast="0" w:name="_heading=h.8606iud146lw" w:id="4"/>
+      <w:bookmarkEnd w:id="4"/>
       <w:r>
         <w:rPr>
           <w:vertAlign w:val="baseline"/>
@@ -3188,6 +3945,48 @@
         <w:rPr>
           <w:rtl w:val="0"/>
         </w:rPr>
+      </w:r>
+      <w:r>
+        <w:drawing>
+          <wp:anchor allowOverlap="1" behindDoc="0" distB="114300" distT="114300" distL="114300" distR="114300" hidden="0" layoutInCell="1" locked="0" relativeHeight="0" simplePos="0">
+            <wp:simplePos x="0" y="0"/>
+            <wp:positionH relativeFrom="column">
+              <wp:posOffset>-837247</wp:posOffset>
+            </wp:positionH>
+            <wp:positionV relativeFrom="paragraph">
+              <wp:posOffset>147442</wp:posOffset>
+            </wp:positionV>
+            <wp:extent cx="7085648" cy="4853183"/>
+            <wp:effectExtent b="0" l="0" r="0" t="0"/>
+            <wp:wrapSquare wrapText="bothSides" distB="114300" distT="114300" distL="114300" distR="114300"/>
+            <wp:docPr id="117" name="image3.png"/>
+            <a:graphic>
+              <a:graphicData uri="http://schemas.openxmlformats.org/drawingml/2006/picture">
+                <pic:pic>
+                  <pic:nvPicPr>
+                    <pic:cNvPr id="0" name="image3.png"/>
+                    <pic:cNvPicPr preferRelativeResize="0"/>
+                  </pic:nvPicPr>
+                  <pic:blipFill>
+                    <a:blip r:embed="rId13"/>
+                    <a:srcRect b="0" l="0" r="0" t="0"/>
+                    <a:stretch>
+                      <a:fillRect/>
+                    </a:stretch>
+                  </pic:blipFill>
+                  <pic:spPr>
+                    <a:xfrm>
+                      <a:off x="0" y="0"/>
+                      <a:ext cx="7085648" cy="4853183"/>
+                    </a:xfrm>
+                    <a:prstGeom prst="rect"/>
+                    <a:ln/>
+                  </pic:spPr>
+                </pic:pic>
+              </a:graphicData>
+            </a:graphic>
+          </wp:anchor>
+        </w:drawing>
       </w:r>
     </w:p>
     <w:p>
@@ -3364,20 +4163,8 @@
     </w:p>
     <w:p>
       <w:pPr>
-        <w:keepNext w:val="0"/>
-        <w:keepLines w:val="0"/>
-        <w:pageBreakBefore w:val="0"/>
-        <w:widowControl w:val="1"/>
-        <w:pBdr>
-          <w:top w:space="0" w:sz="0" w:val="nil"/>
-          <w:left w:space="0" w:sz="0" w:val="nil"/>
-          <w:bottom w:space="0" w:sz="0" w:val="nil"/>
-          <w:right w:space="0" w:sz="0" w:val="nil"/>
-          <w:between w:space="0" w:sz="0" w:val="nil"/>
-        </w:pBdr>
-        <w:shd w:fill="auto" w:val="clear"/>
-        <w:spacing w:after="0" w:before="200" w:line="276" w:lineRule="auto"/>
-        <w:ind w:left="357" w:right="0" w:hanging="357"/>
+        <w:keepNext w:val="1"/>
+        <w:keepLines w:val="1"/>
         <w:jc w:val="center"/>
         <w:rPr>
           <w:rFonts w:ascii="Calibri" w:cs="Calibri" w:eastAsia="Calibri" w:hAnsi="Calibri"/>
@@ -3474,8 +4261,8 @@
       </w:r>
     </w:p>
     <w:sectPr>
-      <w:headerReference r:id="rId11" w:type="default"/>
-      <w:footerReference r:id="rId12" w:type="default"/>
+      <w:headerReference r:id="rId14" w:type="default"/>
+      <w:footerReference r:id="rId15" w:type="default"/>
       <w:pgSz w:h="16838" w:w="11906" w:orient="portrait"/>
       <w:pgMar w:bottom="1417" w:top="1535" w:left="1701" w:right="1701" w:header="567" w:footer="572"/>
       <w:pgNumType w:start="1"/>
@@ -3483,6 +4270,68 @@
     </w:sectPr>
   </w:body>
 </w:document>
+</file>
+
+<file path=word/comments.xml><?xml version="1.0" encoding="utf-8"?>
+<w:comments xmlns:mc="http://schemas.openxmlformats.org/markup-compatibility/2006" xmlns:o="urn:schemas-microsoft-com:office:office" xmlns:r="http://schemas.openxmlformats.org/officeDocument/2006/relationships" xmlns:m="http://schemas.openxmlformats.org/officeDocument/2006/math" xmlns:v="urn:schemas-microsoft-com:vml" xmlns:wp="http://schemas.openxmlformats.org/drawingml/2006/wordprocessingDrawing" xmlns:w10="urn:schemas-microsoft-com:office:word" xmlns:w="http://schemas.openxmlformats.org/wordprocessingml/2006/main" xmlns:wne="http://schemas.microsoft.com/office/word/2006/wordml" xmlns:sl="http://schemas.openxmlformats.org/schemaLibrary/2006/main" xmlns:a="http://schemas.openxmlformats.org/drawingml/2006/main" xmlns:pic="http://schemas.openxmlformats.org/drawingml/2006/picture" xmlns:c="http://schemas.openxmlformats.org/drawingml/2006/chart" xmlns:lc="http://schemas.openxmlformats.org/drawingml/2006/lockedCanvas" xmlns:dgm="http://schemas.openxmlformats.org/drawingml/2006/diagram" xmlns:wps="http://schemas.microsoft.com/office/word/2010/wordprocessingShape" xmlns:wpg="http://schemas.microsoft.com/office/word/2010/wordprocessingGroup" xmlns:w14="http://schemas.microsoft.com/office/word/2010/wordml" xmlns:w15="http://schemas.microsoft.com/office/word/2012/wordml" xmlns:w16="http://schemas.microsoft.com/office/word/2018/wordml" xmlns:w16cex="http://schemas.microsoft.com/office/word/2018/wordml/cex" xmlns:w16cid="http://schemas.microsoft.com/office/word/2016/wordml/cid" xmlns="http://schemas.microsoft.com/office/tasks/2019/documenttasks" xmlns:cr="http://schemas.microsoft.com/office/comments/2020/reactions">
+  <w:comment w:author="Agustina Maldonado" w:id="0" w:date="2025-11-06T22:50:16Z">
+    <w:p>
+      <w:pPr>
+        <w:keepNext w:val="0"/>
+        <w:keepLines w:val="0"/>
+        <w:pageBreakBefore w:val="0"/>
+        <w:widowControl w:val="0"/>
+        <w:pBdr>
+          <w:top w:space="0" w:sz="0" w:val="nil"/>
+          <w:left w:space="0" w:sz="0" w:val="nil"/>
+          <w:bottom w:space="0" w:sz="0" w:val="nil"/>
+          <w:right w:space="0" w:sz="0" w:val="nil"/>
+          <w:between w:space="0" w:sz="0" w:val="nil"/>
+        </w:pBdr>
+        <w:shd w:fill="auto" w:val="clear"/>
+        <w:spacing w:after="0" w:before="0" w:line="240" w:lineRule="auto"/>
+        <w:ind w:left="0" w:right="0" w:firstLine="0"/>
+        <w:jc w:val="left"/>
+        <w:rPr>
+          <w:rFonts w:ascii="Arial" w:cs="Arial" w:eastAsia="Arial" w:hAnsi="Arial"/>
+          <w:b w:val="0"/>
+          <w:i w:val="0"/>
+          <w:smallCaps w:val="0"/>
+          <w:strike w:val="0"/>
+          <w:color w:val="000000"/>
+          <w:sz w:val="22"/>
+          <w:szCs w:val="22"/>
+          <w:u w:val="none"/>
+          <w:shd w:fill="auto" w:val="clear"/>
+          <w:vertAlign w:val="baseline"/>
+        </w:rPr>
+      </w:pPr>
+      <w:r>
+        <w:rPr>
+          <w:rFonts w:ascii="Arial" w:cs="Arial" w:eastAsia="Arial" w:hAnsi="Arial"/>
+          <w:b w:val="0"/>
+          <w:i w:val="0"/>
+          <w:smallCaps w:val="0"/>
+          <w:strike w:val="0"/>
+          <w:color w:val="000000"/>
+          <w:sz w:val="22"/>
+          <w:szCs w:val="22"/>
+          <w:u w:val="none"/>
+          <w:shd w:fill="auto" w:val="clear"/>
+          <w:vertAlign w:val="baseline"/>
+          <w:rtl w:val="0"/>
+        </w:rPr>
+        <w:t xml:space="preserve">cambiar por PantallaCrearEtapa</w:t>
+      </w:r>
+    </w:p>
+  </w:comment>
+</w:comments>
+</file>
+
+<file path=word/commentsExtended.xml><?xml version="1.0" encoding="utf-8"?>
+<w15:commentsEx xmlns:mc="http://schemas.openxmlformats.org/markup-compatibility/2006" xmlns:o="urn:schemas-microsoft-com:office:office" xmlns:r="http://schemas.openxmlformats.org/officeDocument/2006/relationships" xmlns:m="http://schemas.openxmlformats.org/officeDocument/2006/math" xmlns:v="urn:schemas-microsoft-com:vml" xmlns:wp="http://schemas.openxmlformats.org/drawingml/2006/wordprocessingDrawing" xmlns:w10="urn:schemas-microsoft-com:office:word" xmlns:w="http://schemas.openxmlformats.org/wordprocessingml/2006/main" xmlns:wne="http://schemas.microsoft.com/office/word/2006/wordml" xmlns:sl="http://schemas.openxmlformats.org/schemaLibrary/2006/main" xmlns:a="http://schemas.openxmlformats.org/drawingml/2006/main" xmlns:pic="http://schemas.openxmlformats.org/drawingml/2006/picture" xmlns:c="http://schemas.openxmlformats.org/drawingml/2006/chart" xmlns:lc="http://schemas.openxmlformats.org/drawingml/2006/lockedCanvas" xmlns:dgm="http://schemas.openxmlformats.org/drawingml/2006/diagram" xmlns:wps="http://schemas.microsoft.com/office/word/2010/wordprocessingShape" xmlns:wpg="http://schemas.microsoft.com/office/word/2010/wordprocessingGroup" xmlns:w14="http://schemas.microsoft.com/office/word/2010/wordml" xmlns:w15="http://schemas.microsoft.com/office/word/2012/wordml" xmlns:w16="http://schemas.microsoft.com/office/word/2018/wordml" xmlns:w16cex="http://schemas.microsoft.com/office/word/2018/wordml/cex" xmlns:w16cid="http://schemas.microsoft.com/office/word/2016/wordml/cid" xmlns="http://schemas.microsoft.com/office/tasks/2019/documenttasks" xmlns:cr="http://schemas.microsoft.com/office/comments/2020/reactions">
+  <w15:commentEx w15:paraId="0000006C" w15:done="0"/>
+</w15:commentsEx>
 </file>
 
 <file path=word/footer1.xml><?xml version="1.0" encoding="utf-8"?>
@@ -3983,12 +4832,12 @@
               <wp:extent cx="154305" cy="862330"/>
               <wp:effectExtent b="0" l="0" r="0" t="0"/>
               <wp:wrapNone/>
-              <wp:docPr id="116" name="image15.png"/>
+              <wp:docPr id="116" name="image17.png"/>
               <a:graphic>
                 <a:graphicData uri="http://schemas.openxmlformats.org/drawingml/2006/picture">
                   <pic:pic>
                     <pic:nvPicPr>
-                      <pic:cNvPr id="0" name="image15.png"/>
+                      <pic:cNvPr id="0" name="image17.png"/>
                       <pic:cNvPicPr preferRelativeResize="0"/>
                     </pic:nvPicPr>
                     <pic:blipFill>
@@ -4090,12 +4939,12 @@
               <wp:extent cx="154305" cy="875665"/>
               <wp:effectExtent b="0" l="0" r="0" t="0"/>
               <wp:wrapNone/>
-              <wp:docPr id="112" name="image11.png"/>
+              <wp:docPr id="112" name="image13.png"/>
               <a:graphic>
                 <a:graphicData uri="http://schemas.openxmlformats.org/drawingml/2006/picture">
                   <pic:pic>
                     <pic:nvPicPr>
-                      <pic:cNvPr id="0" name="image11.png"/>
+                      <pic:cNvPr id="0" name="image13.png"/>
                       <pic:cNvPicPr preferRelativeResize="0"/>
                     </pic:nvPicPr>
                     <pic:blipFill>
@@ -4734,12 +5583,12 @@
               <wp:extent cx="7549515" cy="815340"/>
               <wp:effectExtent b="0" l="0" r="0" t="0"/>
               <wp:wrapNone/>
-              <wp:docPr id="109" name="image8.png"/>
+              <wp:docPr id="109" name="image9.png"/>
               <a:graphic>
                 <a:graphicData uri="http://schemas.openxmlformats.org/drawingml/2006/picture">
                   <pic:pic>
                     <pic:nvPicPr>
-                      <pic:cNvPr id="0" name="image8.png"/>
+                      <pic:cNvPr id="0" name="image9.png"/>
                       <pic:cNvPicPr preferRelativeResize="0"/>
                     </pic:nvPicPr>
                     <pic:blipFill>
@@ -4781,12 +5630,12 @@
           <wp:extent cx="669290" cy="669290"/>
           <wp:effectExtent b="0" l="0" r="0" t="0"/>
           <wp:wrapSquare wrapText="bothSides" distB="0" distT="0" distL="114300" distR="114300"/>
-          <wp:docPr descr="psi-negro.png" id="120" name="image3.png"/>
+          <wp:docPr descr="psi-negro.png" id="121" name="image8.png"/>
           <a:graphic>
             <a:graphicData uri="http://schemas.openxmlformats.org/drawingml/2006/picture">
               <pic:pic>
                 <pic:nvPicPr>
-                  <pic:cNvPr descr="psi-negro.png" id="0" name="image3.png"/>
+                  <pic:cNvPr descr="psi-negro.png" id="0" name="image8.png"/>
                   <pic:cNvPicPr preferRelativeResize="0"/>
                 </pic:nvPicPr>
                 <pic:blipFill>
@@ -4826,12 +5675,12 @@
           <wp:extent cx="425450" cy="666750"/>
           <wp:effectExtent b="0" l="0" r="0" t="0"/>
           <wp:wrapSquare wrapText="bothSides" distB="0" distT="0" distL="114300" distR="114300"/>
-          <wp:docPr descr="UNPA.JPG" id="117" name="image2.jpg"/>
+          <wp:docPr descr="UNPA.JPG" id="118" name="image1.jpg"/>
           <a:graphic>
             <a:graphicData uri="http://schemas.openxmlformats.org/drawingml/2006/picture">
               <pic:pic>
                 <pic:nvPicPr>
-                  <pic:cNvPr descr="UNPA.JPG" id="0" name="image2.jpg"/>
+                  <pic:cNvPr descr="UNPA.JPG" id="0" name="image1.jpg"/>
                   <pic:cNvPicPr preferRelativeResize="0"/>
                 </pic:nvPicPr>
                 <pic:blipFill>
@@ -5044,12 +5893,12 @@
               <wp:extent cx="154305" cy="862965"/>
               <wp:effectExtent b="0" l="0" r="0" t="0"/>
               <wp:wrapNone/>
-              <wp:docPr id="110" name="image9.png"/>
+              <wp:docPr id="110" name="image10.png"/>
               <a:graphic>
                 <a:graphicData uri="http://schemas.openxmlformats.org/drawingml/2006/picture">
                   <pic:pic>
                     <pic:nvPicPr>
-                      <pic:cNvPr id="0" name="image9.png"/>
+                      <pic:cNvPr id="0" name="image10.png"/>
                       <pic:cNvPicPr preferRelativeResize="0"/>
                     </pic:nvPicPr>
                     <pic:blipFill>
@@ -6475,7 +7324,7 @@
 
 <file path=customXML/item1.xml><?xml version="1.0" encoding="utf-8"?>
 <go:gDocsCustomXmlDataStorage xmlns:go="http://customooxmlschemas.google.com/" xmlns:r="http://schemas.openxmlformats.org/officeDocument/2006/relationships" uri="GoogleDocsCustomDataVersion2">
-  <go:docsCustomData xmlns:go="http://customooxmlschemas.google.com/" roundtripDataSignature="AMtx7miKdWXezg8ei0EH41NsoC7UHrT2cw==">CgMxLjAaHwoBMBIaChgICVIUChJ0YWJsZS5uaWFoODQzdXpzY2cyDmguZ2czMWNscXU1a3piMg5oLm5jbmprZTk1NWF4dTIOaC52a21hMHExaWh5cm8yDmguODYwNml1ZDE0Nmx3OAByITFJVDcza2hrVzRHLW9MNFpPbXJqWG9wZC1xeWgzNEQ3Tw==</go:docsCustomData>
+  <go:docsCustomData xmlns:go="http://customooxmlschemas.google.com/" roundtripDataSignature="AMtx7mjngfsKjngrT4uV0FNR9uBmptH5Bw==">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</go:docsCustomData>
 </go:gDocsCustomXmlDataStorage>
 </file>
 

--- a/Etapa Construcción - Iteración 2/Diseño - Especificación de CUs ／ Casos de prueba/Especificacion CU07 Crear Etapa- Kairos - NexTech.docx
+++ b/Etapa Construcción - Iteración 2/Diseño - Especificación de CUs ／ Casos de prueba/Especificacion CU07 Crear Etapa- Kairos - NexTech.docx
@@ -182,7 +182,9 @@
         <w:rPr>
           <w:rFonts w:ascii="Cambria" w:cs="Cambria" w:eastAsia="Cambria" w:hAnsi="Cambria"/>
           <w:b w:val="0"/>
+          <w:bCs w:val="0"/>
           <w:i w:val="0"/>
+          <w:iCs w:val="0"/>
           <w:smallCaps w:val="0"/>
           <w:strike w:val="0"/>
           <w:color w:val="000000"/>
@@ -219,7 +221,9 @@
         <w:rPr>
           <w:rFonts w:ascii="Cambria" w:cs="Cambria" w:eastAsia="Cambria" w:hAnsi="Cambria"/>
           <w:b w:val="0"/>
+          <w:bCs w:val="0"/>
           <w:i w:val="0"/>
+          <w:iCs w:val="0"/>
           <w:smallCaps w:val="0"/>
           <w:strike w:val="0"/>
           <w:color w:val="000000"/>
@@ -256,7 +260,9 @@
         <w:rPr>
           <w:rFonts w:ascii="Cambria" w:cs="Cambria" w:eastAsia="Cambria" w:hAnsi="Cambria"/>
           <w:b w:val="0"/>
+          <w:bCs w:val="0"/>
           <w:i w:val="0"/>
+          <w:iCs w:val="0"/>
           <w:smallCaps w:val="0"/>
           <w:strike w:val="0"/>
           <w:color w:val="000000"/>
@@ -271,7 +277,9 @@
         <w:rPr>
           <w:rFonts w:ascii="Calibri" w:cs="Calibri" w:eastAsia="Calibri" w:hAnsi="Calibri"/>
           <w:b w:val="0"/>
+          <w:bCs w:val="0"/>
           <w:i w:val="0"/>
+          <w:iCs w:val="0"/>
           <w:smallCaps w:val="0"/>
           <w:strike w:val="0"/>
           <w:color w:val="000000"/>
@@ -391,7 +399,9 @@
         <w:rPr>
           <w:rFonts w:ascii="Calibri" w:cs="Calibri" w:eastAsia="Calibri" w:hAnsi="Calibri"/>
           <w:b w:val="0"/>
+          <w:bCs w:val="0"/>
           <w:i w:val="0"/>
+          <w:iCs w:val="0"/>
           <w:smallCaps w:val="0"/>
           <w:strike w:val="0"/>
           <w:color w:val="000000"/>
@@ -476,12 +486,12 @@
                 <wp:extent cx="167005" cy="11291570"/>
                 <wp:effectExtent b="0" l="0" r="0" t="0"/>
                 <wp:wrapNone/>
-                <wp:docPr id="111" name="image11.png"/>
+                <wp:docPr id="111" name="image12.png"/>
                 <a:graphic>
                   <a:graphicData uri="http://schemas.openxmlformats.org/drawingml/2006/picture">
                     <pic:pic>
                       <pic:nvPicPr>
-                        <pic:cNvPr id="0" name="image11.png"/>
+                        <pic:cNvPr id="0" name="image12.png"/>
                         <pic:cNvPicPr preferRelativeResize="0"/>
                       </pic:nvPicPr>
                       <pic:blipFill>
@@ -511,7 +521,9 @@
         <w:rPr>
           <w:rFonts w:ascii="Calibri" w:cs="Calibri" w:eastAsia="Calibri" w:hAnsi="Calibri"/>
           <w:b w:val="0"/>
+          <w:bCs w:val="0"/>
           <w:i w:val="0"/>
+          <w:iCs w:val="0"/>
           <w:smallCaps w:val="0"/>
           <w:strike w:val="0"/>
           <w:color w:val="000000"/>
@@ -631,7 +643,9 @@
         <w:rPr>
           <w:rFonts w:ascii="Calibri" w:cs="Calibri" w:eastAsia="Calibri" w:hAnsi="Calibri"/>
           <w:b w:val="0"/>
+          <w:bCs w:val="0"/>
           <w:i w:val="0"/>
+          <w:iCs w:val="0"/>
           <w:smallCaps w:val="0"/>
           <w:strike w:val="0"/>
           <w:color w:val="000000"/>
@@ -773,7 +787,9 @@
         <w:rPr>
           <w:rFonts w:ascii="Cambria" w:cs="Cambria" w:eastAsia="Cambria" w:hAnsi="Cambria"/>
           <w:b w:val="0"/>
+          <w:bCs w:val="0"/>
           <w:i w:val="0"/>
+          <w:iCs w:val="0"/>
           <w:smallCaps w:val="0"/>
           <w:strike w:val="0"/>
           <w:color w:val="000000"/>
@@ -791,7 +807,16 @@
           <w:szCs w:val="72"/>
           <w:rtl w:val="0"/>
         </w:rPr>
-        <w:t xml:space="preserve">CU07 - Crear Etapa</w:t>
+        <w:t xml:space="preserve">CU07</w:t>
+      </w:r>
+      <w:r>
+        <w:rPr>
+          <w:rFonts w:ascii="Cambria" w:cs="Cambria" w:eastAsia="Cambria" w:hAnsi="Cambria"/>
+          <w:sz w:val="72"/>
+          <w:szCs w:val="72"/>
+          <w:rtl w:val="0"/>
+        </w:rPr>
+        <w:t xml:space="preserve"> - Crear Etapa</w:t>
       </w:r>
       <w:r>
         <w:rPr>
@@ -819,7 +844,9 @@
         <w:rPr>
           <w:rFonts w:ascii="Cambria" w:cs="Cambria" w:eastAsia="Cambria" w:hAnsi="Cambria"/>
           <w:b w:val="0"/>
+          <w:bCs w:val="0"/>
           <w:i w:val="0"/>
+          <w:iCs w:val="0"/>
           <w:smallCaps w:val="0"/>
           <w:strike w:val="0"/>
           <w:color w:val="000000"/>
@@ -865,7 +892,9 @@
         <w:rPr>
           <w:rFonts w:ascii="Calibri" w:cs="Calibri" w:eastAsia="Calibri" w:hAnsi="Calibri"/>
           <w:b w:val="0"/>
+          <w:bCs w:val="0"/>
           <w:i w:val="0"/>
+          <w:iCs w:val="0"/>
           <w:smallCaps w:val="0"/>
           <w:strike w:val="0"/>
           <w:color w:val="000000"/>
@@ -902,7 +931,9 @@
         <w:rPr>
           <w:rFonts w:ascii="Calibri" w:cs="Calibri" w:eastAsia="Calibri" w:hAnsi="Calibri"/>
           <w:b w:val="0"/>
+          <w:bCs w:val="0"/>
           <w:i w:val="0"/>
+          <w:iCs w:val="0"/>
           <w:smallCaps w:val="0"/>
           <w:strike w:val="0"/>
           <w:color w:val="000000"/>
@@ -939,7 +970,9 @@
         <w:rPr>
           <w:rFonts w:ascii="Calibri" w:cs="Calibri" w:eastAsia="Calibri" w:hAnsi="Calibri"/>
           <w:b w:val="0"/>
+          <w:bCs w:val="0"/>
           <w:i w:val="0"/>
+          <w:iCs w:val="0"/>
           <w:smallCaps w:val="0"/>
           <w:strike w:val="0"/>
           <w:color w:val="000000"/>
@@ -976,7 +1009,9 @@
         <w:rPr>
           <w:rFonts w:ascii="Calibri" w:cs="Calibri" w:eastAsia="Calibri" w:hAnsi="Calibri"/>
           <w:b w:val="0"/>
+          <w:bCs w:val="0"/>
           <w:i w:val="0"/>
+          <w:iCs w:val="0"/>
           <w:smallCaps w:val="0"/>
           <w:strike w:val="0"/>
           <w:color w:val="000000"/>
@@ -1013,7 +1048,9 @@
         <w:rPr>
           <w:rFonts w:ascii="Calibri" w:cs="Calibri" w:eastAsia="Calibri" w:hAnsi="Calibri"/>
           <w:b w:val="0"/>
+          <w:bCs w:val="0"/>
           <w:i w:val="0"/>
+          <w:iCs w:val="0"/>
           <w:smallCaps w:val="0"/>
           <w:strike w:val="0"/>
           <w:color w:val="000000"/>
@@ -1034,7 +1071,9 @@
         <w:rPr>
           <w:rFonts w:ascii="Calibri" w:cs="Calibri" w:eastAsia="Calibri" w:hAnsi="Calibri"/>
           <w:b w:val="0"/>
+          <w:bCs w:val="0"/>
           <w:i w:val="0"/>
+          <w:iCs w:val="0"/>
           <w:smallCaps w:val="0"/>
           <w:strike w:val="0"/>
           <w:color w:val="000000"/>
@@ -1055,7 +1094,9 @@
         <w:rPr>
           <w:rFonts w:ascii="Calibri" w:cs="Calibri" w:eastAsia="Calibri" w:hAnsi="Calibri"/>
           <w:b w:val="0"/>
+          <w:bCs w:val="0"/>
           <w:i w:val="0"/>
+          <w:iCs w:val="0"/>
           <w:smallCaps w:val="0"/>
           <w:strike w:val="0"/>
           <w:color w:val="000000"/>
@@ -1112,7 +1153,9 @@
         <w:rPr>
           <w:rFonts w:ascii="Calibri" w:cs="Calibri" w:eastAsia="Calibri" w:hAnsi="Calibri"/>
           <w:b w:val="0"/>
+          <w:bCs w:val="0"/>
           <w:i w:val="1"/>
+          <w:iCs w:val="1"/>
           <w:smallCaps w:val="0"/>
           <w:strike w:val="0"/>
           <w:color w:val="548dd4"/>
@@ -1126,6 +1169,7 @@
       <w:r>
         <w:rPr>
           <w:i w:val="1"/>
+          <w:iCs w:val="1"/>
           <w:color w:val="548dd4"/>
         </w:rPr>
         <w:drawing>
@@ -1140,12 +1184,12 @@
             <wp:extent cx="1200150" cy="1200150"/>
             <wp:effectExtent b="0" l="0" r="0" t="0"/>
             <wp:wrapSquare wrapText="bothSides" distB="0" distT="0" distL="114300" distR="114300"/>
-            <wp:docPr descr="psi-negro.png" id="120" name="image8.png"/>
+            <wp:docPr descr="psi-negro.png" id="120" name="image3.png"/>
             <a:graphic>
               <a:graphicData uri="http://schemas.openxmlformats.org/drawingml/2006/picture">
                 <pic:pic>
                   <pic:nvPicPr>
-                    <pic:cNvPr descr="psi-negro.png" id="0" name="image8.png"/>
+                    <pic:cNvPr descr="psi-negro.png" id="0" name="image3.png"/>
                     <pic:cNvPicPr preferRelativeResize="0"/>
                   </pic:nvPicPr>
                   <pic:blipFill>
@@ -1173,7 +1217,9 @@
         <w:rPr>
           <w:rFonts w:ascii="Calibri" w:cs="Calibri" w:eastAsia="Calibri" w:hAnsi="Calibri"/>
           <w:b w:val="0"/>
+          <w:bCs w:val="0"/>
           <w:i w:val="1"/>
+          <w:iCs w:val="1"/>
           <w:smallCaps w:val="0"/>
           <w:strike w:val="0"/>
           <w:color w:val="548dd4"/>
@@ -1195,12 +1241,12 @@
             <wp:extent cx="1304925" cy="2019300"/>
             <wp:effectExtent b="0" l="0" r="0" t="0"/>
             <wp:wrapSquare wrapText="bothSides" distB="0" distT="0" distL="114300" distR="114300"/>
-            <wp:docPr descr="UNPA.JPG" id="122" name="image2.jpg"/>
+            <wp:docPr descr="UNPA.JPG" id="122" name="image1.jpg"/>
             <a:graphic>
               <a:graphicData uri="http://schemas.openxmlformats.org/drawingml/2006/picture">
                 <pic:pic>
                   <pic:nvPicPr>
-                    <pic:cNvPr descr="UNPA.JPG" id="0" name="image2.jpg"/>
+                    <pic:cNvPr descr="UNPA.JPG" id="0" name="image1.jpg"/>
                     <pic:cNvPicPr preferRelativeResize="0"/>
                   </pic:nvPicPr>
                   <pic:blipFill>
@@ -1256,7 +1302,9 @@
         <w:rPr>
           <w:rFonts w:ascii="Calibri" w:cs="Calibri" w:eastAsia="Calibri" w:hAnsi="Calibri"/>
           <w:b w:val="0"/>
+          <w:bCs w:val="0"/>
           <w:i w:val="1"/>
+          <w:iCs w:val="1"/>
           <w:smallCaps w:val="0"/>
           <w:strike w:val="0"/>
           <w:color w:val="000000"/>
@@ -1296,7 +1344,9 @@
         <w:rPr>
           <w:rFonts w:ascii="Cambria" w:cs="Cambria" w:eastAsia="Cambria" w:hAnsi="Cambria"/>
           <w:b w:val="1"/>
+          <w:bCs w:val="1"/>
           <w:i w:val="0"/>
+          <w:iCs w:val="0"/>
           <w:smallCaps w:val="0"/>
           <w:strike w:val="0"/>
           <w:color w:val="366091"/>
@@ -1311,7 +1361,9 @@
         <w:rPr>
           <w:rFonts w:ascii="Cambria" w:cs="Cambria" w:eastAsia="Cambria" w:hAnsi="Cambria"/>
           <w:b w:val="1"/>
+          <w:bCs w:val="1"/>
           <w:i w:val="0"/>
+          <w:iCs w:val="0"/>
           <w:smallCaps w:val="0"/>
           <w:strike w:val="0"/>
           <w:color w:val="366091"/>
@@ -1332,7 +1384,7 @@
     </w:p>
     <w:sdt>
       <w:sdtPr>
-        <w:id w:val="-1827645410"/>
+        <w:id w:val="1459584733"/>
         <w:docPartObj>
           <w:docPartGallery w:val="Table of Contents"/>
           <w:docPartUnique w:val="1"/>
@@ -1350,12 +1402,14 @@
             <w:rPr>
               <w:rFonts w:ascii="Arial" w:cs="Arial" w:eastAsia="Arial" w:hAnsi="Arial"/>
               <w:b w:val="1"/>
+              <w:bCs w:val="1"/>
               <w:i w:val="0"/>
+              <w:iCs w:val="0"/>
               <w:smallCaps w:val="0"/>
               <w:strike w:val="0"/>
               <w:color w:val="000000"/>
-              <w:sz w:val="22"/>
-              <w:szCs w:val="22"/>
+              <w:sz w:val="24"/>
+              <w:szCs w:val="24"/>
               <w:u w:val="none"/>
               <w:shd w:fill="auto" w:val="clear"/>
               <w:vertAlign w:val="baseline"/>
@@ -1371,12 +1425,14 @@
               <w:rPr>
                 <w:rFonts w:ascii="Arial" w:cs="Arial" w:eastAsia="Arial" w:hAnsi="Arial"/>
                 <w:b w:val="1"/>
+                <w:bCs w:val="1"/>
                 <w:i w:val="0"/>
+                <w:iCs w:val="0"/>
                 <w:smallCaps w:val="0"/>
                 <w:strike w:val="0"/>
                 <w:color w:val="000000"/>
-                <w:sz w:val="22"/>
-                <w:szCs w:val="22"/>
+                <w:sz w:val="24"/>
+                <w:szCs w:val="24"/>
                 <w:u w:val="none"/>
                 <w:shd w:fill="auto" w:val="clear"/>
                 <w:vertAlign w:val="baseline"/>
@@ -1404,12 +1460,14 @@
             <w:rPr>
               <w:rFonts w:ascii="Arial" w:cs="Arial" w:eastAsia="Arial" w:hAnsi="Arial"/>
               <w:b w:val="1"/>
+              <w:bCs w:val="1"/>
               <w:i w:val="0"/>
+              <w:iCs w:val="0"/>
               <w:smallCaps w:val="0"/>
               <w:strike w:val="0"/>
               <w:color w:val="000000"/>
-              <w:sz w:val="22"/>
-              <w:szCs w:val="22"/>
+              <w:sz w:val="24"/>
+              <w:szCs w:val="24"/>
               <w:u w:val="none"/>
               <w:shd w:fill="auto" w:val="clear"/>
               <w:vertAlign w:val="baseline"/>
@@ -1418,9 +1476,11 @@
           <w:hyperlink w:anchor="_heading=h.ncnjke955axu">
             <w:r>
               <w:rPr>
-                <w:rFonts w:ascii="Cambria" w:cs="Cambria" w:eastAsia="Cambria" w:hAnsi="Cambria"/>
+                <w:rFonts w:ascii="Arial" w:cs="Arial" w:eastAsia="Arial" w:hAnsi="Arial"/>
                 <w:b w:val="1"/>
+                <w:bCs w:val="1"/>
                 <w:i w:val="0"/>
+                <w:iCs w:val="0"/>
                 <w:smallCaps w:val="0"/>
                 <w:strike w:val="0"/>
                 <w:color w:val="000000"/>
@@ -1431,7 +1491,49 @@
                 <w:vertAlign w:val="baseline"/>
                 <w:rtl w:val="0"/>
               </w:rPr>
-              <w:t xml:space="preserve">Especificación del CU07: Crear Etapa</w:t>
+              <w:t xml:space="preserve">Especificación del </w:t>
+            </w:r>
+          </w:hyperlink>
+          <w:hyperlink w:anchor="_heading=h.ncnjke955axu">
+            <w:r>
+              <w:rPr>
+                <w:rFonts w:ascii="Arial" w:cs="Arial" w:eastAsia="Arial" w:hAnsi="Arial"/>
+                <w:b w:val="1"/>
+                <w:bCs w:val="1"/>
+                <w:i w:val="0"/>
+                <w:iCs w:val="0"/>
+                <w:smallCaps w:val="0"/>
+                <w:strike w:val="0"/>
+                <w:color w:val="000000"/>
+                <w:sz w:val="24"/>
+                <w:szCs w:val="24"/>
+                <w:u w:val="none"/>
+                <w:shd w:fill="auto" w:val="clear"/>
+                <w:vertAlign w:val="baseline"/>
+                <w:rtl w:val="0"/>
+              </w:rPr>
+              <w:t xml:space="preserve">CU07</w:t>
+            </w:r>
+          </w:hyperlink>
+          <w:hyperlink w:anchor="_heading=h.ncnjke955axu">
+            <w:r>
+              <w:rPr>
+                <w:rFonts w:ascii="Arial" w:cs="Arial" w:eastAsia="Arial" w:hAnsi="Arial"/>
+                <w:b w:val="1"/>
+                <w:bCs w:val="1"/>
+                <w:i w:val="0"/>
+                <w:iCs w:val="0"/>
+                <w:smallCaps w:val="0"/>
+                <w:strike w:val="0"/>
+                <w:color w:val="000000"/>
+                <w:sz w:val="24"/>
+                <w:szCs w:val="24"/>
+                <w:u w:val="none"/>
+                <w:shd w:fill="auto" w:val="clear"/>
+                <w:vertAlign w:val="baseline"/>
+                <w:rtl w:val="0"/>
+              </w:rPr>
+              <w:t xml:space="preserve">: Crear Etapa</w:t>
               <w:tab/>
               <w:t xml:space="preserve">4</w:t>
             </w:r>
@@ -1453,7 +1555,9 @@
             <w:rPr>
               <w:rFonts w:ascii="Arial" w:cs="Arial" w:eastAsia="Arial" w:hAnsi="Arial"/>
               <w:b w:val="1"/>
+              <w:bCs w:val="1"/>
               <w:i w:val="0"/>
+              <w:iCs w:val="0"/>
               <w:smallCaps w:val="0"/>
               <w:strike w:val="0"/>
               <w:color w:val="000000"/>
@@ -1467,9 +1571,11 @@
           <w:hyperlink w:anchor="_heading=h.8606iud146lw">
             <w:r>
               <w:rPr>
-                <w:rFonts w:ascii="Cambria" w:cs="Cambria" w:eastAsia="Cambria" w:hAnsi="Cambria"/>
+                <w:rFonts w:ascii="Arial" w:cs="Arial" w:eastAsia="Arial" w:hAnsi="Arial"/>
                 <w:b w:val="1"/>
+                <w:bCs w:val="1"/>
                 <w:i w:val="0"/>
+                <w:iCs w:val="0"/>
                 <w:smallCaps w:val="0"/>
                 <w:strike w:val="0"/>
                 <w:color w:val="000000"/>
@@ -1481,6 +1587,26 @@
                 <w:rtl w:val="0"/>
               </w:rPr>
               <w:t xml:space="preserve">Diagrama de Secuencia</w:t>
+            </w:r>
+          </w:hyperlink>
+          <w:hyperlink w:anchor="_heading=h.8606iud146lw">
+            <w:r>
+              <w:rPr>
+                <w:rFonts w:ascii="Cambria" w:cs="Cambria" w:eastAsia="Cambria" w:hAnsi="Cambria"/>
+                <w:b w:val="1"/>
+                <w:bCs w:val="1"/>
+                <w:i w:val="0"/>
+                <w:iCs w:val="0"/>
+                <w:smallCaps w:val="0"/>
+                <w:strike w:val="0"/>
+                <w:color w:val="000000"/>
+                <w:sz w:val="24"/>
+                <w:szCs w:val="24"/>
+                <w:u w:val="none"/>
+                <w:shd w:fill="auto" w:val="clear"/>
+                <w:vertAlign w:val="baseline"/>
+                <w:rtl w:val="0"/>
+              </w:rPr>
               <w:tab/>
               <w:t xml:space="preserve">5</w:t>
             </w:r>
@@ -1916,7 +2042,17 @@
           <w:szCs w:val="52"/>
           <w:rtl w:val="0"/>
         </w:rPr>
-        <w:t xml:space="preserve">CU07: Crear Etapa </w:t>
+        <w:t xml:space="preserve">CU07</w:t>
+      </w:r>
+      <w:r>
+        <w:rPr>
+          <w:rFonts w:ascii="Cambria" w:cs="Cambria" w:eastAsia="Cambria" w:hAnsi="Cambria"/>
+          <w:color w:val="17365d"/>
+          <w:sz w:val="52"/>
+          <w:szCs w:val="52"/>
+          <w:rtl w:val="0"/>
+        </w:rPr>
+        <w:t xml:space="preserve">: Crear Etapa </w:t>
       </w:r>
       <w:r>
         <w:rPr>
@@ -1960,12 +2096,12 @@
           <wp:inline distB="114300" distT="114300" distL="114300" distR="114300">
             <wp:extent cx="5399730" cy="4305300"/>
             <wp:effectExtent b="0" l="0" r="0" t="0"/>
-            <wp:docPr id="119" name="image12.png"/>
+            <wp:docPr id="119" name="image4.png"/>
             <a:graphic>
               <a:graphicData uri="http://schemas.openxmlformats.org/drawingml/2006/picture">
                 <pic:pic>
                   <pic:nvPicPr>
-                    <pic:cNvPr id="0" name="image12.png"/>
+                    <pic:cNvPr id="0" name="image4.png"/>
                     <pic:cNvPicPr preferRelativeResize="0"/>
                   </pic:nvPicPr>
                   <pic:blipFill>
@@ -1992,6 +2128,7 @@
       <w:r>
         <w:rPr>
           <w:b w:val="1"/>
+          <w:bCs w:val="1"/>
           <w:sz w:val="28"/>
           <w:szCs w:val="28"/>
           <w:rtl w:val="0"/>
@@ -2154,7 +2291,19 @@
         <w:rPr>
           <w:rtl w:val="0"/>
         </w:rPr>
-        <w:t xml:space="preserve">Especificación del CU07: Crear Etapa </w:t>
+        <w:t xml:space="preserve">Especificación del </w:t>
+      </w:r>
+      <w:r>
+        <w:rPr>
+          <w:rtl w:val="0"/>
+        </w:rPr>
+        <w:t xml:space="preserve">CU07</w:t>
+      </w:r>
+      <w:r>
+        <w:rPr>
+          <w:rtl w:val="0"/>
+        </w:rPr>
+        <w:t xml:space="preserve">: Crear Etapa </w:t>
       </w:r>
       <w:r>
         <w:rPr>
@@ -2165,7 +2314,7 @@
     <w:sdt>
       <w:sdtPr>
         <w:lock w:val="contentLocked"/>
-        <w:id w:val="-1703262786"/>
+        <w:id w:val="1595803675"/>
         <w:tag w:val="goog_rdk_1"/>
       </w:sdtPr>
       <w:sdtContent>
@@ -2626,6 +2775,7 @@
                 <w:r>
                   <w:rPr>
                     <w:i w:val="1"/>
+                    <w:iCs w:val="1"/>
                     <w:rtl w:val="0"/>
                   </w:rPr>
                   <w:t xml:space="preserve">crearEtapa</w:t>
@@ -2633,6 +2783,7 @@
                 <w:r>
                   <w:rPr>
                     <w:i w:val="1"/>
+                    <w:iCs w:val="1"/>
                     <w:rtl w:val="0"/>
                   </w:rPr>
                   <w:t xml:space="preserve">()</w:t>
@@ -2824,7 +2975,7 @@
                 </w:r>
                 <w:sdt>
                   <w:sdtPr>
-                    <w:id w:val="853833067"/>
+                    <w:id w:val="-2012373198"/>
                     <w:tag w:val="goog_rdk_0"/>
                   </w:sdtPr>
                   <w:sdtContent>
@@ -3664,7 +3815,7 @@
                     <w:szCs w:val="21"/>
                     <w:rtl w:val="0"/>
                   </w:rPr>
-                  <w:t xml:space="preserve"> muestra un mensaje de error indicando la inconsistencia y solicita corrección. Continúa en el CU08, paso 2.</w:t>
+                  <w:t xml:space="preserve"> muestra un mensaje de error indicando la inconsistencia y solicita corrección. Continúa en el paso 2.</w:t>
                 </w:r>
                 <w:r>
                   <w:rPr>
@@ -3852,6 +4003,7 @@
                 <w:r>
                   <w:rPr>
                     <w:i w:val="1"/>
+                    <w:iCs w:val="1"/>
                     <w:rtl w:val="0"/>
                   </w:rPr>
                   <w:t xml:space="preserve">“No se pudo establecer conexión con la base de datos”</w:t>
@@ -3930,7 +4082,9 @@
         <w:rPr>
           <w:rFonts w:ascii="Calibri" w:cs="Calibri" w:eastAsia="Calibri" w:hAnsi="Calibri"/>
           <w:b w:val="0"/>
+          <w:bCs w:val="0"/>
           <w:i w:val="0"/>
+          <w:iCs w:val="0"/>
           <w:smallCaps w:val="0"/>
           <w:strike w:val="0"/>
           <w:color w:val="000000"/>
@@ -3959,12 +4113,12 @@
             <wp:extent cx="7085648" cy="4853183"/>
             <wp:effectExtent b="0" l="0" r="0" t="0"/>
             <wp:wrapSquare wrapText="bothSides" distB="114300" distT="114300" distL="114300" distR="114300"/>
-            <wp:docPr id="117" name="image3.png"/>
+            <wp:docPr id="117" name="image5.png"/>
             <a:graphic>
               <a:graphicData uri="http://schemas.openxmlformats.org/drawingml/2006/picture">
                 <pic:pic>
                   <pic:nvPicPr>
-                    <pic:cNvPr id="0" name="image3.png"/>
+                    <pic:cNvPr id="0" name="image5.png"/>
                     <pic:cNvPicPr preferRelativeResize="0"/>
                   </pic:nvPicPr>
                   <pic:blipFill>
@@ -4012,7 +4166,9 @@
         <w:rPr>
           <w:rFonts w:ascii="Calibri" w:cs="Calibri" w:eastAsia="Calibri" w:hAnsi="Calibri"/>
           <w:b w:val="0"/>
+          <w:bCs w:val="0"/>
           <w:i w:val="1"/>
+          <w:iCs w:val="1"/>
           <w:smallCaps w:val="0"/>
           <w:strike w:val="0"/>
           <w:color w:val="548dd4"/>
@@ -4027,7 +4183,9 @@
         <w:rPr>
           <w:rFonts w:ascii="Calibri" w:cs="Calibri" w:eastAsia="Calibri" w:hAnsi="Calibri"/>
           <w:b w:val="0"/>
+          <w:bCs w:val="0"/>
           <w:i w:val="1"/>
+          <w:iCs w:val="1"/>
           <w:smallCaps w:val="0"/>
           <w:strike w:val="0"/>
           <w:color w:val="548dd4"/>
@@ -4064,7 +4222,9 @@
         <w:rPr>
           <w:rFonts w:ascii="Calibri" w:cs="Calibri" w:eastAsia="Calibri" w:hAnsi="Calibri"/>
           <w:b w:val="0"/>
+          <w:bCs w:val="0"/>
           <w:i w:val="1"/>
+          <w:iCs w:val="1"/>
           <w:smallCaps w:val="0"/>
           <w:strike w:val="0"/>
           <w:color w:val="548dd4"/>
@@ -4104,112 +4264,12 @@
         <w:rPr>
           <w:rFonts w:ascii="Calibri" w:cs="Calibri" w:eastAsia="Calibri" w:hAnsi="Calibri"/>
           <w:b w:val="0"/>
+          <w:bCs w:val="0"/>
           <w:i w:val="1"/>
+          <w:iCs w:val="1"/>
           <w:smallCaps w:val="0"/>
           <w:strike w:val="0"/>
           <w:color w:val="548dd4"/>
-          <w:sz w:val="22"/>
-          <w:szCs w:val="22"/>
-          <w:u w:val="none"/>
-          <w:shd w:fill="auto" w:val="clear"/>
-          <w:vertAlign w:val="baseline"/>
-        </w:rPr>
-      </w:pPr>
-      <w:r>
-        <w:rPr>
-          <w:rtl w:val="0"/>
-        </w:rPr>
-      </w:r>
-    </w:p>
-    <w:p>
-      <w:pPr>
-        <w:keepNext w:val="0"/>
-        <w:keepLines w:val="0"/>
-        <w:pageBreakBefore w:val="0"/>
-        <w:widowControl w:val="1"/>
-        <w:pBdr>
-          <w:top w:space="0" w:sz="0" w:val="nil"/>
-          <w:left w:space="0" w:sz="0" w:val="nil"/>
-          <w:bottom w:space="0" w:sz="0" w:val="nil"/>
-          <w:right w:space="0" w:sz="0" w:val="nil"/>
-          <w:between w:space="0" w:sz="0" w:val="nil"/>
-        </w:pBdr>
-        <w:shd w:fill="auto" w:val="clear"/>
-        <w:tabs>
-          <w:tab w:val="left" w:leader="none" w:pos="0"/>
-        </w:tabs>
-        <w:spacing w:after="0" w:before="200" w:line="276" w:lineRule="auto"/>
-        <w:ind w:left="115" w:right="0" w:hanging="5.9999999999999964"/>
-        <w:jc w:val="both"/>
-        <w:rPr>
-          <w:rFonts w:ascii="Calibri" w:cs="Calibri" w:eastAsia="Calibri" w:hAnsi="Calibri"/>
-          <w:b w:val="0"/>
-          <w:i w:val="1"/>
-          <w:smallCaps w:val="0"/>
-          <w:strike w:val="0"/>
-          <w:color w:val="548dd4"/>
-          <w:sz w:val="22"/>
-          <w:szCs w:val="22"/>
-          <w:u w:val="none"/>
-          <w:shd w:fill="auto" w:val="clear"/>
-          <w:vertAlign w:val="baseline"/>
-        </w:rPr>
-      </w:pPr>
-      <w:r>
-        <w:rPr>
-          <w:rtl w:val="0"/>
-        </w:rPr>
-      </w:r>
-    </w:p>
-    <w:p>
-      <w:pPr>
-        <w:keepNext w:val="1"/>
-        <w:keepLines w:val="1"/>
-        <w:jc w:val="center"/>
-        <w:rPr>
-          <w:rFonts w:ascii="Calibri" w:cs="Calibri" w:eastAsia="Calibri" w:hAnsi="Calibri"/>
-          <w:b w:val="0"/>
-          <w:i w:val="0"/>
-          <w:smallCaps w:val="0"/>
-          <w:strike w:val="0"/>
-          <w:color w:val="000000"/>
-          <w:sz w:val="22"/>
-          <w:szCs w:val="22"/>
-          <w:u w:val="none"/>
-          <w:shd w:fill="auto" w:val="clear"/>
-          <w:vertAlign w:val="baseline"/>
-        </w:rPr>
-      </w:pPr>
-      <w:r>
-        <w:rPr>
-          <w:rtl w:val="0"/>
-        </w:rPr>
-      </w:r>
-    </w:p>
-    <w:p>
-      <w:pPr>
-        <w:keepNext w:val="0"/>
-        <w:keepLines w:val="0"/>
-        <w:pageBreakBefore w:val="0"/>
-        <w:widowControl w:val="1"/>
-        <w:pBdr>
-          <w:top w:space="0" w:sz="0" w:val="nil"/>
-          <w:left w:space="0" w:sz="0" w:val="nil"/>
-          <w:bottom w:space="0" w:sz="0" w:val="nil"/>
-          <w:right w:space="0" w:sz="0" w:val="nil"/>
-          <w:between w:space="0" w:sz="0" w:val="nil"/>
-        </w:pBdr>
-        <w:shd w:fill="auto" w:val="clear"/>
-        <w:spacing w:after="0" w:before="200" w:line="276" w:lineRule="auto"/>
-        <w:ind w:left="357" w:right="0" w:hanging="357"/>
-        <w:jc w:val="center"/>
-        <w:rPr>
-          <w:rFonts w:ascii="Calibri" w:cs="Calibri" w:eastAsia="Calibri" w:hAnsi="Calibri"/>
-          <w:b w:val="0"/>
-          <w:i w:val="0"/>
-          <w:smallCaps w:val="0"/>
-          <w:strike w:val="0"/>
-          <w:color w:val="000000"/>
           <w:sz w:val="22"/>
           <w:szCs w:val="22"/>
           <w:u w:val="none"/>
@@ -4238,12 +4298,14 @@
         </w:pBdr>
         <w:shd w:fill="auto" w:val="clear"/>
         <w:spacing w:after="0" w:before="200" w:line="276" w:lineRule="auto"/>
-        <w:ind w:left="357" w:right="0" w:hanging="357"/>
+        <w:ind w:left="0" w:right="0" w:firstLine="0"/>
         <w:jc w:val="left"/>
         <w:rPr>
           <w:rFonts w:ascii="Cambria" w:cs="Cambria" w:eastAsia="Cambria" w:hAnsi="Cambria"/>
           <w:b w:val="1"/>
+          <w:bCs w:val="1"/>
           <w:i w:val="0"/>
+          <w:iCs w:val="0"/>
           <w:smallCaps w:val="0"/>
           <w:strike w:val="0"/>
           <w:color w:val="4f81bd"/>
@@ -4295,7 +4357,9 @@
         <w:rPr>
           <w:rFonts w:ascii="Arial" w:cs="Arial" w:eastAsia="Arial" w:hAnsi="Arial"/>
           <w:b w:val="0"/>
+          <w:bCs w:val="0"/>
           <w:i w:val="0"/>
+          <w:iCs w:val="0"/>
           <w:smallCaps w:val="0"/>
           <w:strike w:val="0"/>
           <w:color w:val="000000"/>
@@ -4310,7 +4374,9 @@
         <w:rPr>
           <w:rFonts w:ascii="Arial" w:cs="Arial" w:eastAsia="Arial" w:hAnsi="Arial"/>
           <w:b w:val="0"/>
+          <w:bCs w:val="0"/>
           <w:i w:val="0"/>
+          <w:iCs w:val="0"/>
           <w:smallCaps w:val="0"/>
           <w:strike w:val="0"/>
           <w:color w:val="000000"/>
@@ -4330,7 +4396,7 @@
 
 <file path=word/commentsExtended.xml><?xml version="1.0" encoding="utf-8"?>
 <w15:commentsEx xmlns:mc="http://schemas.openxmlformats.org/markup-compatibility/2006" xmlns:o="urn:schemas-microsoft-com:office:office" xmlns:r="http://schemas.openxmlformats.org/officeDocument/2006/relationships" xmlns:m="http://schemas.openxmlformats.org/officeDocument/2006/math" xmlns:v="urn:schemas-microsoft-com:vml" xmlns:wp="http://schemas.openxmlformats.org/drawingml/2006/wordprocessingDrawing" xmlns:w10="urn:schemas-microsoft-com:office:word" xmlns:w="http://schemas.openxmlformats.org/wordprocessingml/2006/main" xmlns:wne="http://schemas.microsoft.com/office/word/2006/wordml" xmlns:sl="http://schemas.openxmlformats.org/schemaLibrary/2006/main" xmlns:a="http://schemas.openxmlformats.org/drawingml/2006/main" xmlns:pic="http://schemas.openxmlformats.org/drawingml/2006/picture" xmlns:c="http://schemas.openxmlformats.org/drawingml/2006/chart" xmlns:lc="http://schemas.openxmlformats.org/drawingml/2006/lockedCanvas" xmlns:dgm="http://schemas.openxmlformats.org/drawingml/2006/diagram" xmlns:wps="http://schemas.microsoft.com/office/word/2010/wordprocessingShape" xmlns:wpg="http://schemas.microsoft.com/office/word/2010/wordprocessingGroup" xmlns:w14="http://schemas.microsoft.com/office/word/2010/wordml" xmlns:w15="http://schemas.microsoft.com/office/word/2012/wordml" xmlns:w16="http://schemas.microsoft.com/office/word/2018/wordml" xmlns:w16cex="http://schemas.microsoft.com/office/word/2018/wordml/cex" xmlns:w16cid="http://schemas.microsoft.com/office/word/2016/wordml/cid" xmlns="http://schemas.microsoft.com/office/tasks/2019/documenttasks" xmlns:cr="http://schemas.microsoft.com/office/comments/2020/reactions">
-  <w15:commentEx w15:paraId="0000006C" w15:done="0"/>
+  <w15:commentEx w15:paraId="00000069" w15:done="0"/>
 </w15:commentsEx>
 </file>
 
@@ -4725,12 +4791,12 @@
               <wp:extent cx="7549515" cy="815340"/>
               <wp:effectExtent b="0" l="0" r="0" t="0"/>
               <wp:wrapNone/>
-              <wp:docPr id="105" name="image4.png"/>
+              <wp:docPr id="105" name="image6.png"/>
               <a:graphic>
                 <a:graphicData uri="http://schemas.openxmlformats.org/drawingml/2006/picture">
                   <pic:pic>
                     <pic:nvPicPr>
-                      <pic:cNvPr id="0" name="image4.png"/>
+                      <pic:cNvPr id="0" name="image6.png"/>
                       <pic:cNvPicPr preferRelativeResize="0"/>
                     </pic:nvPicPr>
                     <pic:blipFill>
@@ -5046,12 +5112,12 @@
               <wp:extent cx="154305" cy="875665"/>
               <wp:effectExtent b="0" l="0" r="0" t="0"/>
               <wp:wrapNone/>
-              <wp:docPr id="107" name="image6.png"/>
+              <wp:docPr id="107" name="image8.png"/>
               <a:graphic>
                 <a:graphicData uri="http://schemas.openxmlformats.org/drawingml/2006/picture">
                   <pic:pic>
                     <pic:nvPicPr>
-                      <pic:cNvPr id="0" name="image6.png"/>
+                      <pic:cNvPr id="0" name="image8.png"/>
                       <pic:cNvPicPr preferRelativeResize="0"/>
                     </pic:nvPicPr>
                     <pic:blipFill>
@@ -5153,12 +5219,12 @@
               <wp:extent cx="154305" cy="862330"/>
               <wp:effectExtent b="0" l="0" r="0" t="0"/>
               <wp:wrapNone/>
-              <wp:docPr id="106" name="image5.png"/>
+              <wp:docPr id="106" name="image7.png"/>
               <a:graphic>
                 <a:graphicData uri="http://schemas.openxmlformats.org/drawingml/2006/picture">
                   <pic:pic>
                     <pic:nvPicPr>
-                      <pic:cNvPr id="0" name="image5.png"/>
+                      <pic:cNvPr id="0" name="image7.png"/>
                       <pic:cNvPicPr preferRelativeResize="0"/>
                     </pic:nvPicPr>
                     <pic:blipFill>
@@ -5232,7 +5298,14 @@
         <w:rFonts w:ascii="Cambria" w:cs="Cambria" w:eastAsia="Cambria" w:hAnsi="Cambria"/>
         <w:rtl w:val="0"/>
       </w:rPr>
-      <w:t xml:space="preserve">CU07 - Crear Etapa</w:t>
+      <w:t xml:space="preserve">CU07</w:t>
+    </w:r>
+    <w:r>
+      <w:rPr>
+        <w:rFonts w:ascii="Cambria" w:cs="Cambria" w:eastAsia="Cambria" w:hAnsi="Cambria"/>
+        <w:rtl w:val="0"/>
+      </w:rPr>
+      <w:t xml:space="preserve"> - Crear Etapa</w:t>
     </w:r>
   </w:p>
   <w:p>
@@ -5583,12 +5656,12 @@
               <wp:extent cx="7549515" cy="815340"/>
               <wp:effectExtent b="0" l="0" r="0" t="0"/>
               <wp:wrapNone/>
-              <wp:docPr id="109" name="image9.png"/>
+              <wp:docPr id="109" name="image10.png"/>
               <a:graphic>
                 <a:graphicData uri="http://schemas.openxmlformats.org/drawingml/2006/picture">
                   <pic:pic>
                     <pic:nvPicPr>
-                      <pic:cNvPr id="0" name="image9.png"/>
+                      <pic:cNvPr id="0" name="image10.png"/>
                       <pic:cNvPicPr preferRelativeResize="0"/>
                     </pic:nvPicPr>
                     <pic:blipFill>
@@ -5630,12 +5703,12 @@
           <wp:extent cx="669290" cy="669290"/>
           <wp:effectExtent b="0" l="0" r="0" t="0"/>
           <wp:wrapSquare wrapText="bothSides" distB="0" distT="0" distL="114300" distR="114300"/>
-          <wp:docPr descr="psi-negro.png" id="121" name="image8.png"/>
+          <wp:docPr descr="psi-negro.png" id="121" name="image3.png"/>
           <a:graphic>
             <a:graphicData uri="http://schemas.openxmlformats.org/drawingml/2006/picture">
               <pic:pic>
                 <pic:nvPicPr>
-                  <pic:cNvPr descr="psi-negro.png" id="0" name="image8.png"/>
+                  <pic:cNvPr descr="psi-negro.png" id="0" name="image3.png"/>
                   <pic:cNvPicPr preferRelativeResize="0"/>
                 </pic:nvPicPr>
                 <pic:blipFill>
@@ -5675,12 +5748,12 @@
           <wp:extent cx="425450" cy="666750"/>
           <wp:effectExtent b="0" l="0" r="0" t="0"/>
           <wp:wrapSquare wrapText="bothSides" distB="0" distT="0" distL="114300" distR="114300"/>
-          <wp:docPr descr="UNPA.JPG" id="118" name="image1.jpg"/>
+          <wp:docPr descr="UNPA.JPG" id="118" name="image2.jpg"/>
           <a:graphic>
             <a:graphicData uri="http://schemas.openxmlformats.org/drawingml/2006/picture">
               <pic:pic>
                 <pic:nvPicPr>
-                  <pic:cNvPr descr="UNPA.JPG" id="0" name="image1.jpg"/>
+                  <pic:cNvPr descr="UNPA.JPG" id="0" name="image2.jpg"/>
                   <pic:cNvPicPr preferRelativeResize="0"/>
                 </pic:nvPicPr>
                 <pic:blipFill>
@@ -5783,12 +5856,12 @@
               <wp:extent cx="154305" cy="862330"/>
               <wp:effectExtent b="0" l="0" r="0" t="0"/>
               <wp:wrapNone/>
-              <wp:docPr id="108" name="image7.png"/>
+              <wp:docPr id="108" name="image9.png"/>
               <a:graphic>
                 <a:graphicData uri="http://schemas.openxmlformats.org/drawingml/2006/picture">
                   <pic:pic>
                     <pic:nvPicPr>
-                      <pic:cNvPr id="0" name="image7.png"/>
+                      <pic:cNvPr id="0" name="image9.png"/>
                       <pic:cNvPicPr preferRelativeResize="0"/>
                     </pic:nvPicPr>
                     <pic:blipFill>
@@ -5893,12 +5966,12 @@
               <wp:extent cx="154305" cy="862965"/>
               <wp:effectExtent b="0" l="0" r="0" t="0"/>
               <wp:wrapNone/>
-              <wp:docPr id="110" name="image10.png"/>
+              <wp:docPr id="110" name="image11.png"/>
               <a:graphic>
                 <a:graphicData uri="http://schemas.openxmlformats.org/drawingml/2006/picture">
                   <pic:pic>
                     <pic:nvPicPr>
-                      <pic:cNvPr id="0" name="image10.png"/>
+                      <pic:cNvPr id="0" name="image11.png"/>
                       <pic:cNvPicPr preferRelativeResize="0"/>
                     </pic:nvPicPr>
                     <pic:blipFill>
@@ -6014,6 +6087,7 @@
     <w:rPr>
       <w:rFonts w:ascii="Cambria" w:cs="Cambria" w:eastAsia="Cambria" w:hAnsi="Cambria"/>
       <w:b w:val="1"/>
+      <w:bCs w:val="1"/>
       <w:color w:val="366091"/>
       <w:sz w:val="28"/>
       <w:szCs w:val="28"/>
@@ -6030,6 +6104,7 @@
     <w:rPr>
       <w:rFonts w:ascii="Cambria" w:cs="Cambria" w:eastAsia="Cambria" w:hAnsi="Cambria"/>
       <w:b w:val="1"/>
+      <w:bCs w:val="1"/>
       <w:color w:val="4f81bd"/>
       <w:sz w:val="26"/>
       <w:szCs w:val="26"/>
@@ -6046,6 +6121,7 @@
     <w:rPr>
       <w:rFonts w:ascii="Cambria" w:cs="Cambria" w:eastAsia="Cambria" w:hAnsi="Cambria"/>
       <w:b w:val="1"/>
+      <w:bCs w:val="1"/>
       <w:color w:val="4f81bd"/>
     </w:rPr>
   </w:style>
@@ -6060,7 +6136,9 @@
     <w:rPr>
       <w:rFonts w:ascii="Cambria" w:cs="Cambria" w:eastAsia="Cambria" w:hAnsi="Cambria"/>
       <w:b w:val="1"/>
+      <w:bCs w:val="1"/>
       <w:i w:val="1"/>
+      <w:iCs w:val="1"/>
       <w:color w:val="4f81bd"/>
     </w:rPr>
   </w:style>
@@ -6089,6 +6167,7 @@
     <w:rPr>
       <w:rFonts w:ascii="Times New Roman" w:cs="Times New Roman" w:eastAsia="Times New Roman" w:hAnsi="Times New Roman"/>
       <w:i w:val="1"/>
+      <w:iCs w:val="1"/>
     </w:rPr>
   </w:style>
   <w:style w:type="paragraph" w:styleId="Title">
@@ -7024,6 +7103,7 @@
     <w:rPr>
       <w:rFonts w:ascii="Georgia" w:cs="Georgia" w:eastAsia="Georgia" w:hAnsi="Georgia"/>
       <w:i w:val="1"/>
+      <w:iCs w:val="1"/>
       <w:color w:val="666666"/>
       <w:sz w:val="48"/>
       <w:szCs w:val="48"/>
@@ -7324,7 +7404,7 @@
 
 <file path=customXML/item1.xml><?xml version="1.0" encoding="utf-8"?>
 <go:gDocsCustomXmlDataStorage xmlns:go="http://customooxmlschemas.google.com/" xmlns:r="http://schemas.openxmlformats.org/officeDocument/2006/relationships" uri="GoogleDocsCustomDataVersion2">
-  <go:docsCustomData xmlns:go="http://customooxmlschemas.google.com/" roundtripDataSignature="AMtx7mjngfsKjngrT4uV0FNR9uBmptH5Bw==">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</go:docsCustomData>
+  <go:docsCustomData xmlns:go="http://customooxmlschemas.google.com/" roundtripDataSignature="AMtx7mgrRXC/idaJ1Ym21yq9mGCTGHRN8Q==">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</go:docsCustomData>
 </go:gDocsCustomXmlDataStorage>
 </file>
 
